--- a/Handout_Fotorealismus_Hyperrealismus.docx
+++ b/Handout_Fotorealismus_Hyperrealismus.docx
@@ -16,13 +16,13 @@
         <w:tblLayout w:type="fixed"/>
       </w:tblPr>
       <w:tblGrid>
-        <w:gridCol w:w="6810"/>
-        <w:gridCol w:w="3508"/>
+        <w:gridCol w:w="7223"/>
+        <w:gridCol w:w="3095"/>
       </w:tblGrid>
       <w:tr>
         <w:tc>
           <w:tcPr>
-            <w:tcW w:type="dxa" w:w="6810"/>
+            <w:tcW w:type="dxa" w:w="7223"/>
             <w:tcMar>
               <w:top w:type="dxa" w:w="40"/>
               <w:left w:type="dxa" w:w="0"/>
@@ -33,7 +33,7 @@
           </w:tcPr>
           <w:p>
             <w:pPr>
-              <w:spacing w:after="20" w:before="0" w:line="252"/>
+              <w:spacing w:after="20" w:before="0" w:line="252" w:lineRule="auto"/>
             </w:pPr>
             <w:r>
               <w:rPr>
@@ -49,7 +49,7 @@
           </w:p>
           <w:p>
             <w:pPr>
-              <w:spacing w:after="0" w:before="0" w:line="252"/>
+              <w:spacing w:after="0" w:before="0" w:line="240" w:lineRule="auto"/>
             </w:pPr>
             <w:r>
               <w:rPr>
@@ -57,8 +57,8 @@
                 <w:b/>
                 <w:bCs/>
                 <w:color w:val="1A1A1A"/>
-                <w:sz w:val="38"/>
-                <w:szCs w:val="38"/>
+                <w:sz w:val="34"/>
+                <w:szCs w:val="34"/>
               </w:rPr>
               <w:t xml:space="preserve">Fotorealismus &amp; Hyperrealismus</w:t>
             </w:r>
@@ -66,7 +66,7 @@
         </w:tc>
         <w:tc>
           <w:tcPr>
-            <w:tcW w:type="dxa" w:w="3508"/>
+            <w:tcW w:type="dxa" w:w="3095"/>
             <w:tcMar>
               <w:top w:type="dxa" w:w="40"/>
               <w:left w:type="dxa" w:w="90"/>
@@ -77,7 +77,7 @@
           </w:tcPr>
           <w:p>
             <w:pPr>
-              <w:spacing w:after="50" w:before="0" w:line="252"/>
+              <w:spacing w:after="50" w:before="0" w:line="252" w:lineRule="auto"/>
               <w:jc w:val="right"/>
             </w:pPr>
             <w:r>
@@ -92,7 +92,7 @@
           </w:p>
           <w:p>
             <w:pPr>
-              <w:spacing w:after="0" w:before="0" w:line="252"/>
+              <w:spacing w:after="0" w:before="0" w:line="252" w:lineRule="auto"/>
               <w:jc w:val="right"/>
             </w:pPr>
             <w:r>
@@ -110,7 +110,7 @@
     </w:tbl>
     <w:p>
       <w:pPr>
-        <w:spacing w:after="0" w:before="60" w:line="252"/>
+        <w:spacing w:after="0" w:before="60" w:line="252" w:lineRule="auto"/>
       </w:pPr>
       <w:r>
         <w:rPr>
@@ -157,7 +157,7 @@
     </w:p>
     <w:p>
       <w:pPr>
-        <w:spacing w:after="70" w:before="0" w:line="252"/>
+        <w:spacing w:after="70" w:before="0" w:line="252" w:lineRule="auto"/>
       </w:pPr>
       <w:r>
         <w:rPr>
@@ -166,7 +166,7 @@
           <w:sz w:val="18"/>
           <w:szCs w:val="18"/>
         </w:rPr>
-        <w:t xml:space="preserve">Der Fotorealismus entsteht Ende der 1960er-Jahre in den USA (v. a. Kalifornien und New York). Er knüpft an die Pop Art an, die Werbung und Alltagsbilder in die Kunst geholt hatte, und stellt sich gegen die damals vorherrschende abstrakte Malerei. Ab den 1970er-Jahren verbreitet er sich in Europa; der verwandte Begriff Hyperrealismus steht für eine Weiterentwicklung, die seit etwa 2000 einen Boom erlebt.</w:t>
+        <w:t xml:space="preserve">Der Fotorealismus entsteht Ende der 1960er-Jahre in den USA (v. a. New York und Kalifornien) als Gegenbewegung zum Abstrakten Expressionismus mit seinem sichtbaren Pinselgestus. Von der Pop Art übernimmt er den Blick auf Werbung, Konsum und Alltag. Ab 1972 wird er in Europa bekannt; in Deutschland malt Gerhard Richter schon ab 1962 nach Fotos, verwischt sie aber bewusst (Fotomalerei). Der Begriff Hyperrealismus (ab 1973) steht heute vor allem für die Weiterentwicklung, die seit etwa 2000 boomt.</w:t>
       </w:r>
     </w:p>
     <w:tbl>
@@ -201,7 +201,7 @@
           </w:tcPr>
           <w:p>
             <w:pPr>
-              <w:spacing w:after="0" w:before="0" w:line="252"/>
+              <w:spacing w:after="0" w:before="0" w:line="252" w:lineRule="auto"/>
             </w:pPr>
             <w:r>
               <w:rPr>
@@ -230,16 +230,16 @@
           </w:tcPr>
           <w:p>
             <w:pPr>
-              <w:spacing w:after="0" w:before="0" w:line="252"/>
-            </w:pPr>
-            <w:r>
-              <w:rPr>
-                <w:rFonts w:ascii="Arial" w:cs="Arial" w:eastAsia="Arial" w:hAnsi="Arial"/>
-                <w:color w:val="1A1A1A"/>
-                <w:sz w:val="18"/>
-                <w:szCs w:val="18"/>
-              </w:rPr>
-              <w:t xml:space="preserve">Pop Art (z. B. Andy Warhol, Roy Lichtenstein) macht Werbung, Konsum und Medienbilder kunstwürdig.</w:t>
+              <w:spacing w:after="0" w:before="0" w:line="252" w:lineRule="auto"/>
+            </w:pPr>
+            <w:r>
+              <w:rPr>
+                <w:rFonts w:ascii="Arial" w:cs="Arial" w:eastAsia="Arial" w:hAnsi="Arial"/>
+                <w:color w:val="1A1A1A"/>
+                <w:sz w:val="18"/>
+                <w:szCs w:val="18"/>
+              </w:rPr>
+              <w:t xml:space="preserve">Pop Art (z. B. Andy Warhol, Roy Lichtenstein) macht Werbung, Konsum und Medienbilder kunstwürdig – Gegenpol zur abstrakten Malerei.</w:t>
             </w:r>
           </w:p>
         </w:tc>
@@ -258,7 +258,7 @@
           </w:tcPr>
           <w:p>
             <w:pPr>
-              <w:spacing w:after="0" w:before="0" w:line="252"/>
+              <w:spacing w:after="0" w:before="0" w:line="252" w:lineRule="auto"/>
             </w:pPr>
             <w:r>
               <w:rPr>
@@ -286,16 +286,16 @@
           </w:tcPr>
           <w:p>
             <w:pPr>
-              <w:spacing w:after="0" w:before="0" w:line="252"/>
-            </w:pPr>
-            <w:r>
-              <w:rPr>
-                <w:rFonts w:ascii="Arial" w:cs="Arial" w:eastAsia="Arial" w:hAnsi="Arial"/>
-                <w:color w:val="1A1A1A"/>
-                <w:sz w:val="18"/>
-                <w:szCs w:val="18"/>
-              </w:rPr>
-              <w:t xml:space="preserve">Malcolm Morley malt „SS Amsterdam in Front of Rotterdam“ nach einer Postkarte – ein frühes Schlüsselwerk.</w:t>
+              <w:spacing w:after="0" w:before="0" w:line="252" w:lineRule="auto"/>
+            </w:pPr>
+            <w:r>
+              <w:rPr>
+                <w:rFonts w:ascii="Arial" w:cs="Arial" w:eastAsia="Arial" w:hAnsi="Arial"/>
+                <w:color w:val="1A1A1A"/>
+                <w:sz w:val="18"/>
+                <w:szCs w:val="18"/>
+              </w:rPr>
+              <w:t xml:space="preserve">Malcolm Morley malt „SS Amsterdam in Front of Rotterdam“ nach einem gedruckten Werbebild – ein frühes Schlüsselwerk.</w:t>
             </w:r>
           </w:p>
         </w:tc>
@@ -315,7 +315,7 @@
           </w:tcPr>
           <w:p>
             <w:pPr>
-              <w:spacing w:after="0" w:before="0" w:line="252"/>
+              <w:spacing w:after="0" w:before="0" w:line="252" w:lineRule="auto"/>
             </w:pPr>
             <w:r>
               <w:rPr>
@@ -344,16 +344,16 @@
           </w:tcPr>
           <w:p>
             <w:pPr>
-              <w:spacing w:after="0" w:before="0" w:line="252"/>
-            </w:pPr>
-            <w:r>
-              <w:rPr>
-                <w:rFonts w:ascii="Arial" w:cs="Arial" w:eastAsia="Arial" w:hAnsi="Arial"/>
-                <w:color w:val="1A1A1A"/>
-                <w:sz w:val="18"/>
-                <w:szCs w:val="18"/>
-              </w:rPr>
-              <w:t xml:space="preserve">Der New Yorker Galerist Louis K. Meisel prägt den Begriff „Photo-Realism“ (Fotorealismus).</w:t>
+              <w:spacing w:after="0" w:before="0" w:line="252" w:lineRule="auto"/>
+            </w:pPr>
+            <w:r>
+              <w:rPr>
+                <w:rFonts w:ascii="Arial" w:cs="Arial" w:eastAsia="Arial" w:hAnsi="Arial"/>
+                <w:color w:val="1A1A1A"/>
+                <w:sz w:val="18"/>
+                <w:szCs w:val="18"/>
+              </w:rPr>
+              <w:t xml:space="preserve">Der New Yorker Galerist Louis K. Meisel prägt den Begriff „Photo-Realism“; 1970 erstmals gedruckt (Whitney Museum, „22 Realists“).</w:t>
             </w:r>
           </w:p>
         </w:tc>
@@ -372,7 +372,7 @@
           </w:tcPr>
           <w:p>
             <w:pPr>
-              <w:spacing w:after="0" w:before="0" w:line="252"/>
+              <w:spacing w:after="0" w:before="0" w:line="252" w:lineRule="auto"/>
             </w:pPr>
             <w:r>
               <w:rPr>
@@ -400,16 +400,16 @@
           </w:tcPr>
           <w:p>
             <w:pPr>
-              <w:spacing w:after="0" w:before="0" w:line="252"/>
-            </w:pPr>
-            <w:r>
-              <w:rPr>
-                <w:rFonts w:ascii="Arial" w:cs="Arial" w:eastAsia="Arial" w:hAnsi="Arial"/>
-                <w:color w:val="1A1A1A"/>
-                <w:sz w:val="18"/>
-                <w:szCs w:val="18"/>
-              </w:rPr>
-              <w:t xml:space="preserve">documenta 5 in Kassel zeigt zahlreiche Fotorealisten – Durchbruch in Europa.</w:t>
+              <w:spacing w:after="0" w:before="0" w:line="252" w:lineRule="auto"/>
+            </w:pPr>
+            <w:r>
+              <w:rPr>
+                <w:rFonts w:ascii="Arial" w:cs="Arial" w:eastAsia="Arial" w:hAnsi="Arial"/>
+                <w:color w:val="1A1A1A"/>
+                <w:sz w:val="18"/>
+                <w:szCs w:val="18"/>
+              </w:rPr>
+              <w:t xml:space="preserve">documenta 5 in Kassel zeigt zahlreiche Fotorealisten – erster großer Auftritt in Europa. Meisel formuliert fünf Kriterien.</w:t>
             </w:r>
           </w:p>
         </w:tc>
@@ -429,7 +429,7 @@
           </w:tcPr>
           <w:p>
             <w:pPr>
-              <w:spacing w:after="0" w:before="0" w:line="252"/>
+              <w:spacing w:after="0" w:before="0" w:line="252" w:lineRule="auto"/>
             </w:pPr>
             <w:r>
               <w:rPr>
@@ -458,16 +458,16 @@
           </w:tcPr>
           <w:p>
             <w:pPr>
-              <w:spacing w:after="0" w:before="0" w:line="252"/>
-            </w:pPr>
-            <w:r>
-              <w:rPr>
-                <w:rFonts w:ascii="Arial" w:cs="Arial" w:eastAsia="Arial" w:hAnsi="Arial"/>
-                <w:color w:val="1A1A1A"/>
-                <w:sz w:val="18"/>
-                <w:szCs w:val="18"/>
-              </w:rPr>
-              <w:t xml:space="preserve">Eine Ausstellung der Galerie Isy Brachot in Brüssel prägt den Begriff „Hyperréalisme“ (Hyperrealismus).</w:t>
+              <w:spacing w:after="0" w:before="0" w:line="252" w:lineRule="auto"/>
+            </w:pPr>
+            <w:r>
+              <w:rPr>
+                <w:rFonts w:ascii="Arial" w:cs="Arial" w:eastAsia="Arial" w:hAnsi="Arial"/>
+                <w:color w:val="1A1A1A"/>
+                <w:sz w:val="18"/>
+                <w:szCs w:val="18"/>
+              </w:rPr>
+              <w:t xml:space="preserve">Die Ausstellung „Hyperréalisme“ der Galerie Isy Brachot in Brüssel prägt den Begriff Hyperrealismus.</w:t>
             </w:r>
           </w:p>
         </w:tc>
@@ -486,7 +486,7 @@
           </w:tcPr>
           <w:p>
             <w:pPr>
-              <w:spacing w:after="0" w:before="0" w:line="252"/>
+              <w:spacing w:after="0" w:before="0" w:line="252" w:lineRule="auto"/>
             </w:pPr>
             <w:r>
               <w:rPr>
@@ -514,16 +514,16 @@
           </w:tcPr>
           <w:p>
             <w:pPr>
-              <w:spacing w:after="0" w:before="0" w:line="252"/>
-            </w:pPr>
-            <w:r>
-              <w:rPr>
-                <w:rFonts w:ascii="Arial" w:cs="Arial" w:eastAsia="Arial" w:hAnsi="Arial"/>
-                <w:color w:val="1A1A1A"/>
-                <w:sz w:val="18"/>
-                <w:szCs w:val="18"/>
-              </w:rPr>
-              <w:t xml:space="preserve">Meisels Buch „Photorealism“ definiert die Kunstrichtung mit fünf Kriterien.</w:t>
+              <w:spacing w:after="0" w:before="0" w:line="252" w:lineRule="auto"/>
+            </w:pPr>
+            <w:r>
+              <w:rPr>
+                <w:rFonts w:ascii="Arial" w:cs="Arial" w:eastAsia="Arial" w:hAnsi="Arial"/>
+                <w:color w:val="1A1A1A"/>
+                <w:sz w:val="18"/>
+                <w:szCs w:val="18"/>
+              </w:rPr>
+              <w:t xml:space="preserve">Meisels Standardwerk „Photo-Realism“ fasst die erste Generation zusammen.</w:t>
             </w:r>
           </w:p>
         </w:tc>
@@ -543,7 +543,7 @@
           </w:tcPr>
           <w:p>
             <w:pPr>
-              <w:spacing w:after="0" w:before="0" w:line="252"/>
+              <w:spacing w:after="0" w:before="0" w:line="252" w:lineRule="auto"/>
             </w:pPr>
             <w:r>
               <w:rPr>
@@ -572,16 +572,16 @@
           </w:tcPr>
           <w:p>
             <w:pPr>
-              <w:spacing w:after="0" w:before="0" w:line="252"/>
-            </w:pPr>
-            <w:r>
-              <w:rPr>
-                <w:rFonts w:ascii="Arial" w:cs="Arial" w:eastAsia="Arial" w:hAnsi="Arial"/>
-                <w:color w:val="1A1A1A"/>
-                <w:sz w:val="18"/>
-                <w:szCs w:val="18"/>
-              </w:rPr>
-              <w:t xml:space="preserve">Hyperrealismus boomt: digitale Fotografie, extreme Detailtreue, lebensechte Skulpturen aus Silikon.</w:t>
+              <w:spacing w:after="0" w:before="0" w:line="252" w:lineRule="auto"/>
+            </w:pPr>
+            <w:r>
+              <w:rPr>
+                <w:rFonts w:ascii="Arial" w:cs="Arial" w:eastAsia="Arial" w:hAnsi="Arial"/>
+                <w:color w:val="1A1A1A"/>
+                <w:sz w:val="18"/>
+                <w:szCs w:val="18"/>
+              </w:rPr>
+              <w:t xml:space="preserve">Hyperrealismus boomt: digitale Fotografie, extreme Detailtreue, lebensechte Skulpturen aus Silikon (Ron Mueck).</w:t>
             </w:r>
           </w:p>
         </w:tc>
@@ -590,7 +590,7 @@
     <w:p>
       <w:pPr>
         <w:keepNext/>
-        <w:spacing w:after="50" w:before="110" w:line="252"/>
+        <w:spacing w:after="50" w:before="110" w:line="252" w:lineRule="auto"/>
       </w:pPr>
       <w:r>
         <w:rPr>
@@ -639,7 +639,7 @@
           </w:tcPr>
           <w:p>
             <w:pPr>
-              <w:spacing w:after="0" w:before="0" w:line="252"/>
+              <w:spacing w:after="0" w:before="0" w:line="252" w:lineRule="auto"/>
             </w:pPr>
             <w:r>
               <w:rPr>
@@ -666,7 +666,7 @@
           </w:tcPr>
           <w:p>
             <w:pPr>
-              <w:spacing w:after="0" w:before="0" w:line="252"/>
+              <w:spacing w:after="0" w:before="0" w:line="252" w:lineRule="auto"/>
             </w:pPr>
             <w:r>
               <w:rPr>
@@ -686,7 +686,7 @@
                 <w:sz w:val="15"/>
                 <w:szCs w:val="15"/>
               </w:rPr>
-              <w:t xml:space="preserve">  ca. 1966–1980 · zuerst USA, dann Europa</w:t>
+              <w:t xml:space="preserve">  Ende 1960er bis ca. 1980 · USA, dann Europa</w:t>
             </w:r>
           </w:p>
         </w:tc>
@@ -704,7 +704,7 @@
           </w:tcPr>
           <w:p>
             <w:pPr>
-              <w:spacing w:after="0" w:before="0" w:line="252"/>
+              <w:spacing w:after="0" w:before="0" w:line="252" w:lineRule="auto"/>
             </w:pPr>
             <w:r>
               <w:rPr>
@@ -743,7 +743,7 @@
           </w:tcPr>
           <w:p>
             <w:pPr>
-              <w:spacing w:after="0" w:before="0" w:line="252"/>
+              <w:spacing w:after="0" w:before="0" w:line="252" w:lineRule="auto"/>
             </w:pPr>
             <w:r>
               <w:rPr>
@@ -771,7 +771,7 @@
           </w:tcPr>
           <w:p>
             <w:pPr>
-              <w:spacing w:after="0" w:before="0" w:line="252"/>
+              <w:spacing w:after="0" w:before="0" w:line="252" w:lineRule="auto"/>
             </w:pPr>
             <w:r>
               <w:rPr>
@@ -797,7 +797,7 @@
           </w:tcPr>
           <w:p>
             <w:pPr>
-              <w:spacing w:after="0" w:before="0" w:line="252"/>
+              <w:spacing w:after="0" w:before="0" w:line="252" w:lineRule="auto"/>
             </w:pPr>
             <w:r>
               <w:rPr>
@@ -825,7 +825,7 @@
           </w:tcPr>
           <w:p>
             <w:pPr>
-              <w:spacing w:after="0" w:before="0" w:line="252"/>
+              <w:spacing w:after="0" w:before="0" w:line="252" w:lineRule="auto"/>
             </w:pPr>
             <w:r>
               <w:rPr>
@@ -853,7 +853,7 @@
           </w:tcPr>
           <w:p>
             <w:pPr>
-              <w:spacing w:after="0" w:before="0" w:line="252"/>
+              <w:spacing w:after="0" w:before="0" w:line="252" w:lineRule="auto"/>
             </w:pPr>
             <w:r>
               <w:rPr>
@@ -879,7 +879,7 @@
           </w:tcPr>
           <w:p>
             <w:pPr>
-              <w:spacing w:after="0" w:before="0" w:line="252"/>
+              <w:spacing w:after="0" w:before="0" w:line="252" w:lineRule="auto"/>
             </w:pPr>
             <w:r>
               <w:rPr>
@@ -907,7 +907,7 @@
           </w:tcPr>
           <w:p>
             <w:pPr>
-              <w:spacing w:after="0" w:before="0" w:line="252"/>
+              <w:spacing w:after="0" w:before="0" w:line="252" w:lineRule="auto"/>
             </w:pPr>
             <w:r>
               <w:rPr>
@@ -935,7 +935,7 @@
           </w:tcPr>
           <w:p>
             <w:pPr>
-              <w:spacing w:after="0" w:before="0" w:line="252"/>
+              <w:spacing w:after="0" w:before="0" w:line="252" w:lineRule="auto"/>
             </w:pPr>
             <w:r>
               <w:rPr>
@@ -961,7 +961,7 @@
           </w:tcPr>
           <w:p>
             <w:pPr>
-              <w:spacing w:after="0" w:before="0" w:line="252"/>
+              <w:spacing w:after="0" w:before="0" w:line="252" w:lineRule="auto"/>
             </w:pPr>
             <w:r>
               <w:rPr>
@@ -989,7 +989,7 @@
           </w:tcPr>
           <w:p>
             <w:pPr>
-              <w:spacing w:after="0" w:before="0" w:line="252"/>
+              <w:spacing w:after="0" w:before="0" w:line="252" w:lineRule="auto"/>
             </w:pPr>
             <w:r>
               <w:rPr>
@@ -1017,7 +1017,7 @@
           </w:tcPr>
           <w:p>
             <w:pPr>
-              <w:spacing w:after="0" w:before="0" w:line="252"/>
+              <w:spacing w:after="0" w:before="0" w:line="252" w:lineRule="auto"/>
             </w:pPr>
             <w:r>
               <w:rPr>
@@ -1043,7 +1043,7 @@
           </w:tcPr>
           <w:p>
             <w:pPr>
-              <w:spacing w:after="0" w:before="0" w:line="252"/>
+              <w:spacing w:after="0" w:before="0" w:line="252" w:lineRule="auto"/>
             </w:pPr>
             <w:r>
               <w:rPr>
@@ -1146,7 +1146,7 @@
           <w:sz w:val="18"/>
           <w:szCs w:val="18"/>
         </w:rPr>
-        <w:t xml:space="preserve">Das Foto wird mit Rasternetz oder Projektor exakt auf die Leinwand übertragen (Abb. 2).</w:t>
+        <w:t xml:space="preserve">Das Foto wird mit Rasternetz oder Diaprojektor genau auf die Leinwand übertragen (Abb. 2).</w:t>
       </w:r>
     </w:p>
     <w:p>
@@ -1206,7 +1206,7 @@
           <w:sz w:val="18"/>
           <w:szCs w:val="18"/>
         </w:rPr>
-        <w:t xml:space="preserve">Bildausschnitt, Licht, Spiegelungen und sogar Unschärfen werden vom Foto übernommen (Abb. 1, 2).</w:t>
+        <w:t xml:space="preserve">Bildausschnitt, Licht und Spiegelungen stammen aus dem Foto (Abb. 1) – Close malt sogar die Unschärfe der Kamera mit (Abb. 2).</w:t>
       </w:r>
     </w:p>
     <w:p>
@@ -1301,7 +1301,7 @@
     </w:p>
     <w:p>
       <w:pPr>
-        <w:spacing w:after="0" w:before="70" w:line="252"/>
+        <w:spacing w:after="0" w:before="70" w:line="252" w:lineRule="auto"/>
       </w:pPr>
       <w:r>
         <w:rPr>
@@ -1321,7 +1321,7 @@
           <w:sz w:val="18"/>
           <w:szCs w:val="18"/>
         </w:rPr>
-        <w:t xml:space="preserve">Ein Fotorealist (1) nutzt Kamera und Foto, um Informationen zu sammeln, (2) überträgt sie mechanisch oder halbmechanisch auf die Leinwand, (3) hat das technische Können, das Werk fotografisch wirken zu lassen, (4) hat bis 1972 als Fotorealist ausgestellt und (5) mindestens fünf Jahre fotorealistisch gearbeitet.</w:t>
+        <w:t xml:space="preserve">(formuliert 1972) Ein Fotorealist (1) nutzt Kamera und Foto, um Informationen zu sammeln, (2) überträgt sie mechanisch oder halbmechanisch auf die Leinwand, (3) hat das technische Können, das Werk fotografisch wirken zu lassen, (4) hat bis 1972 als Fotorealist ausgestellt und (5) mindestens fünf Jahre fotorealistisch gearbeitet.</w:t>
       </w:r>
     </w:p>
     <w:p>
@@ -1419,7 +1419,7 @@
                 <w:sz w:val="18"/>
                 <w:szCs w:val="18"/>
               </w:rPr>
-              <w:t xml:space="preserve">Spiegelungen in Glas, Chrom und Lack (Estes, Eddy)</w:t>
+              <w:t xml:space="preserve">Spiegelungen, Reklame, Leuchtschrift (Estes, Eddy, Cottingham)</w:t>
             </w:r>
           </w:p>
           <w:p>
@@ -1440,16 +1440,16 @@
                 <w:sz w:val="18"/>
                 <w:szCs w:val="18"/>
               </w:rPr>
-              <w:t xml:space="preserve">Autos und Motorräder: </w:t>
-            </w:r>
-            <w:r>
-              <w:rPr>
-                <w:rFonts w:ascii="Arial" w:cs="Arial" w:eastAsia="Arial" w:hAnsi="Arial"/>
-                <w:color w:val="1A1A1A"/>
-                <w:sz w:val="18"/>
-                <w:szCs w:val="18"/>
-              </w:rPr>
-              <w:t xml:space="preserve">Symbole des „American Way of Life“ (Bechtle, Blackwell)</w:t>
+              <w:t xml:space="preserve">Autos und Wohnwagen: </w:t>
+            </w:r>
+            <w:r>
+              <w:rPr>
+                <w:rFonts w:ascii="Arial" w:cs="Arial" w:eastAsia="Arial" w:hAnsi="Arial"/>
+                <w:color w:val="1A1A1A"/>
+                <w:sz w:val="18"/>
+                <w:szCs w:val="18"/>
+              </w:rPr>
+              <w:t xml:space="preserve">Chrom und Lack als Symbole des „American Way of Life“ (Bechtle, Goings, Blackwell)</w:t>
             </w:r>
           </w:p>
           <w:p>
@@ -1651,7 +1651,7 @@
           </w:tcPr>
           <w:p>
             <w:pPr>
-              <w:spacing w:after="0" w:before="0" w:line="252"/>
+              <w:spacing w:after="0" w:before="0" w:line="252" w:lineRule="auto"/>
             </w:pPr>
             <w:r>
               <w:rPr>
@@ -1679,7 +1679,7 @@
           </w:tcPr>
           <w:p>
             <w:pPr>
-              <w:spacing w:after="0" w:before="0" w:line="252"/>
+              <w:spacing w:after="0" w:before="0" w:line="252" w:lineRule="auto"/>
             </w:pPr>
             <w:r>
               <w:rPr>
@@ -1706,7 +1706,7 @@
           </w:tcPr>
           <w:p>
             <w:pPr>
-              <w:spacing w:after="0" w:before="0" w:line="252"/>
+              <w:spacing w:after="0" w:before="0" w:line="252" w:lineRule="auto"/>
             </w:pPr>
             <w:r>
               <w:rPr>
@@ -1736,7 +1736,7 @@
           </w:tcPr>
           <w:p>
             <w:pPr>
-              <w:spacing w:after="0" w:before="0" w:line="252"/>
+              <w:spacing w:after="0" w:before="0" w:line="252" w:lineRule="auto"/>
             </w:pPr>
             <w:r>
               <w:rPr>
@@ -1761,7 +1761,7 @@
           </w:p>
           <w:p>
             <w:pPr>
-              <w:spacing w:after="0" w:before="0" w:line="252"/>
+              <w:spacing w:after="0" w:before="0" w:line="252" w:lineRule="auto"/>
             </w:pPr>
             <w:r>
               <w:rPr>
@@ -1770,7 +1770,7 @@
                 <w:sz w:val="16"/>
                 <w:szCs w:val="16"/>
               </w:rPr>
-              <w:t xml:space="preserve">Stadtansichten New Yorks mit Spiegelungen in Glas und Chrom</w:t>
+              <w:t xml:space="preserve">Mitbegründer; New Yorker Stadtansichten voller Spiegelungen</w:t>
             </w:r>
           </w:p>
         </w:tc>
@@ -1787,7 +1787,7 @@
           </w:tcPr>
           <w:p>
             <w:pPr>
-              <w:spacing w:after="0" w:before="0" w:line="252"/>
+              <w:spacing w:after="0" w:before="0" w:line="252" w:lineRule="auto"/>
             </w:pPr>
             <w:r>
               <w:rPr>
@@ -1813,7 +1813,7 @@
           </w:tcPr>
           <w:p>
             <w:pPr>
-              <w:spacing w:after="0" w:before="0" w:line="252"/>
+              <w:spacing w:after="0" w:before="0" w:line="252" w:lineRule="auto"/>
             </w:pPr>
             <w:r>
               <w:rPr>
@@ -1838,7 +1838,7 @@
           </w:p>
           <w:p>
             <w:pPr>
-              <w:spacing w:after="0" w:before="0" w:line="252"/>
+              <w:spacing w:after="0" w:before="0" w:line="252" w:lineRule="auto"/>
             </w:pPr>
             <w:r>
               <w:rPr>
@@ -1866,7 +1866,7 @@
           </w:tcPr>
           <w:p>
             <w:pPr>
-              <w:spacing w:after="0" w:before="0" w:line="252"/>
+              <w:spacing w:after="0" w:before="0" w:line="252" w:lineRule="auto"/>
             </w:pPr>
             <w:r>
               <w:rPr>
@@ -1891,7 +1891,7 @@
           </w:p>
           <w:p>
             <w:pPr>
-              <w:spacing w:after="0" w:before="0" w:line="252"/>
+              <w:spacing w:after="0" w:before="0" w:line="252" w:lineRule="auto"/>
             </w:pPr>
             <w:r>
               <w:rPr>
@@ -1917,7 +1917,7 @@
           </w:tcPr>
           <w:p>
             <w:pPr>
-              <w:spacing w:after="0" w:before="0" w:line="252"/>
+              <w:spacing w:after="0" w:before="0" w:line="252" w:lineRule="auto"/>
             </w:pPr>
             <w:r>
               <w:rPr>
@@ -1943,7 +1943,7 @@
           </w:tcPr>
           <w:p>
             <w:pPr>
-              <w:spacing w:after="0" w:before="0" w:line="252"/>
+              <w:spacing w:after="0" w:before="0" w:line="252" w:lineRule="auto"/>
             </w:pPr>
             <w:r>
               <w:rPr>
@@ -1968,7 +1968,7 @@
           </w:p>
           <w:p>
             <w:pPr>
-              <w:spacing w:after="0" w:before="0" w:line="252"/>
+              <w:spacing w:after="0" w:before="0" w:line="252" w:lineRule="auto"/>
             </w:pPr>
             <w:r>
               <w:rPr>
@@ -1996,7 +1996,7 @@
           </w:tcPr>
           <w:p>
             <w:pPr>
-              <w:spacing w:after="0" w:before="0" w:line="252"/>
+              <w:spacing w:after="0" w:before="0" w:line="252" w:lineRule="auto"/>
             </w:pPr>
             <w:r>
               <w:rPr>
@@ -2021,7 +2021,7 @@
           </w:p>
           <w:p>
             <w:pPr>
-              <w:spacing w:after="0" w:before="0" w:line="252"/>
+              <w:spacing w:after="0" w:before="0" w:line="252" w:lineRule="auto"/>
             </w:pPr>
             <w:r>
               <w:rPr>
@@ -2047,7 +2047,7 @@
           </w:tcPr>
           <w:p>
             <w:pPr>
-              <w:spacing w:after="0" w:before="0" w:line="252"/>
+              <w:spacing w:after="0" w:before="0" w:line="252" w:lineRule="auto"/>
             </w:pPr>
             <w:r>
               <w:rPr>
@@ -2073,7 +2073,7 @@
           </w:tcPr>
           <w:p>
             <w:pPr>
-              <w:spacing w:after="0" w:before="0" w:line="252"/>
+              <w:spacing w:after="0" w:before="0" w:line="252" w:lineRule="auto"/>
             </w:pPr>
             <w:r>
               <w:rPr>
@@ -2093,12 +2093,12 @@
                 <w:sz w:val="15"/>
                 <w:szCs w:val="15"/>
               </w:rPr>
-              <w:t xml:space="preserve">  * 1958 · Australien</w:t>
-            </w:r>
-          </w:p>
-          <w:p>
-            <w:pPr>
-              <w:spacing w:after="0" w:before="0" w:line="252"/>
+              <w:t xml:space="preserve">  * 1958 · Australien, lebt in London</w:t>
+            </w:r>
+          </w:p>
+          <w:p>
+            <w:pPr>
+              <w:spacing w:after="0" w:before="0" w:line="252" w:lineRule="auto"/>
             </w:pPr>
             <w:r>
               <w:rPr>
@@ -2126,7 +2126,7 @@
           </w:tcPr>
           <w:p>
             <w:pPr>
-              <w:spacing w:after="0" w:before="0" w:line="252"/>
+              <w:spacing w:after="0" w:before="0" w:line="252" w:lineRule="auto"/>
             </w:pPr>
             <w:r>
               <w:rPr>
@@ -2151,7 +2151,7 @@
           </w:p>
           <w:p>
             <w:pPr>
-              <w:spacing w:after="0" w:before="0" w:line="252"/>
+              <w:spacing w:after="0" w:before="0" w:line="252" w:lineRule="auto"/>
             </w:pPr>
             <w:r>
               <w:rPr>
@@ -2160,7 +2160,7 @@
                 <w:sz w:val="16"/>
                 <w:szCs w:val="16"/>
               </w:rPr>
-              <w:t xml:space="preserve">Pionierin des Fotorealismus; Vanitas-Stillleben mit Airbrush</w:t>
+              <w:t xml:space="preserve">Wichtigste Künstlerin der ersten Generation; Vanitas-Stillleben</w:t>
             </w:r>
           </w:p>
         </w:tc>
@@ -2177,7 +2177,7 @@
           </w:tcPr>
           <w:p>
             <w:pPr>
-              <w:spacing w:after="0" w:before="0" w:line="252"/>
+              <w:spacing w:after="0" w:before="0" w:line="252" w:lineRule="auto"/>
             </w:pPr>
             <w:r>
               <w:rPr>
@@ -2203,7 +2203,7 @@
           </w:tcPr>
           <w:p>
             <w:pPr>
-              <w:spacing w:after="0" w:before="0" w:line="252"/>
+              <w:spacing w:after="0" w:before="0" w:line="252" w:lineRule="auto"/>
             </w:pPr>
             <w:r>
               <w:rPr>
@@ -2228,7 +2228,7 @@
           </w:p>
           <w:p>
             <w:pPr>
-              <w:spacing w:after="0" w:before="0" w:line="252"/>
+              <w:spacing w:after="0" w:before="0" w:line="252" w:lineRule="auto"/>
             </w:pPr>
             <w:r>
               <w:rPr>
@@ -2256,7 +2256,7 @@
           </w:tcPr>
           <w:p>
             <w:pPr>
-              <w:spacing w:after="0" w:before="0" w:line="252"/>
+              <w:spacing w:after="0" w:before="0" w:line="252" w:lineRule="auto"/>
             </w:pPr>
             <w:r>
               <w:rPr>
@@ -2281,7 +2281,7 @@
           </w:p>
           <w:p>
             <w:pPr>
-              <w:spacing w:after="0" w:before="0" w:line="252"/>
+              <w:spacing w:after="0" w:before="0" w:line="252" w:lineRule="auto"/>
             </w:pPr>
             <w:r>
               <w:rPr>
@@ -2307,7 +2307,7 @@
           </w:tcPr>
           <w:p>
             <w:pPr>
-              <w:spacing w:after="0" w:before="0" w:line="252"/>
+              <w:spacing w:after="0" w:before="0" w:line="252" w:lineRule="auto"/>
             </w:pPr>
             <w:r>
               <w:rPr>
@@ -2333,7 +2333,7 @@
           </w:tcPr>
           <w:p>
             <w:pPr>
-              <w:spacing w:after="0" w:before="0" w:line="252"/>
+              <w:spacing w:after="0" w:before="0" w:line="252" w:lineRule="auto"/>
             </w:pPr>
             <w:r>
               <w:rPr>
@@ -2358,7 +2358,7 @@
           </w:p>
           <w:p>
             <w:pPr>
-              <w:spacing w:after="0" w:before="0" w:line="252"/>
+              <w:spacing w:after="0" w:before="0" w:line="252" w:lineRule="auto"/>
             </w:pPr>
             <w:r>
               <w:rPr>
@@ -2386,7 +2386,7 @@
           </w:tcPr>
           <w:p>
             <w:pPr>
-              <w:spacing w:after="0" w:before="0" w:line="252"/>
+              <w:spacing w:after="0" w:before="0" w:line="252" w:lineRule="auto"/>
             </w:pPr>
             <w:r>
               <w:rPr>
@@ -2411,7 +2411,7 @@
           </w:p>
           <w:p>
             <w:pPr>
-              <w:spacing w:after="0" w:before="0" w:line="252"/>
+              <w:spacing w:after="0" w:before="0" w:line="252" w:lineRule="auto"/>
             </w:pPr>
             <w:r>
               <w:rPr>
@@ -2420,7 +2420,7 @@
                 <w:sz w:val="16"/>
                 <w:szCs w:val="16"/>
               </w:rPr>
-              <w:t xml:space="preserve">Bedeutendster europäischer Fotorealist; riesige Porträts</w:t>
+              <w:t xml:space="preserve">Wichtigster europäischer Fotorealist; Durchbruch auf der documenta 5</w:t>
             </w:r>
           </w:p>
         </w:tc>
@@ -2437,7 +2437,7 @@
           </w:tcPr>
           <w:p>
             <w:pPr>
-              <w:spacing w:after="0" w:before="0" w:line="252"/>
+              <w:spacing w:after="0" w:before="0" w:line="252" w:lineRule="auto"/>
             </w:pPr>
             <w:r>
               <w:rPr>
@@ -2463,18 +2463,18 @@
           </w:tcPr>
           <w:p>
             <w:pPr>
-              <w:spacing w:after="0" w:before="0" w:line="252"/>
-            </w:pPr>
-            <w:r>
-              <w:rPr>
-                <w:rFonts w:ascii="Arial" w:cs="Arial" w:eastAsia="Arial" w:hAnsi="Arial"/>
-                <w:b/>
-                <w:bCs/>
-                <w:color w:val="1A1A1A"/>
-                <w:sz w:val="18"/>
-                <w:szCs w:val="18"/>
-              </w:rPr>
-              <w:t xml:space="preserve">Alyssa Monks</w:t>
+              <w:spacing w:after="0" w:before="0" w:line="252" w:lineRule="auto"/>
+            </w:pPr>
+            <w:r>
+              <w:rPr>
+                <w:rFonts w:ascii="Arial" w:cs="Arial" w:eastAsia="Arial" w:hAnsi="Arial"/>
+                <w:b/>
+                <w:bCs/>
+                <w:color w:val="1A1A1A"/>
+                <w:sz w:val="18"/>
+                <w:szCs w:val="18"/>
+              </w:rPr>
+              <w:t xml:space="preserve">Robin Eley</w:t>
             </w:r>
             <w:r>
               <w:rPr>
@@ -2483,12 +2483,12 @@
                 <w:sz w:val="15"/>
                 <w:szCs w:val="15"/>
               </w:rPr>
-              <w:t xml:space="preserve">  * 1977 · USA</w:t>
-            </w:r>
-          </w:p>
-          <w:p>
-            <w:pPr>
-              <w:spacing w:after="0" w:before="0" w:line="252"/>
+              <w:t xml:space="preserve">  * 1978 · Großbritannien/Australien</w:t>
+            </w:r>
+          </w:p>
+          <w:p>
+            <w:pPr>
+              <w:spacing w:after="0" w:before="0" w:line="252" w:lineRule="auto"/>
             </w:pPr>
             <w:r>
               <w:rPr>
@@ -2497,7 +2497,7 @@
                 <w:sz w:val="16"/>
                 <w:szCs w:val="16"/>
               </w:rPr>
-              <w:t xml:space="preserve">Körper hinter Wasser und beschlagenem Glas</w:t>
+              <w:t xml:space="preserve">Menschen in Plastikfolie – die Folie ist nur gemalt</w:t>
             </w:r>
           </w:p>
         </w:tc>
@@ -2601,7 +2601,7 @@
                 </w:tcPr>
                 <w:p>
                   <w:pPr>
-                    <w:spacing w:after="0" w:before="0" w:line="252"/>
+                    <w:spacing w:after="0" w:before="0" w:line="252" w:lineRule="auto"/>
                     <w:jc w:val="center"/>
                   </w:pPr>
                   <w:r>
@@ -2618,7 +2618,7 @@
                 </w:p>
                 <w:p>
                   <w:pPr>
-                    <w:spacing w:after="0" w:before="0" w:line="252"/>
+                    <w:spacing w:after="0" w:before="0" w:line="252" w:lineRule="auto"/>
                     <w:jc w:val="center"/>
                   </w:pPr>
                   <w:r>
@@ -2638,7 +2638,7 @@
           </w:tbl>
           <w:p>
             <w:pPr>
-              <w:spacing w:after="40" w:before="0" w:line="252"/>
+              <w:spacing w:after="40" w:before="0" w:line="252" w:lineRule="auto"/>
             </w:pPr>
             <w:r>
               <w:rPr>
@@ -2652,7 +2652,7 @@
           </w:p>
           <w:p>
             <w:pPr>
-              <w:spacing w:after="20" w:before="0" w:line="252"/>
+              <w:spacing w:after="20" w:before="0" w:line="252" w:lineRule="auto"/>
             </w:pPr>
             <w:r>
               <w:rPr>
@@ -2703,7 +2703,7 @@
           </w:p>
           <w:p>
             <w:pPr>
-              <w:spacing w:after="30" w:before="0" w:line="252"/>
+              <w:spacing w:after="30" w:before="0" w:line="252" w:lineRule="auto"/>
             </w:pPr>
             <w:r>
               <w:rPr>
@@ -2717,7 +2717,7 @@
           </w:p>
           <w:p>
             <w:pPr>
-              <w:spacing w:after="0" w:before="0" w:line="252"/>
+              <w:spacing w:after="0" w:before="0" w:line="252" w:lineRule="auto"/>
             </w:pPr>
             <w:r>
               <w:rPr>
@@ -2726,7 +2726,7 @@
                 <w:sz w:val="16"/>
                 <w:szCs w:val="16"/>
               </w:rPr>
-              <w:t xml:space="preserve">Telefonzellen in New York: Spiegelungen in Glas und Metall, durchgehende Schärfe, keine Pinselspur, neutrales Alltagsmotiv.</w:t>
+              <w:t xml:space="preserve">Telefonzellen in New York: Spiegelungen in Glas und Metall, Nah und Fern gleich scharf (aus mehreren Fotos zusammengesetzt), keine Pinselspur.</w:t>
             </w:r>
           </w:p>
         </w:tc>
@@ -2743,7 +2743,7 @@
           </w:tcPr>
           <w:p>
             <w:pPr>
-              <w:spacing w:after="40" w:before="0" w:line="252"/>
+              <w:spacing w:after="40" w:before="0" w:line="252" w:lineRule="auto"/>
             </w:pPr>
             <w:r>
               <w:rPr>
@@ -2802,7 +2802,7 @@
                 </w:tcPr>
                 <w:p>
                   <w:pPr>
-                    <w:spacing w:after="0" w:before="0" w:line="252"/>
+                    <w:spacing w:after="0" w:before="0" w:line="252" w:lineRule="auto"/>
                     <w:jc w:val="center"/>
                   </w:pPr>
                   <w:r>
@@ -2819,7 +2819,7 @@
                 </w:p>
                 <w:p>
                   <w:pPr>
-                    <w:spacing w:after="0" w:before="0" w:line="252"/>
+                    <w:spacing w:after="0" w:before="0" w:line="252" w:lineRule="auto"/>
                     <w:jc w:val="center"/>
                   </w:pPr>
                   <w:r>
@@ -2839,7 +2839,7 @@
           </w:tbl>
           <w:p>
             <w:pPr>
-              <w:spacing w:after="40" w:before="0" w:line="252"/>
+              <w:spacing w:after="40" w:before="0" w:line="252" w:lineRule="auto"/>
             </w:pPr>
             <w:r>
               <w:rPr>
@@ -2853,7 +2853,7 @@
           </w:p>
           <w:p>
             <w:pPr>
-              <w:spacing w:after="20" w:before="0" w:line="252"/>
+              <w:spacing w:after="20" w:before="0" w:line="252" w:lineRule="auto"/>
             </w:pPr>
             <w:r>
               <w:rPr>
@@ -2904,7 +2904,7 @@
           </w:p>
           <w:p>
             <w:pPr>
-              <w:spacing w:after="30" w:before="0" w:line="252"/>
+              <w:spacing w:after="30" w:before="0" w:line="252" w:lineRule="auto"/>
             </w:pPr>
             <w:r>
               <w:rPr>
@@ -2913,12 +2913,12 @@
                 <w:sz w:val="14"/>
                 <w:szCs w:val="14"/>
               </w:rPr>
-              <w:t xml:space="preserve">Acryl auf Leinwand, 273 × 212 cm; Walker Art Center, Minneapolis</w:t>
-            </w:r>
-          </w:p>
-          <w:p>
-            <w:pPr>
-              <w:spacing w:after="0" w:before="0" w:line="252"/>
+              <w:t xml:space="preserve">Acryl auf Leinwand (Airbrush), 273,1 × 212,1 cm; Walker Art Center, Minneapolis</w:t>
+            </w:r>
+          </w:p>
+          <w:p>
+            <w:pPr>
+              <w:spacing w:after="0" w:before="0" w:line="252" w:lineRule="auto"/>
             </w:pPr>
             <w:r>
               <w:rPr>
@@ -2927,7 +2927,7 @@
                 <w:sz w:val="16"/>
                 <w:szCs w:val="16"/>
               </w:rPr>
-              <w:t xml:space="preserve">Selbstporträt, 2,73 m hoch: per Raster vom Foto übertragen; die fotografische Unschärfe an Haaren und Schultern wird mitgemalt.</w:t>
+              <w:t xml:space="preserve">Selbstbildnis, 2,73 m hoch: per Raster vom Foto übertragen, mit Airbrush gemalt; die Unschärfe von Nasenspitze und Ohren ist mitgemalt.</w:t>
             </w:r>
           </w:p>
         </w:tc>
@@ -2944,7 +2944,7 @@
           </w:tcPr>
           <w:p>
             <w:pPr>
-              <w:spacing w:after="40" w:before="0" w:line="252"/>
+              <w:spacing w:after="40" w:before="0" w:line="252" w:lineRule="auto"/>
             </w:pPr>
             <w:r>
               <w:rPr>
@@ -3003,7 +3003,7 @@
                 </w:tcPr>
                 <w:p>
                   <w:pPr>
-                    <w:spacing w:after="0" w:before="0" w:line="252"/>
+                    <w:spacing w:after="0" w:before="0" w:line="252" w:lineRule="auto"/>
                     <w:jc w:val="center"/>
                   </w:pPr>
                   <w:r>
@@ -3020,7 +3020,7 @@
                 </w:p>
                 <w:p>
                   <w:pPr>
-                    <w:spacing w:after="0" w:before="0" w:line="252"/>
+                    <w:spacing w:after="0" w:before="0" w:line="252" w:lineRule="auto"/>
                     <w:jc w:val="center"/>
                   </w:pPr>
                   <w:r>
@@ -3040,7 +3040,7 @@
           </w:tbl>
           <w:p>
             <w:pPr>
-              <w:spacing w:after="40" w:before="0" w:line="252"/>
+              <w:spacing w:after="40" w:before="0" w:line="252" w:lineRule="auto"/>
             </w:pPr>
             <w:r>
               <w:rPr>
@@ -3054,7 +3054,7 @@
           </w:p>
           <w:p>
             <w:pPr>
-              <w:spacing w:after="20" w:before="0" w:line="252"/>
+              <w:spacing w:after="20" w:before="0" w:line="252" w:lineRule="auto"/>
             </w:pPr>
             <w:r>
               <w:rPr>
@@ -3100,12 +3100,12 @@
                 <w:sz w:val="16"/>
                 <w:szCs w:val="16"/>
               </w:rPr>
-              <w:t xml:space="preserve">, 1969</w:t>
-            </w:r>
-          </w:p>
-          <w:p>
-            <w:pPr>
-              <w:spacing w:after="30" w:before="0" w:line="252"/>
+              <w:t xml:space="preserve">, 1969/70</w:t>
+            </w:r>
+          </w:p>
+          <w:p>
+            <w:pPr>
+              <w:spacing w:after="30" w:before="0" w:line="252" w:lineRule="auto"/>
             </w:pPr>
             <w:r>
               <w:rPr>
@@ -3114,12 +3114,12 @@
                 <w:sz w:val="14"/>
                 <w:szCs w:val="14"/>
               </w:rPr>
-              <w:t xml:space="preserve">Polyester, Glasfaser, Kleidung, Einkaufswagen, lebensgroß; Ludwig Forum für Internationale Kunst, Aachen</w:t>
-            </w:r>
-          </w:p>
-          <w:p>
-            <w:pPr>
-              <w:spacing w:after="0" w:before="0" w:line="252"/>
+              <w:t xml:space="preserve">Polyesterharz und Glasfaser, bemalt; echte Kleidung und Waren, lebensgroß; Ludwig Forum für Internationale Kunst, Aachen</w:t>
+            </w:r>
+          </w:p>
+          <w:p>
+            <w:pPr>
+              <w:spacing w:after="0" w:before="0" w:line="252" w:lineRule="auto"/>
             </w:pPr>
             <w:r>
               <w:rPr>
@@ -3128,7 +3128,7 @@
                 <w:sz w:val="16"/>
                 <w:szCs w:val="16"/>
               </w:rPr>
-              <w:t xml:space="preserve">Lebensgroße Figur mit echter Kleidung und Einkaufswagen – im Museum oft für eine echte Besucherin gehalten.</w:t>
+              <w:t xml:space="preserve">Abguss vom lebenden Modell, naturgetreu bemalt, echte Kleidung und Waren – im Museum oft für eine echte Besucherin gehalten.</w:t>
             </w:r>
           </w:p>
         </w:tc>
@@ -3165,7 +3165,7 @@
           </w:tcPr>
           <w:p>
             <w:pPr>
-              <w:spacing w:after="30" w:before="0" w:line="252"/>
+              <w:spacing w:after="30" w:before="0" w:line="252" w:lineRule="auto"/>
             </w:pPr>
             <w:r>
               <w:rPr>
@@ -3192,7 +3192,7 @@
           </w:p>
           <w:p>
             <w:pPr>
-              <w:spacing w:after="0" w:before="0" w:line="252"/>
+              <w:spacing w:after="0" w:before="0" w:line="252" w:lineRule="auto"/>
             </w:pPr>
             <w:r>
               <w:rPr>

--- a/Handout_Fotorealismus_Hyperrealismus.docx
+++ b/Handout_Fotorealismus_Hyperrealismus.docx
@@ -40,7 +40,7 @@
                 <w:rFonts w:ascii="Arial" w:cs="Arial" w:eastAsia="Arial" w:hAnsi="Arial"/>
                 <w:b/>
                 <w:bCs/>
-                <w:color w:val="B07400"/>
+                <w:color w:val="9A6400"/>
                 <w:sz w:val="15"/>
                 <w:szCs w:val="15"/>
               </w:rPr>
@@ -77,17 +77,17 @@
           </w:tcPr>
           <w:p>
             <w:pPr>
-              <w:spacing w:after="50" w:before="0" w:line="252" w:lineRule="auto"/>
+              <w:spacing w:after="40" w:before="0" w:line="252" w:lineRule="auto"/>
               <w:jc w:val="right"/>
             </w:pPr>
             <w:r>
               <w:rPr>
                 <w:rFonts w:ascii="Arial" w:cs="Arial" w:eastAsia="Arial" w:hAnsi="Arial"/>
-                <w:color w:val="5A5A5A"/>
-                <w:sz w:val="16"/>
-                <w:szCs w:val="16"/>
-              </w:rPr>
-              <w:t xml:space="preserve">Name: ___________________</w:t>
+                <w:color w:val="555555"/>
+                <w:sz w:val="17"/>
+                <w:szCs w:val="17"/>
+              </w:rPr>
+              <w:t xml:space="preserve">Referat von [Vorname Nachname]</w:t>
             </w:r>
           </w:p>
           <w:p>
@@ -98,11 +98,11 @@
             <w:r>
               <w:rPr>
                 <w:rFonts w:ascii="Arial" w:cs="Arial" w:eastAsia="Arial" w:hAnsi="Arial"/>
-                <w:color w:val="5A5A5A"/>
-                <w:sz w:val="16"/>
-                <w:szCs w:val="16"/>
-              </w:rPr>
-              <w:t xml:space="preserve">Kurs: ____________  Datum: __________</w:t>
+                <w:color w:val="555555"/>
+                <w:sz w:val="17"/>
+                <w:szCs w:val="17"/>
+              </w:rPr>
+              <w:t xml:space="preserve">[Kurs] · [Datum]</w:t>
             </w:r>
           </w:p>
         </w:tc>
@@ -117,7 +117,7 @@
           <w:rFonts w:ascii="Arial" w:cs="Arial" w:eastAsia="Arial" w:hAnsi="Arial"/>
           <w:i/>
           <w:iCs/>
-          <w:color w:val="5A5A5A"/>
+          <w:color w:val="555555"/>
           <w:sz w:val="18"/>
           <w:szCs w:val="18"/>
         </w:rPr>
@@ -137,7 +137,7 @@
           <w:rFonts w:ascii="Georgia" w:cs="Georgia" w:eastAsia="Georgia" w:hAnsi="Georgia"/>
           <w:b/>
           <w:bCs/>
-          <w:color w:val="B07400"/>
+          <w:color w:val="9A6400"/>
           <w:sz w:val="24"/>
           <w:szCs w:val="24"/>
         </w:rPr>
@@ -163,10 +163,10 @@
         <w:rPr>
           <w:rFonts w:ascii="Arial" w:cs="Arial" w:eastAsia="Arial" w:hAnsi="Arial"/>
           <w:color w:val="1A1A1A"/>
-          <w:sz w:val="18"/>
-          <w:szCs w:val="18"/>
+          <w:sz w:val="20"/>
+          <w:szCs w:val="20"/>
         </w:rPr>
-        <w:t xml:space="preserve">Der Fotorealismus entsteht Ende der 1960er-Jahre in den USA (v. a. New York und Kalifornien) als Gegenbewegung zum Abstrakten Expressionismus mit seinem sichtbaren Pinselgestus. Von der Pop Art übernimmt er den Blick auf Werbung, Konsum und Alltag. Ab 1972 wird er in Europa bekannt; in Deutschland malt Gerhard Richter schon ab 1962 nach Fotos, verwischt sie aber bewusst (Fotomalerei). Der Begriff Hyperrealismus (ab 1973) steht heute vor allem für die Weiterentwicklung, die seit etwa 2000 boomt.</w:t>
+        <w:t xml:space="preserve">Der Fotorealismus entsteht Ende der 1960er-Jahre in den USA (v. a. New York und Kalifornien) als Gegenbewegung zum Abstrakten Expressionismus mit seinem sichtbaren Pinselgestus; von der Pop Art übernimmt er den Blick auf Werbung, Konsum und Alltag. „Hyper“ heißt „über“: Hyperrealismus meint heute vor allem Werke, die das Foto übertreffen wollen – schon Hansons Skulpturen ab ca. 1970, besonders aber Künstler seit ca. 2000.</w:t>
       </w:r>
     </w:p>
     <w:tbl>
@@ -208,9 +208,9 @@
                 <w:rFonts w:ascii="Arial" w:cs="Arial" w:eastAsia="Arial" w:hAnsi="Arial"/>
                 <w:b/>
                 <w:bCs/>
-                <w:color w:val="5A5A5A"/>
-                <w:sz w:val="18"/>
-                <w:szCs w:val="18"/>
+                <w:color w:val="555555"/>
+                <w:sz w:val="20"/>
+                <w:szCs w:val="20"/>
               </w:rPr>
               <w:t xml:space="preserve">1960er</w:t>
             </w:r>
@@ -236,10 +236,10 @@
               <w:rPr>
                 <w:rFonts w:ascii="Arial" w:cs="Arial" w:eastAsia="Arial" w:hAnsi="Arial"/>
                 <w:color w:val="1A1A1A"/>
-                <w:sz w:val="18"/>
-                <w:szCs w:val="18"/>
-              </w:rPr>
-              <w:t xml:space="preserve">Pop Art (z. B. Andy Warhol, Roy Lichtenstein) macht Werbung, Konsum und Medienbilder kunstwürdig – Gegenpol zur abstrakten Malerei.</w:t>
+                <w:sz w:val="20"/>
+                <w:szCs w:val="20"/>
+              </w:rPr>
+              <w:t xml:space="preserve">Pop Art (Warhol, Lichtenstein) macht Werbung und Konsum kunstwürdig – Gegenpol zur Abstraktion.</w:t>
             </w:r>
           </w:p>
         </w:tc>
@@ -265,9 +265,9 @@
                 <w:rFonts w:ascii="Arial" w:cs="Arial" w:eastAsia="Arial" w:hAnsi="Arial"/>
                 <w:b/>
                 <w:bCs/>
-                <w:color w:val="B07400"/>
-                <w:sz w:val="18"/>
-                <w:szCs w:val="18"/>
+                <w:color w:val="9A6400"/>
+                <w:sz w:val="20"/>
+                <w:szCs w:val="20"/>
               </w:rPr>
               <w:t xml:space="preserve">1966</w:t>
             </w:r>
@@ -292,10 +292,10 @@
               <w:rPr>
                 <w:rFonts w:ascii="Arial" w:cs="Arial" w:eastAsia="Arial" w:hAnsi="Arial"/>
                 <w:color w:val="1A1A1A"/>
-                <w:sz w:val="18"/>
-                <w:szCs w:val="18"/>
-              </w:rPr>
-              <w:t xml:space="preserve">Malcolm Morley malt „SS Amsterdam in Front of Rotterdam“ nach einem gedruckten Werbebild – ein frühes Schlüsselwerk.</w:t>
+                <w:sz w:val="20"/>
+                <w:szCs w:val="20"/>
+              </w:rPr>
+              <w:t xml:space="preserve">Malcolm Morley malt ein Passagierschiff nach einem Werbebild – ein frühes Schlüsselwerk.</w:t>
             </w:r>
           </w:p>
         </w:tc>
@@ -322,9 +322,9 @@
                 <w:rFonts w:ascii="Arial" w:cs="Arial" w:eastAsia="Arial" w:hAnsi="Arial"/>
                 <w:b/>
                 <w:bCs/>
-                <w:color w:val="B07400"/>
-                <w:sz w:val="18"/>
-                <w:szCs w:val="18"/>
+                <w:color w:val="9A6400"/>
+                <w:sz w:val="20"/>
+                <w:szCs w:val="20"/>
               </w:rPr>
               <w:t xml:space="preserve">1969</w:t>
             </w:r>
@@ -350,10 +350,10 @@
               <w:rPr>
                 <w:rFonts w:ascii="Arial" w:cs="Arial" w:eastAsia="Arial" w:hAnsi="Arial"/>
                 <w:color w:val="1A1A1A"/>
-                <w:sz w:val="18"/>
-                <w:szCs w:val="18"/>
-              </w:rPr>
-              <w:t xml:space="preserve">Der New Yorker Galerist Louis K. Meisel prägt den Begriff „Photo-Realism“; 1970 erstmals gedruckt (Whitney Museum, „22 Realists“).</w:t>
+                <w:sz w:val="20"/>
+                <w:szCs w:val="20"/>
+              </w:rPr>
+              <w:t xml:space="preserve">Galerist Louis K. Meisel prägt „Photo-Realism“; 1970 erstmals gedruckt (Whitney Museum, New York).</w:t>
             </w:r>
           </w:p>
         </w:tc>
@@ -379,9 +379,9 @@
                 <w:rFonts w:ascii="Arial" w:cs="Arial" w:eastAsia="Arial" w:hAnsi="Arial"/>
                 <w:b/>
                 <w:bCs/>
-                <w:color w:val="B07400"/>
-                <w:sz w:val="18"/>
-                <w:szCs w:val="18"/>
+                <w:color w:val="9A6400"/>
+                <w:sz w:val="20"/>
+                <w:szCs w:val="20"/>
               </w:rPr>
               <w:t xml:space="preserve">1972</w:t>
             </w:r>
@@ -406,10 +406,10 @@
               <w:rPr>
                 <w:rFonts w:ascii="Arial" w:cs="Arial" w:eastAsia="Arial" w:hAnsi="Arial"/>
                 <w:color w:val="1A1A1A"/>
-                <w:sz w:val="18"/>
-                <w:szCs w:val="18"/>
-              </w:rPr>
-              <w:t xml:space="preserve">documenta 5 in Kassel zeigt zahlreiche Fotorealisten – erster großer Auftritt in Europa. Meisel formuliert fünf Kriterien.</w:t>
+                <w:sz w:val="20"/>
+                <w:szCs w:val="20"/>
+              </w:rPr>
+              <w:t xml:space="preserve">documenta 5 in Kassel: erster großer Auftritt in Europa; Meisel formuliert seine fünf Kriterien.</w:t>
             </w:r>
           </w:p>
         </w:tc>
@@ -437,8 +437,8 @@
                 <w:b/>
                 <w:bCs/>
                 <w:color w:val="1F6F8B"/>
-                <w:sz w:val="18"/>
-                <w:szCs w:val="18"/>
+                <w:sz w:val="20"/>
+                <w:szCs w:val="20"/>
               </w:rPr>
               <w:t xml:space="preserve">1973</w:t>
             </w:r>
@@ -464,10 +464,10 @@
               <w:rPr>
                 <w:rFonts w:ascii="Arial" w:cs="Arial" w:eastAsia="Arial" w:hAnsi="Arial"/>
                 <w:color w:val="1A1A1A"/>
-                <w:sz w:val="18"/>
-                <w:szCs w:val="18"/>
-              </w:rPr>
-              <w:t xml:space="preserve">Die Ausstellung „Hyperréalisme“ der Galerie Isy Brachot in Brüssel prägt den Begriff Hyperrealismus.</w:t>
+                <w:sz w:val="20"/>
+                <w:szCs w:val="20"/>
+              </w:rPr>
+              <w:t xml:space="preserve">Ausstellung „Hyperréalisme“ der Galerie Isy Brachot (Brüssel) macht den Begriff bekannt.</w:t>
             </w:r>
           </w:p>
         </w:tc>
@@ -493,9 +493,9 @@
                 <w:rFonts w:ascii="Arial" w:cs="Arial" w:eastAsia="Arial" w:hAnsi="Arial"/>
                 <w:b/>
                 <w:bCs/>
-                <w:color w:val="B07400"/>
-                <w:sz w:val="18"/>
-                <w:szCs w:val="18"/>
+                <w:color w:val="9A6400"/>
+                <w:sz w:val="20"/>
+                <w:szCs w:val="20"/>
               </w:rPr>
               <w:t xml:space="preserve">1980</w:t>
             </w:r>
@@ -520,8 +520,8 @@
               <w:rPr>
                 <w:rFonts w:ascii="Arial" w:cs="Arial" w:eastAsia="Arial" w:hAnsi="Arial"/>
                 <w:color w:val="1A1A1A"/>
-                <w:sz w:val="18"/>
-                <w:szCs w:val="18"/>
+                <w:sz w:val="20"/>
+                <w:szCs w:val="20"/>
               </w:rPr>
               <w:t xml:space="preserve">Meisels Standardwerk „Photo-Realism“ fasst die erste Generation zusammen.</w:t>
             </w:r>
@@ -551,8 +551,8 @@
                 <w:b/>
                 <w:bCs/>
                 <w:color w:val="1F6F8B"/>
-                <w:sz w:val="18"/>
-                <w:szCs w:val="18"/>
+                <w:sz w:val="20"/>
+                <w:szCs w:val="20"/>
               </w:rPr>
               <w:t xml:space="preserve">ab 2000</w:t>
             </w:r>
@@ -578,10 +578,10 @@
               <w:rPr>
                 <w:rFonts w:ascii="Arial" w:cs="Arial" w:eastAsia="Arial" w:hAnsi="Arial"/>
                 <w:color w:val="1A1A1A"/>
-                <w:sz w:val="18"/>
-                <w:szCs w:val="18"/>
-              </w:rPr>
-              <w:t xml:space="preserve">Hyperrealismus boomt: digitale Fotografie, extreme Detailtreue, lebensechte Skulpturen aus Silikon (Ron Mueck).</w:t>
+                <w:sz w:val="20"/>
+                <w:szCs w:val="20"/>
+              </w:rPr>
+              <w:t xml:space="preserve">Neuer Aufschwung: Digitalfotografie, extreme Detailtreue, Skulpturen aus Silikon (Ron Mueck).</w:t>
             </w:r>
           </w:p>
         </w:tc>
@@ -597,9 +597,9 @@
           <w:rFonts w:ascii="Arial" w:cs="Arial" w:eastAsia="Arial" w:hAnsi="Arial"/>
           <w:b/>
           <w:bCs/>
-          <w:color w:val="1A1A1A"/>
-          <w:sz w:val="18"/>
-          <w:szCs w:val="18"/>
+          <w:color w:val="9A6400"/>
+          <w:sz w:val="20"/>
+          <w:szCs w:val="20"/>
         </w:rPr>
         <w:t xml:space="preserve">Entwicklung: vom Fotorealismus zum Hyperrealismus</w:t>
       </w:r>
@@ -645,86 +645,168 @@
               <w:rPr>
                 <w:rFonts w:ascii="Arial" w:cs="Arial" w:eastAsia="Arial" w:hAnsi="Arial"/>
                 <w:color w:val="1A1A1A"/>
+                <w:sz w:val="20"/>
+                <w:szCs w:val="20"/>
+              </w:rPr>
+              <w:t xml:space="preserve"/>
+            </w:r>
+          </w:p>
+        </w:tc>
+        <w:tc>
+          <w:tcPr>
+            <w:tcW w:type="dxa" w:w="4209"/>
+            <w:shd w:fill="FDF0CC" w:color="auto" w:val="clear"/>
+            <w:tcMar>
+              <w:top w:type="dxa" w:w="40"/>
+              <w:left w:type="dxa" w:w="90"/>
+              <w:bottom w:type="dxa" w:w="40"/>
+              <w:right w:type="dxa" w:w="90"/>
+            </w:tcMar>
+            <w:vAlign w:val="top"/>
+          </w:tcPr>
+          <w:p>
+            <w:pPr>
+              <w:spacing w:after="0" w:before="0" w:line="252" w:lineRule="auto"/>
+            </w:pPr>
+            <w:r>
+              <w:rPr>
+                <w:rFonts w:ascii="Arial" w:cs="Arial" w:eastAsia="Arial" w:hAnsi="Arial"/>
+                <w:b/>
+                <w:bCs/>
+                <w:color w:val="1A1A1A"/>
+                <w:sz w:val="20"/>
+                <w:szCs w:val="20"/>
+              </w:rPr>
+              <w:t xml:space="preserve">Fotorealismus</w:t>
+            </w:r>
+            <w:r>
+              <w:rPr>
+                <w:rFonts w:ascii="Arial" w:cs="Arial" w:eastAsia="Arial" w:hAnsi="Arial"/>
+                <w:color w:val="555555"/>
+                <w:sz w:val="15"/>
+                <w:szCs w:val="15"/>
+              </w:rPr>
+              <w:t xml:space="preserve">  Kernphase Ende 1960er bis ca. 1980</w:t>
+            </w:r>
+          </w:p>
+        </w:tc>
+        <w:tc>
+          <w:tcPr>
+            <w:tcW w:type="dxa" w:w="4209"/>
+            <w:shd w:fill="DDF0F6" w:color="auto" w:val="clear"/>
+            <w:tcMar>
+              <w:top w:type="dxa" w:w="40"/>
+              <w:left w:type="dxa" w:w="90"/>
+              <w:bottom w:type="dxa" w:w="40"/>
+              <w:right w:type="dxa" w:w="90"/>
+            </w:tcMar>
+            <w:vAlign w:val="top"/>
+          </w:tcPr>
+          <w:p>
+            <w:pPr>
+              <w:spacing w:after="0" w:before="0" w:line="252" w:lineRule="auto"/>
+            </w:pPr>
+            <w:r>
+              <w:rPr>
+                <w:rFonts w:ascii="Arial" w:cs="Arial" w:eastAsia="Arial" w:hAnsi="Arial"/>
+                <w:b/>
+                <w:bCs/>
+                <w:color w:val="1A1A1A"/>
+                <w:sz w:val="20"/>
+                <w:szCs w:val="20"/>
+              </w:rPr>
+              <w:t xml:space="preserve">Hyperrealismus</w:t>
+            </w:r>
+            <w:r>
+              <w:rPr>
+                <w:rFonts w:ascii="Arial" w:cs="Arial" w:eastAsia="Arial" w:hAnsi="Arial"/>
+                <w:color w:val="555555"/>
+                <w:sz w:val="15"/>
+                <w:szCs w:val="15"/>
+              </w:rPr>
+              <w:t xml:space="preserve">  Begriff seit 1973 · Skulptur ab ca. 1970 · Aufschwung ab ca. 2000</w:t>
+            </w:r>
+          </w:p>
+        </w:tc>
+      </w:tr>
+      <w:tr>
+        <w:tc>
+          <w:tcPr>
+            <w:tcW w:type="dxa" w:w="1900"/>
+            <w:tcMar>
+              <w:top w:type="dxa" w:w="30"/>
+              <w:left w:type="dxa" w:w="90"/>
+              <w:bottom w:type="dxa" w:w="30"/>
+              <w:right w:type="dxa" w:w="90"/>
+            </w:tcMar>
+            <w:vAlign w:val="top"/>
+          </w:tcPr>
+          <w:p>
+            <w:pPr>
+              <w:spacing w:after="0" w:before="0" w:line="252" w:lineRule="auto"/>
+            </w:pPr>
+            <w:r>
+              <w:rPr>
+                <w:rFonts w:ascii="Arial" w:cs="Arial" w:eastAsia="Arial" w:hAnsi="Arial"/>
+                <w:b/>
+                <w:bCs/>
+                <w:color w:val="555555"/>
                 <w:sz w:val="18"/>
                 <w:szCs w:val="18"/>
               </w:rPr>
-              <w:t xml:space="preserve"/>
+              <w:t xml:space="preserve">Haltung</w:t>
             </w:r>
           </w:p>
         </w:tc>
         <w:tc>
           <w:tcPr>
             <w:tcW w:type="dxa" w:w="4209"/>
-            <w:shd w:fill="FDF0CC" w:color="auto" w:val="clear"/>
-            <w:tcMar>
-              <w:top w:type="dxa" w:w="40"/>
-              <w:left w:type="dxa" w:w="90"/>
-              <w:bottom w:type="dxa" w:w="40"/>
-              <w:right w:type="dxa" w:w="90"/>
-            </w:tcMar>
-            <w:vAlign w:val="top"/>
-          </w:tcPr>
-          <w:p>
-            <w:pPr>
-              <w:spacing w:after="0" w:before="0" w:line="252" w:lineRule="auto"/>
-            </w:pPr>
-            <w:r>
-              <w:rPr>
-                <w:rFonts w:ascii="Arial" w:cs="Arial" w:eastAsia="Arial" w:hAnsi="Arial"/>
-                <w:b/>
-                <w:bCs/>
+            <w:tcMar>
+              <w:top w:type="dxa" w:w="30"/>
+              <w:left w:type="dxa" w:w="90"/>
+              <w:bottom w:type="dxa" w:w="30"/>
+              <w:right w:type="dxa" w:w="90"/>
+            </w:tcMar>
+            <w:vAlign w:val="top"/>
+          </w:tcPr>
+          <w:p>
+            <w:pPr>
+              <w:spacing w:after="0" w:before="0" w:line="252" w:lineRule="auto"/>
+            </w:pPr>
+            <w:r>
+              <w:rPr>
+                <w:rFonts w:ascii="Arial" w:cs="Arial" w:eastAsia="Arial" w:hAnsi="Arial"/>
                 <w:color w:val="1A1A1A"/>
                 <w:sz w:val="18"/>
                 <w:szCs w:val="18"/>
               </w:rPr>
-              <w:t xml:space="preserve">Fotorealismus</w:t>
-            </w:r>
-            <w:r>
-              <w:rPr>
-                <w:rFonts w:ascii="Arial" w:cs="Arial" w:eastAsia="Arial" w:hAnsi="Arial"/>
-                <w:color w:val="5A5A5A"/>
-                <w:sz w:val="15"/>
-                <w:szCs w:val="15"/>
-              </w:rPr>
-              <w:t xml:space="preserve">  Ende 1960er bis ca. 1980 · USA, dann Europa</w:t>
+              <w:t xml:space="preserve">kühl, neutral, dokumentarisch – ohne Wertung</w:t>
             </w:r>
           </w:p>
         </w:tc>
         <w:tc>
           <w:tcPr>
             <w:tcW w:type="dxa" w:w="4209"/>
-            <w:shd w:fill="DDF0F6" w:color="auto" w:val="clear"/>
-            <w:tcMar>
-              <w:top w:type="dxa" w:w="40"/>
-              <w:left w:type="dxa" w:w="90"/>
-              <w:bottom w:type="dxa" w:w="40"/>
-              <w:right w:type="dxa" w:w="90"/>
-            </w:tcMar>
-            <w:vAlign w:val="top"/>
-          </w:tcPr>
-          <w:p>
-            <w:pPr>
-              <w:spacing w:after="0" w:before="0" w:line="252" w:lineRule="auto"/>
-            </w:pPr>
-            <w:r>
-              <w:rPr>
-                <w:rFonts w:ascii="Arial" w:cs="Arial" w:eastAsia="Arial" w:hAnsi="Arial"/>
-                <w:b/>
-                <w:bCs/>
+            <w:tcMar>
+              <w:top w:type="dxa" w:w="30"/>
+              <w:left w:type="dxa" w:w="90"/>
+              <w:bottom w:type="dxa" w:w="30"/>
+              <w:right w:type="dxa" w:w="90"/>
+            </w:tcMar>
+            <w:vAlign w:val="top"/>
+          </w:tcPr>
+          <w:p>
+            <w:pPr>
+              <w:spacing w:after="0" w:before="0" w:line="252" w:lineRule="auto"/>
+            </w:pPr>
+            <w:r>
+              <w:rPr>
+                <w:rFonts w:ascii="Arial" w:cs="Arial" w:eastAsia="Arial" w:hAnsi="Arial"/>
                 <w:color w:val="1A1A1A"/>
                 <w:sz w:val="18"/>
                 <w:szCs w:val="18"/>
               </w:rPr>
-              <w:t xml:space="preserve">Hyperrealismus</w:t>
-            </w:r>
-            <w:r>
-              <w:rPr>
-                <w:rFonts w:ascii="Arial" w:cs="Arial" w:eastAsia="Arial" w:hAnsi="Arial"/>
-                <w:color w:val="5A5A5A"/>
-                <w:sz w:val="15"/>
-                <w:szCs w:val="15"/>
-              </w:rPr>
-              <w:t xml:space="preserve">  Begriff seit 1973 · Blüte seit ca. 2000 · weltweit</w:t>
+              <w:t xml:space="preserve">oft emotional, erzählerisch oder gesellschaftskritisch</w:t>
             </w:r>
           </w:p>
         </w:tc>
@@ -750,11 +832,11 @@
                 <w:rFonts w:ascii="Arial" w:cs="Arial" w:eastAsia="Arial" w:hAnsi="Arial"/>
                 <w:b/>
                 <w:bCs/>
-                <w:color w:val="5A5A5A"/>
+                <w:color w:val="555555"/>
                 <w:sz w:val="18"/>
                 <w:szCs w:val="18"/>
               </w:rPr>
-              <w:t xml:space="preserve">Haltung</w:t>
+              <w:t xml:space="preserve">Umgang mit dem Foto</w:t>
             </w:r>
           </w:p>
         </w:tc>
@@ -780,7 +862,7 @@
                 <w:sz w:val="18"/>
                 <w:szCs w:val="18"/>
               </w:rPr>
-              <w:t xml:space="preserve">kühl, neutral, dokumentarisch – ohne Wertung</w:t>
+              <w:t xml:space="preserve">überträgt das Foto genau – teils samt Unschärfe</w:t>
             </w:r>
           </w:p>
         </w:tc>
@@ -806,7 +888,7 @@
                 <w:sz w:val="18"/>
                 <w:szCs w:val="18"/>
               </w:rPr>
-              <w:t xml:space="preserve">emotional, erzählerisch, oft gesellschaftskritisch</w:t>
+              <w:t xml:space="preserve">will das Foto übertreffen: noch detailreicher, oft größer</w:t>
             </w:r>
           </w:p>
         </w:tc>
@@ -832,11 +914,11 @@
                 <w:rFonts w:ascii="Arial" w:cs="Arial" w:eastAsia="Arial" w:hAnsi="Arial"/>
                 <w:b/>
                 <w:bCs/>
-                <w:color w:val="5A5A5A"/>
+                <w:color w:val="555555"/>
                 <w:sz w:val="18"/>
                 <w:szCs w:val="18"/>
               </w:rPr>
-              <w:t xml:space="preserve">Umgang mit dem Foto</w:t>
+              <w:t xml:space="preserve">Medien</w:t>
             </w:r>
           </w:p>
         </w:tc>
@@ -862,7 +944,7 @@
                 <w:sz w:val="18"/>
                 <w:szCs w:val="18"/>
               </w:rPr>
-              <w:t xml:space="preserve">überträgt das Foto genau – samt Unschärfe und Spiegelungen</w:t>
+              <w:t xml:space="preserve">Malerei in Acryl und Öl, mit Pinsel oder Airbrush</w:t>
             </w:r>
           </w:p>
         </w:tc>
@@ -888,7 +970,7 @@
                 <w:sz w:val="18"/>
                 <w:szCs w:val="18"/>
               </w:rPr>
-              <w:t xml:space="preserve">übertrifft das Foto: noch schärfer, größer, detailreicher</w:t>
+              <w:t xml:space="preserve">Malerei, Zeichnung, Skulptur (Kunstharz, Silikon, Kunsthaar)</w:t>
             </w:r>
           </w:p>
         </w:tc>
@@ -914,11 +996,11 @@
                 <w:rFonts w:ascii="Arial" w:cs="Arial" w:eastAsia="Arial" w:hAnsi="Arial"/>
                 <w:b/>
                 <w:bCs/>
-                <w:color w:val="5A5A5A"/>
+                <w:color w:val="555555"/>
                 <w:sz w:val="18"/>
                 <w:szCs w:val="18"/>
               </w:rPr>
-              <w:t xml:space="preserve">Medien</w:t>
+              <w:t xml:space="preserve">Motive</w:t>
             </w:r>
           </w:p>
         </w:tc>
@@ -944,7 +1026,7 @@
                 <w:sz w:val="18"/>
                 <w:szCs w:val="18"/>
               </w:rPr>
-              <w:t xml:space="preserve">vor allem Malerei (Acryl, Öl, Airbrush)</w:t>
+              <w:t xml:space="preserve">amerikanischer Alltag: Stadt, Autos, Diners, Konsum</w:t>
             </w:r>
           </w:p>
         </w:tc>
@@ -970,94 +1052,119 @@
                 <w:sz w:val="18"/>
                 <w:szCs w:val="18"/>
               </w:rPr>
-              <w:t xml:space="preserve">Malerei, Zeichnung und Skulptur (Silikon, Kunsthaar)</w:t>
-            </w:r>
-          </w:p>
-        </w:tc>
-      </w:tr>
-      <w:tr>
-        <w:tc>
-          <w:tcPr>
-            <w:tcW w:type="dxa" w:w="1900"/>
-            <w:tcMar>
-              <w:top w:type="dxa" w:w="30"/>
-              <w:left w:type="dxa" w:w="90"/>
-              <w:bottom w:type="dxa" w:w="30"/>
-              <w:right w:type="dxa" w:w="90"/>
-            </w:tcMar>
-            <w:vAlign w:val="top"/>
-          </w:tcPr>
-          <w:p>
-            <w:pPr>
-              <w:spacing w:after="0" w:before="0" w:line="252" w:lineRule="auto"/>
-            </w:pPr>
-            <w:r>
-              <w:rPr>
-                <w:rFonts w:ascii="Arial" w:cs="Arial" w:eastAsia="Arial" w:hAnsi="Arial"/>
-                <w:b/>
-                <w:bCs/>
-                <w:color w:val="5A5A5A"/>
-                <w:sz w:val="18"/>
-                <w:szCs w:val="18"/>
-              </w:rPr>
-              <w:t xml:space="preserve">Motive</w:t>
-            </w:r>
-          </w:p>
-        </w:tc>
-        <w:tc>
-          <w:tcPr>
-            <w:tcW w:type="dxa" w:w="4209"/>
-            <w:tcMar>
-              <w:top w:type="dxa" w:w="30"/>
-              <w:left w:type="dxa" w:w="90"/>
-              <w:bottom w:type="dxa" w:w="30"/>
-              <w:right w:type="dxa" w:w="90"/>
-            </w:tcMar>
-            <w:vAlign w:val="top"/>
-          </w:tcPr>
-          <w:p>
-            <w:pPr>
-              <w:spacing w:after="0" w:before="0" w:line="252" w:lineRule="auto"/>
-            </w:pPr>
-            <w:r>
-              <w:rPr>
-                <w:rFonts w:ascii="Arial" w:cs="Arial" w:eastAsia="Arial" w:hAnsi="Arial"/>
-                <w:color w:val="1A1A1A"/>
-                <w:sz w:val="18"/>
-                <w:szCs w:val="18"/>
-              </w:rPr>
-              <w:t xml:space="preserve">amerikanischer Alltag: Stadt, Autos, Diner, Konsum</w:t>
-            </w:r>
-          </w:p>
-        </w:tc>
-        <w:tc>
-          <w:tcPr>
-            <w:tcW w:type="dxa" w:w="4209"/>
-            <w:tcMar>
-              <w:top w:type="dxa" w:w="30"/>
-              <w:left w:type="dxa" w:w="90"/>
-              <w:bottom w:type="dxa" w:w="30"/>
-              <w:right w:type="dxa" w:w="90"/>
-            </w:tcMar>
-            <w:vAlign w:val="top"/>
-          </w:tcPr>
-          <w:p>
-            <w:pPr>
-              <w:spacing w:after="0" w:before="0" w:line="252" w:lineRule="auto"/>
-            </w:pPr>
-            <w:r>
-              <w:rPr>
-                <w:rFonts w:ascii="Arial" w:cs="Arial" w:eastAsia="Arial" w:hAnsi="Arial"/>
-                <w:color w:val="1A1A1A"/>
-                <w:sz w:val="18"/>
-                <w:szCs w:val="18"/>
-              </w:rPr>
               <w:t xml:space="preserve">Menschen, Haut, Wasser, Glas – oft überhöht oder rätselhaft</w:t>
             </w:r>
           </w:p>
         </w:tc>
       </w:tr>
     </w:tbl>
+    <w:p>
+      <w:pPr>
+        <w:keepNext/>
+        <w:spacing w:after="40" w:before="110" w:line="252" w:lineRule="auto"/>
+      </w:pPr>
+      <w:r>
+        <w:rPr>
+          <w:rFonts w:ascii="Arial" w:cs="Arial" w:eastAsia="Arial" w:hAnsi="Arial"/>
+          <w:b/>
+          <w:bCs/>
+          <w:color w:val="9A6400"/>
+          <w:sz w:val="20"/>
+          <w:szCs w:val="20"/>
+        </w:rPr>
+        <w:t xml:space="preserve">Abgrenzung</w:t>
+      </w:r>
+    </w:p>
+    <w:p>
+      <w:pPr>
+        <w:pStyle w:val="ListParagraph"/>
+        <w:numPr>
+          <w:ilvl w:val="0"/>
+          <w:numId w:val="2"/>
+        </w:numPr>
+        <w:spacing w:after="30" w:line="256" w:lineRule="auto"/>
+      </w:pPr>
+      <w:r>
+        <w:rPr>
+          <w:rFonts w:ascii="Arial" w:cs="Arial" w:eastAsia="Arial" w:hAnsi="Arial"/>
+          <w:b/>
+          <w:bCs/>
+          <w:color w:val="1A1A1A"/>
+          <w:sz w:val="20"/>
+          <w:szCs w:val="20"/>
+        </w:rPr>
+        <w:t xml:space="preserve">Realismus (Mitte 19. Jh., z. B. Courbet): </w:t>
+      </w:r>
+      <w:r>
+        <w:rPr>
+          <w:rFonts w:ascii="Arial" w:cs="Arial" w:eastAsia="Arial" w:hAnsi="Arial"/>
+          <w:color w:val="1A1A1A"/>
+          <w:sz w:val="20"/>
+          <w:szCs w:val="20"/>
+        </w:rPr>
+        <w:t xml:space="preserve">zeigt die Wirklichkeit ungeschönt, aber mit sichtbarem Pinselstrich und ohne Fotovorlage.</w:t>
+      </w:r>
+    </w:p>
+    <w:p>
+      <w:pPr>
+        <w:pStyle w:val="ListParagraph"/>
+        <w:numPr>
+          <w:ilvl w:val="0"/>
+          <w:numId w:val="2"/>
+        </w:numPr>
+        <w:spacing w:after="30" w:line="256" w:lineRule="auto"/>
+      </w:pPr>
+      <w:r>
+        <w:rPr>
+          <w:rFonts w:ascii="Arial" w:cs="Arial" w:eastAsia="Arial" w:hAnsi="Arial"/>
+          <w:b/>
+          <w:bCs/>
+          <w:color w:val="1A1A1A"/>
+          <w:sz w:val="20"/>
+          <w:szCs w:val="20"/>
+        </w:rPr>
+        <w:t xml:space="preserve">Pop Art (ab ca. 1960, Warhol, Lichtenstein): </w:t>
+      </w:r>
+      <w:r>
+        <w:rPr>
+          <w:rFonts w:ascii="Arial" w:cs="Arial" w:eastAsia="Arial" w:hAnsi="Arial"/>
+          <w:color w:val="1A1A1A"/>
+          <w:sz w:val="20"/>
+          <w:szCs w:val="20"/>
+        </w:rPr>
+        <w:t xml:space="preserve">zitiert Medienbilder flach und plakativ (Siebdruck, Comic) – keine Illusion.</w:t>
+      </w:r>
+    </w:p>
+    <w:p>
+      <w:pPr>
+        <w:pStyle w:val="ListParagraph"/>
+        <w:numPr>
+          <w:ilvl w:val="0"/>
+          <w:numId w:val="2"/>
+        </w:numPr>
+        <w:spacing w:after="30" w:line="256" w:lineRule="auto"/>
+      </w:pPr>
+      <w:r>
+        <w:rPr>
+          <w:rFonts w:ascii="Arial" w:cs="Arial" w:eastAsia="Arial" w:hAnsi="Arial"/>
+          <w:b/>
+          <w:bCs/>
+          <w:color w:val="1A1A1A"/>
+          <w:sz w:val="20"/>
+          <w:szCs w:val="20"/>
+        </w:rPr>
+        <w:t xml:space="preserve">Fotomalerei (ab 1962, Gerhard Richter): </w:t>
+      </w:r>
+      <w:r>
+        <w:rPr>
+          <w:rFonts w:ascii="Arial" w:cs="Arial" w:eastAsia="Arial" w:hAnsi="Arial"/>
+          <w:color w:val="1A1A1A"/>
+          <w:sz w:val="20"/>
+          <w:szCs w:val="20"/>
+        </w:rPr>
+        <w:t xml:space="preserve">malt nach Fotos, verwischt sie aber bewusst, z. B. „Ema (Akt auf einer Treppe)“, 1966.</w:t>
+      </w:r>
+    </w:p>
     <w:p>
       <w:pPr>
         <w:keepNext/>
@@ -1071,7 +1178,7 @@
           <w:rFonts w:ascii="Georgia" w:cs="Georgia" w:eastAsia="Georgia" w:hAnsi="Georgia"/>
           <w:b/>
           <w:bCs/>
-          <w:color w:val="B07400"/>
+          <w:color w:val="9A6400"/>
           <w:sz w:val="24"/>
           <w:szCs w:val="24"/>
         </w:rPr>
@@ -1096,7 +1203,7 @@
           <w:ilvl w:val="0"/>
           <w:numId w:val="2"/>
         </w:numPr>
-        <w:spacing w:after="30" w:line="247"/>
+        <w:spacing w:after="30" w:line="256" w:lineRule="auto"/>
       </w:pPr>
       <w:r>
         <w:rPr>
@@ -1104,8 +1211,8 @@
           <w:b/>
           <w:bCs/>
           <w:color w:val="1A1A1A"/>
-          <w:sz w:val="18"/>
-          <w:szCs w:val="18"/>
+          <w:sz w:val="20"/>
+          <w:szCs w:val="20"/>
         </w:rPr>
         <w:t xml:space="preserve">Foto als Vorlage: </w:t>
       </w:r>
@@ -1113,10 +1220,10 @@
         <w:rPr>
           <w:rFonts w:ascii="Arial" w:cs="Arial" w:eastAsia="Arial" w:hAnsi="Arial"/>
           <w:color w:val="1A1A1A"/>
-          <w:sz w:val="18"/>
-          <w:szCs w:val="18"/>
+          <w:sz w:val="20"/>
+          <w:szCs w:val="20"/>
         </w:rPr>
-        <w:t xml:space="preserve">Gemalt wird nach Fotos oder Dias, nicht vor dem Motiv – „Kamera statt Skizzenbuch“ (Abb. 1, 2).</w:t>
+        <w:t xml:space="preserve">Kamera statt Skizzenbuch: Gemalt wird nach Fotos oder Dias, nicht vor dem Motiv (Abb. 1, 2).</w:t>
       </w:r>
     </w:p>
     <w:p>
@@ -1126,7 +1233,7 @@
           <w:ilvl w:val="0"/>
           <w:numId w:val="2"/>
         </w:numPr>
-        <w:spacing w:after="30" w:line="247"/>
+        <w:spacing w:after="30" w:line="256" w:lineRule="auto"/>
       </w:pPr>
       <w:r>
         <w:rPr>
@@ -1134,8 +1241,8 @@
           <w:b/>
           <w:bCs/>
           <w:color w:val="1A1A1A"/>
-          <w:sz w:val="18"/>
-          <w:szCs w:val="18"/>
+          <w:sz w:val="20"/>
+          <w:szCs w:val="20"/>
         </w:rPr>
         <w:t xml:space="preserve">Mechanische Übertragung: </w:t>
       </w:r>
@@ -1143,8 +1250,8 @@
         <w:rPr>
           <w:rFonts w:ascii="Arial" w:cs="Arial" w:eastAsia="Arial" w:hAnsi="Arial"/>
           <w:color w:val="1A1A1A"/>
-          <w:sz w:val="18"/>
-          <w:szCs w:val="18"/>
+          <w:sz w:val="20"/>
+          <w:szCs w:val="20"/>
         </w:rPr>
         <w:t xml:space="preserve">Das Foto wird mit Rasternetz oder Diaprojektor genau auf die Leinwand übertragen (Abb. 2).</w:t>
       </w:r>
@@ -1156,7 +1263,7 @@
           <w:ilvl w:val="0"/>
           <w:numId w:val="2"/>
         </w:numPr>
-        <w:spacing w:after="30" w:line="247"/>
+        <w:spacing w:after="30" w:line="256" w:lineRule="auto"/>
       </w:pPr>
       <w:r>
         <w:rPr>
@@ -1164,8 +1271,8 @@
           <w:b/>
           <w:bCs/>
           <w:color w:val="1A1A1A"/>
-          <w:sz w:val="18"/>
-          <w:szCs w:val="18"/>
+          <w:sz w:val="20"/>
+          <w:szCs w:val="20"/>
         </w:rPr>
         <w:t xml:space="preserve">Keine Handschrift: </w:t>
       </w:r>
@@ -1173,10 +1280,10 @@
         <w:rPr>
           <w:rFonts w:ascii="Arial" w:cs="Arial" w:eastAsia="Arial" w:hAnsi="Arial"/>
           <w:color w:val="1A1A1A"/>
-          <w:sz w:val="18"/>
-          <w:szCs w:val="18"/>
+          <w:sz w:val="20"/>
+          <w:szCs w:val="20"/>
         </w:rPr>
-        <w:t xml:space="preserve">Glatte Oberfläche ohne sichtbare Pinselspuren, oft mit Airbrush und dünnen Farbschichten (Abb. 1, 2).</w:t>
+        <w:t xml:space="preserve">Glatte Oberfläche ohne sichtbare Pinselspuren – mit feinem Pinsel oder Airbrush (Abb. 1, 2).</w:t>
       </w:r>
     </w:p>
     <w:p>
@@ -1186,7 +1293,7 @@
           <w:ilvl w:val="0"/>
           <w:numId w:val="2"/>
         </w:numPr>
-        <w:spacing w:after="30" w:line="247"/>
+        <w:spacing w:after="30" w:line="256" w:lineRule="auto"/>
       </w:pPr>
       <w:r>
         <w:rPr>
@@ -1194,8 +1301,8 @@
           <w:b/>
           <w:bCs/>
           <w:color w:val="1A1A1A"/>
-          <w:sz w:val="18"/>
-          <w:szCs w:val="18"/>
+          <w:sz w:val="20"/>
+          <w:szCs w:val="20"/>
         </w:rPr>
         <w:t xml:space="preserve">Fotografischer Blick: </w:t>
       </w:r>
@@ -1203,8 +1310,8 @@
         <w:rPr>
           <w:rFonts w:ascii="Arial" w:cs="Arial" w:eastAsia="Arial" w:hAnsi="Arial"/>
           <w:color w:val="1A1A1A"/>
-          <w:sz w:val="18"/>
-          <w:szCs w:val="18"/>
+          <w:sz w:val="20"/>
+          <w:szCs w:val="20"/>
         </w:rPr>
         <w:t xml:space="preserve">Bildausschnitt, Licht und Spiegelungen stammen aus dem Foto (Abb. 1) – Close malt sogar die Unschärfe der Kamera mit (Abb. 2).</w:t>
       </w:r>
@@ -1216,7 +1323,7 @@
           <w:ilvl w:val="0"/>
           <w:numId w:val="2"/>
         </w:numPr>
-        <w:spacing w:after="30" w:line="247"/>
+        <w:spacing w:after="30" w:line="256" w:lineRule="auto"/>
       </w:pPr>
       <w:r>
         <w:rPr>
@@ -1224,8 +1331,8 @@
           <w:b/>
           <w:bCs/>
           <w:color w:val="1A1A1A"/>
-          <w:sz w:val="18"/>
-          <w:szCs w:val="18"/>
+          <w:sz w:val="20"/>
+          <w:szCs w:val="20"/>
         </w:rPr>
         <w:t xml:space="preserve">Großformat: </w:t>
       </w:r>
@@ -1233,10 +1340,10 @@
         <w:rPr>
           <w:rFonts w:ascii="Arial" w:cs="Arial" w:eastAsia="Arial" w:hAnsi="Arial"/>
           <w:color w:val="1A1A1A"/>
-          <w:sz w:val="18"/>
-          <w:szCs w:val="18"/>
+          <w:sz w:val="20"/>
+          <w:szCs w:val="20"/>
         </w:rPr>
-        <w:t xml:space="preserve">Viele Werke sind mehrere Meter groß; die Fülle an Details überwältigt (Abb. 2).</w:t>
+        <w:t xml:space="preserve">Oft über 1,5 m groß, manche mehrere Meter; die Fülle an Details überwältigt (Abb. 2: 2,73 m hoch).</w:t>
       </w:r>
     </w:p>
     <w:p>
@@ -1246,7 +1353,7 @@
           <w:ilvl w:val="0"/>
           <w:numId w:val="2"/>
         </w:numPr>
-        <w:spacing w:after="30" w:line="247"/>
+        <w:spacing w:after="30" w:line="256" w:lineRule="auto"/>
       </w:pPr>
       <w:r>
         <w:rPr>
@@ -1254,8 +1361,8 @@
           <w:b/>
           <w:bCs/>
           <w:color w:val="1A1A1A"/>
-          <w:sz w:val="18"/>
-          <w:szCs w:val="18"/>
+          <w:sz w:val="20"/>
+          <w:szCs w:val="20"/>
         </w:rPr>
         <w:t xml:space="preserve">Alltag und Neutralität: </w:t>
       </w:r>
@@ -1263,10 +1370,10 @@
         <w:rPr>
           <w:rFonts w:ascii="Arial" w:cs="Arial" w:eastAsia="Arial" w:hAnsi="Arial"/>
           <w:color w:val="1A1A1A"/>
-          <w:sz w:val="18"/>
-          <w:szCs w:val="18"/>
+          <w:sz w:val="20"/>
+          <w:szCs w:val="20"/>
         </w:rPr>
-        <w:t xml:space="preserve">Banale Motive aus dem Alltag, kühl und ohne erkennbare Wertung dargestellt (Abb. 1, 3).</w:t>
+        <w:t xml:space="preserve">Banale Motive aus dem Alltag, kühl und ohne erkennbare Wertung dargestellt (Abb. 1).</w:t>
       </w:r>
     </w:p>
     <w:p>
@@ -1276,7 +1383,7 @@
           <w:ilvl w:val="0"/>
           <w:numId w:val="2"/>
         </w:numPr>
-        <w:spacing w:after="30" w:line="247"/>
+        <w:spacing w:after="30" w:line="256" w:lineRule="auto"/>
       </w:pPr>
       <w:r>
         <w:rPr>
@@ -1284,8 +1391,8 @@
           <w:b/>
           <w:bCs/>
           <w:color w:val="1A1A1A"/>
-          <w:sz w:val="18"/>
-          <w:szCs w:val="18"/>
+          <w:sz w:val="20"/>
+          <w:szCs w:val="20"/>
         </w:rPr>
         <w:t xml:space="preserve">Im Hyperrealismus zusätzlich: </w:t>
       </w:r>
@@ -1293,10 +1400,10 @@
         <w:rPr>
           <w:rFonts w:ascii="Arial" w:cs="Arial" w:eastAsia="Arial" w:hAnsi="Arial"/>
           <w:color w:val="1A1A1A"/>
-          <w:sz w:val="18"/>
-          <w:szCs w:val="18"/>
+          <w:sz w:val="20"/>
+          <w:szCs w:val="20"/>
         </w:rPr>
-        <w:t xml:space="preserve">Übersteigerung über das Foto hinaus, Emotion und Erzählung, lebensechte Skulpturen (Abb. 3).</w:t>
+        <w:t xml:space="preserve">Steigerung über das Foto hinaus, Gefühl, Erzählung oder Kritik; lebensechte Skulpturen (Abb. 3).</w:t>
       </w:r>
     </w:p>
     <w:p>
@@ -1309,32 +1416,25 @@
           <w:b/>
           <w:bCs/>
           <w:color w:val="1A1A1A"/>
-          <w:sz w:val="18"/>
-          <w:szCs w:val="18"/>
+          <w:sz w:val="20"/>
+          <w:szCs w:val="20"/>
         </w:rPr>
-        <w:t xml:space="preserve">Definition nach Louis K. Meisel (1980): </w:t>
+        <w:t xml:space="preserve">Definition nach Louis K. Meisel (1972): </w:t>
       </w:r>
       <w:r>
         <w:rPr>
           <w:rFonts w:ascii="Arial" w:cs="Arial" w:eastAsia="Arial" w:hAnsi="Arial"/>
           <w:color w:val="1A1A1A"/>
-          <w:sz w:val="18"/>
-          <w:szCs w:val="18"/>
+          <w:sz w:val="20"/>
+          <w:szCs w:val="20"/>
         </w:rPr>
-        <w:t xml:space="preserve">(formuliert 1972) Ein Fotorealist (1) nutzt Kamera und Foto, um Informationen zu sammeln, (2) überträgt sie mechanisch oder halbmechanisch auf die Leinwand, (3) hat das technische Können, das Werk fotografisch wirken zu lassen, (4) hat bis 1972 als Fotorealist ausgestellt und (5) mindestens fünf Jahre fotorealistisch gearbeitet.</w:t>
-      </w:r>
-    </w:p>
-    <w:p>
-      <w:pPr>
-        <w:spacing w:after="0"/>
-      </w:pPr>
-      <w:r>
-        <w:br w:type="page"/>
+        <w:t xml:space="preserve">Ein Fotorealist (1) nutzt Kamera und Foto, um Informationen zu sammeln, (2) überträgt sie mechanisch oder halbmechanisch auf die Leinwand, (3) hat das technische Können, das Werk fotografisch wirken zu lassen, (4) hat bis 1972 als Fotorealist ausgestellt und (5) mindestens fünf Jahre fotorealistisch gearbeitet.</w:t>
       </w:r>
     </w:p>
     <w:p>
       <w:pPr>
         <w:keepNext/>
+        <w:pageBreakBefore/>
         <w:pBdr>
           <w:bottom w:val="single" w:color="BFBFBF" w:sz="4" w:space="2"/>
         </w:pBdr>
@@ -1345,7 +1445,7 @@
           <w:rFonts w:ascii="Georgia" w:cs="Georgia" w:eastAsia="Georgia" w:hAnsi="Georgia"/>
           <w:b/>
           <w:bCs/>
-          <w:color w:val="B07400"/>
+          <w:color w:val="9A6400"/>
           <w:sz w:val="24"/>
           <w:szCs w:val="24"/>
         </w:rPr>
@@ -1399,16 +1499,16 @@
                 <w:ilvl w:val="0"/>
                 <w:numId w:val="2"/>
               </w:numPr>
-              <w:spacing w:after="30" w:line="247"/>
-            </w:pPr>
-            <w:r>
-              <w:rPr>
-                <w:rFonts w:ascii="Arial" w:cs="Arial" w:eastAsia="Arial" w:hAnsi="Arial"/>
-                <w:b/>
-                <w:bCs/>
-                <w:color w:val="1A1A1A"/>
-                <w:sz w:val="18"/>
-                <w:szCs w:val="18"/>
+              <w:spacing w:after="30" w:line="256" w:lineRule="auto"/>
+            </w:pPr>
+            <w:r>
+              <w:rPr>
+                <w:rFonts w:ascii="Arial" w:cs="Arial" w:eastAsia="Arial" w:hAnsi="Arial"/>
+                <w:b/>
+                <w:bCs/>
+                <w:color w:val="1A1A1A"/>
+                <w:sz w:val="20"/>
+                <w:szCs w:val="20"/>
               </w:rPr>
               <w:t xml:space="preserve">Stadt und Schaufenster: </w:t>
             </w:r>
@@ -1416,8 +1516,8 @@
               <w:rPr>
                 <w:rFonts w:ascii="Arial" w:cs="Arial" w:eastAsia="Arial" w:hAnsi="Arial"/>
                 <w:color w:val="1A1A1A"/>
-                <w:sz w:val="18"/>
-                <w:szCs w:val="18"/>
+                <w:sz w:val="20"/>
+                <w:szCs w:val="20"/>
               </w:rPr>
               <w:t xml:space="preserve">Spiegelungen, Reklame, Leuchtschrift (Estes, Eddy, Cottingham)</w:t>
             </w:r>
@@ -1429,16 +1529,16 @@
                 <w:ilvl w:val="0"/>
                 <w:numId w:val="2"/>
               </w:numPr>
-              <w:spacing w:after="30" w:line="247"/>
-            </w:pPr>
-            <w:r>
-              <w:rPr>
-                <w:rFonts w:ascii="Arial" w:cs="Arial" w:eastAsia="Arial" w:hAnsi="Arial"/>
-                <w:b/>
-                <w:bCs/>
-                <w:color w:val="1A1A1A"/>
-                <w:sz w:val="18"/>
-                <w:szCs w:val="18"/>
+              <w:spacing w:after="30" w:line="256" w:lineRule="auto"/>
+            </w:pPr>
+            <w:r>
+              <w:rPr>
+                <w:rFonts w:ascii="Arial" w:cs="Arial" w:eastAsia="Arial" w:hAnsi="Arial"/>
+                <w:b/>
+                <w:bCs/>
+                <w:color w:val="1A1A1A"/>
+                <w:sz w:val="20"/>
+                <w:szCs w:val="20"/>
               </w:rPr>
               <w:t xml:space="preserve">Autos und Wohnwagen: </w:t>
             </w:r>
@@ -1446,10 +1546,10 @@
               <w:rPr>
                 <w:rFonts w:ascii="Arial" w:cs="Arial" w:eastAsia="Arial" w:hAnsi="Arial"/>
                 <w:color w:val="1A1A1A"/>
-                <w:sz w:val="18"/>
-                <w:szCs w:val="18"/>
-              </w:rPr>
-              <w:t xml:space="preserve">Chrom und Lack als Symbole des „American Way of Life“ (Bechtle, Goings, Blackwell)</w:t>
+                <w:sz w:val="20"/>
+                <w:szCs w:val="20"/>
+              </w:rPr>
+              <w:t xml:space="preserve">Chrom und Lack als Symbole des American Way of Life (Bechtle, Goings, Blackwell)</w:t>
             </w:r>
           </w:p>
           <w:p>
@@ -1459,16 +1559,16 @@
                 <w:ilvl w:val="0"/>
                 <w:numId w:val="2"/>
               </w:numPr>
-              <w:spacing w:after="30" w:line="247"/>
-            </w:pPr>
-            <w:r>
-              <w:rPr>
-                <w:rFonts w:ascii="Arial" w:cs="Arial" w:eastAsia="Arial" w:hAnsi="Arial"/>
-                <w:b/>
-                <w:bCs/>
-                <w:color w:val="1A1A1A"/>
-                <w:sz w:val="18"/>
-                <w:szCs w:val="18"/>
+              <w:spacing w:after="30" w:line="256" w:lineRule="auto"/>
+            </w:pPr>
+            <w:r>
+              <w:rPr>
+                <w:rFonts w:ascii="Arial" w:cs="Arial" w:eastAsia="Arial" w:hAnsi="Arial"/>
+                <w:b/>
+                <w:bCs/>
+                <w:color w:val="1A1A1A"/>
+                <w:sz w:val="20"/>
+                <w:szCs w:val="20"/>
               </w:rPr>
               <w:t xml:space="preserve">Diner und Imbiss: </w:t>
             </w:r>
@@ -1476,8 +1576,8 @@
               <w:rPr>
                 <w:rFonts w:ascii="Arial" w:cs="Arial" w:eastAsia="Arial" w:hAnsi="Arial"/>
                 <w:color w:val="1A1A1A"/>
-                <w:sz w:val="18"/>
-                <w:szCs w:val="18"/>
+                <w:sz w:val="20"/>
+                <w:szCs w:val="20"/>
               </w:rPr>
               <w:t xml:space="preserve">Theken, Ketchup, Kaffeetassen (Goings)</w:t>
             </w:r>
@@ -1501,16 +1601,16 @@
                 <w:ilvl w:val="0"/>
                 <w:numId w:val="2"/>
               </w:numPr>
-              <w:spacing w:after="30" w:line="247"/>
-            </w:pPr>
-            <w:r>
-              <w:rPr>
-                <w:rFonts w:ascii="Arial" w:cs="Arial" w:eastAsia="Arial" w:hAnsi="Arial"/>
-                <w:b/>
-                <w:bCs/>
-                <w:color w:val="1A1A1A"/>
-                <w:sz w:val="18"/>
-                <w:szCs w:val="18"/>
+              <w:spacing w:after="30" w:line="256" w:lineRule="auto"/>
+            </w:pPr>
+            <w:r>
+              <w:rPr>
+                <w:rFonts w:ascii="Arial" w:cs="Arial" w:eastAsia="Arial" w:hAnsi="Arial"/>
+                <w:b/>
+                <w:bCs/>
+                <w:color w:val="1A1A1A"/>
+                <w:sz w:val="20"/>
+                <w:szCs w:val="20"/>
               </w:rPr>
               <w:t xml:space="preserve">Porträts: </w:t>
             </w:r>
@@ -1518,8 +1618,8 @@
               <w:rPr>
                 <w:rFonts w:ascii="Arial" w:cs="Arial" w:eastAsia="Arial" w:hAnsi="Arial"/>
                 <w:color w:val="1A1A1A"/>
-                <w:sz w:val="18"/>
-                <w:szCs w:val="18"/>
+                <w:sz w:val="20"/>
+                <w:szCs w:val="20"/>
               </w:rPr>
               <w:t xml:space="preserve">Gesichter im Riesenformat (Close, Gertsch)</w:t>
             </w:r>
@@ -1531,16 +1631,16 @@
                 <w:ilvl w:val="0"/>
                 <w:numId w:val="2"/>
               </w:numPr>
-              <w:spacing w:after="30" w:line="247"/>
-            </w:pPr>
-            <w:r>
-              <w:rPr>
-                <w:rFonts w:ascii="Arial" w:cs="Arial" w:eastAsia="Arial" w:hAnsi="Arial"/>
-                <w:b/>
-                <w:bCs/>
-                <w:color w:val="1A1A1A"/>
-                <w:sz w:val="18"/>
-                <w:szCs w:val="18"/>
+              <w:spacing w:after="30" w:line="256" w:lineRule="auto"/>
+            </w:pPr>
+            <w:r>
+              <w:rPr>
+                <w:rFonts w:ascii="Arial" w:cs="Arial" w:eastAsia="Arial" w:hAnsi="Arial"/>
+                <w:b/>
+                <w:bCs/>
+                <w:color w:val="1A1A1A"/>
+                <w:sz w:val="20"/>
+                <w:szCs w:val="20"/>
               </w:rPr>
               <w:t xml:space="preserve">Konsum und Stillleben: </w:t>
             </w:r>
@@ -1548,10 +1648,10 @@
               <w:rPr>
                 <w:rFonts w:ascii="Arial" w:cs="Arial" w:eastAsia="Arial" w:hAnsi="Arial"/>
                 <w:color w:val="1A1A1A"/>
-                <w:sz w:val="18"/>
-                <w:szCs w:val="18"/>
-              </w:rPr>
-              <w:t xml:space="preserve">Kaugummiautomaten, Spielzeug, Vanitas (Flack, Bell)</w:t>
+                <w:sz w:val="20"/>
+                <w:szCs w:val="20"/>
+              </w:rPr>
+              <w:t xml:space="preserve">Kaugummiautomaten, Spielzeug, Vanitas-Symbole (Bell, Flack)</w:t>
             </w:r>
           </w:p>
           <w:p>
@@ -1561,16 +1661,16 @@
                 <w:ilvl w:val="0"/>
                 <w:numId w:val="2"/>
               </w:numPr>
-              <w:spacing w:after="30" w:line="247"/>
-            </w:pPr>
-            <w:r>
-              <w:rPr>
-                <w:rFonts w:ascii="Arial" w:cs="Arial" w:eastAsia="Arial" w:hAnsi="Arial"/>
-                <w:b/>
-                <w:bCs/>
-                <w:color w:val="1A1A1A"/>
-                <w:sz w:val="18"/>
-                <w:szCs w:val="18"/>
+              <w:spacing w:after="30" w:line="256" w:lineRule="auto"/>
+            </w:pPr>
+            <w:r>
+              <w:rPr>
+                <w:rFonts w:ascii="Arial" w:cs="Arial" w:eastAsia="Arial" w:hAnsi="Arial"/>
+                <w:b/>
+                <w:bCs/>
+                <w:color w:val="1A1A1A"/>
+                <w:sz w:val="20"/>
+                <w:szCs w:val="20"/>
               </w:rPr>
               <w:t xml:space="preserve">Mensch und Körper: </w:t>
             </w:r>
@@ -1578,8 +1678,8 @@
               <w:rPr>
                 <w:rFonts w:ascii="Arial" w:cs="Arial" w:eastAsia="Arial" w:hAnsi="Arial"/>
                 <w:color w:val="1A1A1A"/>
-                <w:sz w:val="18"/>
-                <w:szCs w:val="18"/>
+                <w:sz w:val="20"/>
+                <w:szCs w:val="20"/>
               </w:rPr>
               <w:t xml:space="preserve">lebensechte Figuren, Haut, Wasser (Hanson, Mueck)</w:t>
             </w:r>
@@ -1600,7 +1700,7 @@
           <w:rFonts w:ascii="Georgia" w:cs="Georgia" w:eastAsia="Georgia" w:hAnsi="Georgia"/>
           <w:b/>
           <w:bCs/>
-          <w:color w:val="B07400"/>
+          <w:color w:val="9A6400"/>
           <w:sz w:val="24"/>
           <w:szCs w:val="24"/>
         </w:rPr>
@@ -1659,10 +1759,118 @@
                 <w:b/>
                 <w:bCs/>
                 <w:color w:val="1A1A1A"/>
+                <w:sz w:val="20"/>
+                <w:szCs w:val="20"/>
+              </w:rPr>
+              <w:t xml:space="preserve">Fotorealismus</w:t>
+            </w:r>
+          </w:p>
+        </w:tc>
+        <w:tc>
+          <w:tcPr>
+            <w:tcW w:type="dxa" w:w="120"/>
+            <w:tcMar>
+              <w:top w:type="dxa" w:w="40"/>
+              <w:left w:type="dxa" w:w="90"/>
+              <w:bottom w:type="dxa" w:w="40"/>
+              <w:right w:type="dxa" w:w="90"/>
+            </w:tcMar>
+            <w:vAlign w:val="top"/>
+          </w:tcPr>
+          <w:p>
+            <w:pPr>
+              <w:spacing w:after="0" w:before="0" w:line="252" w:lineRule="auto"/>
+            </w:pPr>
+            <w:r>
+              <w:rPr>
+                <w:rFonts w:ascii="Arial" w:cs="Arial" w:eastAsia="Arial" w:hAnsi="Arial"/>
+                <w:color w:val="1A1A1A"/>
+                <w:sz w:val="20"/>
+                <w:szCs w:val="20"/>
+              </w:rPr>
+              <w:t xml:space="preserve"/>
+            </w:r>
+          </w:p>
+        </w:tc>
+        <w:tc>
+          <w:tcPr>
+            <w:tcW w:type="dxa" w:w="5099"/>
+            <w:shd w:fill="DDF0F6" w:color="auto" w:val="clear"/>
+            <w:tcMar>
+              <w:top w:type="dxa" w:w="40"/>
+              <w:left w:type="dxa" w:w="90"/>
+              <w:bottom w:type="dxa" w:w="40"/>
+              <w:right w:type="dxa" w:w="90"/>
+            </w:tcMar>
+            <w:vAlign w:val="top"/>
+          </w:tcPr>
+          <w:p>
+            <w:pPr>
+              <w:spacing w:after="0" w:before="0" w:line="252" w:lineRule="auto"/>
+            </w:pPr>
+            <w:r>
+              <w:rPr>
+                <w:rFonts w:ascii="Arial" w:cs="Arial" w:eastAsia="Arial" w:hAnsi="Arial"/>
+                <w:b/>
+                <w:bCs/>
+                <w:color w:val="1A1A1A"/>
+                <w:sz w:val="20"/>
+                <w:szCs w:val="20"/>
+              </w:rPr>
+              <w:t xml:space="preserve">Hyperrealismus</w:t>
+            </w:r>
+          </w:p>
+        </w:tc>
+      </w:tr>
+      <w:tr>
+        <w:tc>
+          <w:tcPr>
+            <w:tcW w:type="dxa" w:w="5099"/>
+            <w:tcMar>
+              <w:top w:type="dxa" w:w="40"/>
+              <w:left w:type="dxa" w:w="90"/>
+              <w:bottom w:type="dxa" w:w="40"/>
+              <w:right w:type="dxa" w:w="90"/>
+            </w:tcMar>
+            <w:vAlign w:val="top"/>
+          </w:tcPr>
+          <w:p>
+            <w:pPr>
+              <w:spacing w:after="0" w:before="0" w:line="252" w:lineRule="auto"/>
+            </w:pPr>
+            <w:r>
+              <w:rPr>
+                <w:rFonts w:ascii="Arial" w:cs="Arial" w:eastAsia="Arial" w:hAnsi="Arial"/>
+                <w:b/>
+                <w:bCs/>
+                <w:color w:val="1A1A1A"/>
+                <w:sz w:val="20"/>
+                <w:szCs w:val="20"/>
+              </w:rPr>
+              <w:t xml:space="preserve">Richard Estes</w:t>
+            </w:r>
+            <w:r>
+              <w:rPr>
+                <w:rFonts w:ascii="Arial" w:cs="Arial" w:eastAsia="Arial" w:hAnsi="Arial"/>
+                <w:color w:val="555555"/>
+                <w:sz w:val="16"/>
+                <w:szCs w:val="16"/>
+              </w:rPr>
+              <w:t xml:space="preserve">  * 1932 · USA</w:t>
+            </w:r>
+          </w:p>
+          <w:p>
+            <w:pPr>
+              <w:spacing w:after="0" w:before="0" w:line="252" w:lineRule="auto"/>
+            </w:pPr>
+            <w:r>
+              <w:rPr>
+                <w:rFonts w:ascii="Arial" w:cs="Arial" w:eastAsia="Arial" w:hAnsi="Arial"/>
+                <w:color w:val="1A1A1A"/>
                 <w:sz w:val="18"/>
                 <w:szCs w:val="18"/>
               </w:rPr>
-              <w:t xml:space="preserve">Fotorealismus</w:t>
+              <w:t xml:space="preserve">Mitbegründer; New Yorker Stadtansichten voller Spiegelungen</w:t>
             </w:r>
           </w:p>
         </w:tc>
@@ -1677,6 +1885,57 @@
             </w:tcMar>
             <w:vAlign w:val="top"/>
           </w:tcPr>
+          <w:p>
+            <w:pPr>
+              <w:spacing w:after="0" w:before="0" w:line="252" w:lineRule="auto"/>
+            </w:pPr>
+            <w:r>
+              <w:rPr>
+                <w:rFonts w:ascii="Arial" w:cs="Arial" w:eastAsia="Arial" w:hAnsi="Arial"/>
+                <w:color w:val="1A1A1A"/>
+                <w:sz w:val="20"/>
+                <w:szCs w:val="20"/>
+              </w:rPr>
+              <w:t xml:space="preserve"/>
+            </w:r>
+          </w:p>
+        </w:tc>
+        <w:tc>
+          <w:tcPr>
+            <w:tcW w:type="dxa" w:w="5099"/>
+            <w:tcMar>
+              <w:top w:type="dxa" w:w="40"/>
+              <w:left w:type="dxa" w:w="90"/>
+              <w:bottom w:type="dxa" w:w="40"/>
+              <w:right w:type="dxa" w:w="90"/>
+            </w:tcMar>
+            <w:vAlign w:val="top"/>
+          </w:tcPr>
+          <w:p>
+            <w:pPr>
+              <w:spacing w:after="0" w:before="0" w:line="252" w:lineRule="auto"/>
+            </w:pPr>
+            <w:r>
+              <w:rPr>
+                <w:rFonts w:ascii="Arial" w:cs="Arial" w:eastAsia="Arial" w:hAnsi="Arial"/>
+                <w:b/>
+                <w:bCs/>
+                <w:color w:val="1A1A1A"/>
+                <w:sz w:val="20"/>
+                <w:szCs w:val="20"/>
+              </w:rPr>
+              <w:t xml:space="preserve">Duane Hanson</w:t>
+            </w:r>
+            <w:r>
+              <w:rPr>
+                <w:rFonts w:ascii="Arial" w:cs="Arial" w:eastAsia="Arial" w:hAnsi="Arial"/>
+                <w:color w:val="555555"/>
+                <w:sz w:val="16"/>
+                <w:szCs w:val="16"/>
+              </w:rPr>
+              <w:t xml:space="preserve">  1925–1996 · USA</w:t>
+            </w:r>
+          </w:p>
           <w:p>
             <w:pPr>
               <w:spacing w:after="0" w:before="0" w:line="252" w:lineRule="auto"/>
@@ -1688,14 +1947,15 @@
                 <w:sz w:val="18"/>
                 <w:szCs w:val="18"/>
               </w:rPr>
-              <w:t xml:space="preserve"/>
-            </w:r>
-          </w:p>
-        </w:tc>
+              <w:t xml:space="preserve">Lebensgroße Figuren aus Kunstharz mit echter Kleidung</w:t>
+            </w:r>
+          </w:p>
+        </w:tc>
+      </w:tr>
+      <w:tr>
         <w:tc>
           <w:tcPr>
             <w:tcW w:type="dxa" w:w="5099"/>
-            <w:shd w:fill="DDF0F6" w:color="auto" w:val="clear"/>
             <w:tcMar>
               <w:top w:type="dxa" w:w="40"/>
               <w:left w:type="dxa" w:w="90"/>
@@ -1713,11 +1973,111 @@
                 <w:rFonts w:ascii="Arial" w:cs="Arial" w:eastAsia="Arial" w:hAnsi="Arial"/>
                 <w:b/>
                 <w:bCs/>
+                <w:color w:val="1A1A1A"/>
+                <w:sz w:val="20"/>
+                <w:szCs w:val="20"/>
+              </w:rPr>
+              <w:t xml:space="preserve">Chuck Close</w:t>
+            </w:r>
+            <w:r>
+              <w:rPr>
+                <w:rFonts w:ascii="Arial" w:cs="Arial" w:eastAsia="Arial" w:hAnsi="Arial"/>
+                <w:color w:val="555555"/>
+                <w:sz w:val="16"/>
+                <w:szCs w:val="16"/>
+              </w:rPr>
+              <w:t xml:space="preserve">  1940–2021 · USA</w:t>
+            </w:r>
+          </w:p>
+          <w:p>
+            <w:pPr>
+              <w:spacing w:after="0" w:before="0" w:line="252" w:lineRule="auto"/>
+            </w:pPr>
+            <w:r>
+              <w:rPr>
+                <w:rFonts w:ascii="Arial" w:cs="Arial" w:eastAsia="Arial" w:hAnsi="Arial"/>
                 <w:color w:val="1A1A1A"/>
                 <w:sz w:val="18"/>
                 <w:szCs w:val="18"/>
               </w:rPr>
-              <w:t xml:space="preserve">Hyperrealismus</w:t>
+              <w:t xml:space="preserve">Monumentale Porträts, im Raster übertragen</w:t>
+            </w:r>
+          </w:p>
+        </w:tc>
+        <w:tc>
+          <w:tcPr>
+            <w:tcW w:type="dxa" w:w="120"/>
+            <w:tcMar>
+              <w:top w:type="dxa" w:w="40"/>
+              <w:left w:type="dxa" w:w="90"/>
+              <w:bottom w:type="dxa" w:w="40"/>
+              <w:right w:type="dxa" w:w="90"/>
+            </w:tcMar>
+            <w:vAlign w:val="top"/>
+          </w:tcPr>
+          <w:p>
+            <w:pPr>
+              <w:spacing w:after="0" w:before="0" w:line="252" w:lineRule="auto"/>
+            </w:pPr>
+            <w:r>
+              <w:rPr>
+                <w:rFonts w:ascii="Arial" w:cs="Arial" w:eastAsia="Arial" w:hAnsi="Arial"/>
+                <w:color w:val="1A1A1A"/>
+                <w:sz w:val="20"/>
+                <w:szCs w:val="20"/>
+              </w:rPr>
+              <w:t xml:space="preserve"/>
+            </w:r>
+          </w:p>
+        </w:tc>
+        <w:tc>
+          <w:tcPr>
+            <w:tcW w:type="dxa" w:w="5099"/>
+            <w:tcMar>
+              <w:top w:type="dxa" w:w="40"/>
+              <w:left w:type="dxa" w:w="90"/>
+              <w:bottom w:type="dxa" w:w="40"/>
+              <w:right w:type="dxa" w:w="90"/>
+            </w:tcMar>
+            <w:vAlign w:val="top"/>
+          </w:tcPr>
+          <w:p>
+            <w:pPr>
+              <w:spacing w:after="0" w:before="0" w:line="252" w:lineRule="auto"/>
+            </w:pPr>
+            <w:r>
+              <w:rPr>
+                <w:rFonts w:ascii="Arial" w:cs="Arial" w:eastAsia="Arial" w:hAnsi="Arial"/>
+                <w:b/>
+                <w:bCs/>
+                <w:color w:val="1A1A1A"/>
+                <w:sz w:val="20"/>
+                <w:szCs w:val="20"/>
+              </w:rPr>
+              <w:t xml:space="preserve">John De Andrea</w:t>
+            </w:r>
+            <w:r>
+              <w:rPr>
+                <w:rFonts w:ascii="Arial" w:cs="Arial" w:eastAsia="Arial" w:hAnsi="Arial"/>
+                <w:color w:val="555555"/>
+                <w:sz w:val="16"/>
+                <w:szCs w:val="16"/>
+              </w:rPr>
+              <w:t xml:space="preserve">  * 1941 · USA</w:t>
+            </w:r>
+          </w:p>
+          <w:p>
+            <w:pPr>
+              <w:spacing w:after="0" w:before="0" w:line="252" w:lineRule="auto"/>
+            </w:pPr>
+            <w:r>
+              <w:rPr>
+                <w:rFonts w:ascii="Arial" w:cs="Arial" w:eastAsia="Arial" w:hAnsi="Arial"/>
+                <w:color w:val="1A1A1A"/>
+                <w:sz w:val="18"/>
+                <w:szCs w:val="18"/>
+              </w:rPr>
+              <w:t xml:space="preserve">Lebensechte Aktfiguren aus bemaltem Kunststoff</w:t>
             </w:r>
           </w:p>
         </w:tc>
@@ -1727,64 +2087,115 @@
           <w:tcPr>
             <w:tcW w:type="dxa" w:w="5099"/>
             <w:tcMar>
-              <w:top w:type="dxa" w:w="30"/>
-              <w:left w:type="dxa" w:w="90"/>
-              <w:bottom w:type="dxa" w:w="30"/>
-              <w:right w:type="dxa" w:w="90"/>
-            </w:tcMar>
-            <w:vAlign w:val="top"/>
-          </w:tcPr>
-          <w:p>
-            <w:pPr>
-              <w:spacing w:after="0" w:before="0" w:line="252" w:lineRule="auto"/>
-            </w:pPr>
-            <w:r>
-              <w:rPr>
-                <w:rFonts w:ascii="Arial" w:cs="Arial" w:eastAsia="Arial" w:hAnsi="Arial"/>
-                <w:b/>
-                <w:bCs/>
+              <w:top w:type="dxa" w:w="40"/>
+              <w:left w:type="dxa" w:w="90"/>
+              <w:bottom w:type="dxa" w:w="40"/>
+              <w:right w:type="dxa" w:w="90"/>
+            </w:tcMar>
+            <w:vAlign w:val="top"/>
+          </w:tcPr>
+          <w:p>
+            <w:pPr>
+              <w:spacing w:after="0" w:before="0" w:line="252" w:lineRule="auto"/>
+            </w:pPr>
+            <w:r>
+              <w:rPr>
+                <w:rFonts w:ascii="Arial" w:cs="Arial" w:eastAsia="Arial" w:hAnsi="Arial"/>
+                <w:b/>
+                <w:bCs/>
+                <w:color w:val="1A1A1A"/>
+                <w:sz w:val="20"/>
+                <w:szCs w:val="20"/>
+              </w:rPr>
+              <w:t xml:space="preserve">Ralph Goings</w:t>
+            </w:r>
+            <w:r>
+              <w:rPr>
+                <w:rFonts w:ascii="Arial" w:cs="Arial" w:eastAsia="Arial" w:hAnsi="Arial"/>
+                <w:color w:val="555555"/>
+                <w:sz w:val="16"/>
+                <w:szCs w:val="16"/>
+              </w:rPr>
+              <w:t xml:space="preserve">  1928–2016 · USA</w:t>
+            </w:r>
+          </w:p>
+          <w:p>
+            <w:pPr>
+              <w:spacing w:after="0" w:before="0" w:line="252" w:lineRule="auto"/>
+            </w:pPr>
+            <w:r>
+              <w:rPr>
+                <w:rFonts w:ascii="Arial" w:cs="Arial" w:eastAsia="Arial" w:hAnsi="Arial"/>
                 <w:color w:val="1A1A1A"/>
                 <w:sz w:val="18"/>
                 <w:szCs w:val="18"/>
               </w:rPr>
-              <w:t xml:space="preserve">Richard Estes</w:t>
-            </w:r>
-            <w:r>
-              <w:rPr>
-                <w:rFonts w:ascii="Arial" w:cs="Arial" w:eastAsia="Arial" w:hAnsi="Arial"/>
-                <w:color w:val="5A5A5A"/>
-                <w:sz w:val="15"/>
-                <w:szCs w:val="15"/>
-              </w:rPr>
-              <w:t xml:space="preserve">  * 1932 · USA</w:t>
-            </w:r>
-          </w:p>
-          <w:p>
-            <w:pPr>
-              <w:spacing w:after="0" w:before="0" w:line="252" w:lineRule="auto"/>
-            </w:pPr>
-            <w:r>
-              <w:rPr>
-                <w:rFonts w:ascii="Arial" w:cs="Arial" w:eastAsia="Arial" w:hAnsi="Arial"/>
-                <w:color w:val="1A1A1A"/>
+              <w:t xml:space="preserve">Diners, Pick-ups und Wohnwagen</w:t>
+            </w:r>
+          </w:p>
+        </w:tc>
+        <w:tc>
+          <w:tcPr>
+            <w:tcW w:type="dxa" w:w="120"/>
+            <w:tcMar>
+              <w:top w:type="dxa" w:w="40"/>
+              <w:left w:type="dxa" w:w="90"/>
+              <w:bottom w:type="dxa" w:w="40"/>
+              <w:right w:type="dxa" w:w="90"/>
+            </w:tcMar>
+            <w:vAlign w:val="top"/>
+          </w:tcPr>
+          <w:p>
+            <w:pPr>
+              <w:spacing w:after="0" w:before="0" w:line="252" w:lineRule="auto"/>
+            </w:pPr>
+            <w:r>
+              <w:rPr>
+                <w:rFonts w:ascii="Arial" w:cs="Arial" w:eastAsia="Arial" w:hAnsi="Arial"/>
+                <w:color w:val="1A1A1A"/>
+                <w:sz w:val="20"/>
+                <w:szCs w:val="20"/>
+              </w:rPr>
+              <w:t xml:space="preserve"/>
+            </w:r>
+          </w:p>
+        </w:tc>
+        <w:tc>
+          <w:tcPr>
+            <w:tcW w:type="dxa" w:w="5099"/>
+            <w:tcMar>
+              <w:top w:type="dxa" w:w="40"/>
+              <w:left w:type="dxa" w:w="90"/>
+              <w:bottom w:type="dxa" w:w="40"/>
+              <w:right w:type="dxa" w:w="90"/>
+            </w:tcMar>
+            <w:vAlign w:val="top"/>
+          </w:tcPr>
+          <w:p>
+            <w:pPr>
+              <w:spacing w:after="0" w:before="0" w:line="252" w:lineRule="auto"/>
+            </w:pPr>
+            <w:r>
+              <w:rPr>
+                <w:rFonts w:ascii="Arial" w:cs="Arial" w:eastAsia="Arial" w:hAnsi="Arial"/>
+                <w:b/>
+                <w:bCs/>
+                <w:color w:val="1A1A1A"/>
+                <w:sz w:val="20"/>
+                <w:szCs w:val="20"/>
+              </w:rPr>
+              <w:t xml:space="preserve">Ron Mueck</w:t>
+            </w:r>
+            <w:r>
+              <w:rPr>
+                <w:rFonts w:ascii="Arial" w:cs="Arial" w:eastAsia="Arial" w:hAnsi="Arial"/>
+                <w:color w:val="555555"/>
                 <w:sz w:val="16"/>
                 <w:szCs w:val="16"/>
               </w:rPr>
-              <w:t xml:space="preserve">Mitbegründer; New Yorker Stadtansichten voller Spiegelungen</w:t>
-            </w:r>
-          </w:p>
-        </w:tc>
-        <w:tc>
-          <w:tcPr>
-            <w:tcW w:type="dxa" w:w="120"/>
-            <w:tcMar>
-              <w:top w:type="dxa" w:w="40"/>
-              <w:left w:type="dxa" w:w="90"/>
-              <w:bottom w:type="dxa" w:w="40"/>
-              <w:right w:type="dxa" w:w="90"/>
-            </w:tcMar>
-            <w:vAlign w:val="top"/>
-          </w:tcPr>
+              <w:t xml:space="preserve">  * 1958 · Australien, lebt in London</w:t>
+            </w:r>
+          </w:p>
           <w:p>
             <w:pPr>
               <w:spacing w:after="0" w:before="0" w:line="252" w:lineRule="auto"/>
@@ -1796,58 +2207,137 @@
                 <w:sz w:val="18"/>
                 <w:szCs w:val="18"/>
               </w:rPr>
-              <w:t xml:space="preserve"/>
-            </w:r>
-          </w:p>
-        </w:tc>
+              <w:t xml:space="preserve">Silikonskulpturen mit verändertem Maßstab</w:t>
+            </w:r>
+          </w:p>
+        </w:tc>
+      </w:tr>
+      <w:tr>
         <w:tc>
           <w:tcPr>
             <w:tcW w:type="dxa" w:w="5099"/>
             <w:tcMar>
-              <w:top w:type="dxa" w:w="30"/>
-              <w:left w:type="dxa" w:w="90"/>
-              <w:bottom w:type="dxa" w:w="30"/>
-              <w:right w:type="dxa" w:w="90"/>
-            </w:tcMar>
-            <w:vAlign w:val="top"/>
-          </w:tcPr>
-          <w:p>
-            <w:pPr>
-              <w:spacing w:after="0" w:before="0" w:line="252" w:lineRule="auto"/>
-            </w:pPr>
-            <w:r>
-              <w:rPr>
-                <w:rFonts w:ascii="Arial" w:cs="Arial" w:eastAsia="Arial" w:hAnsi="Arial"/>
-                <w:b/>
-                <w:bCs/>
+              <w:top w:type="dxa" w:w="40"/>
+              <w:left w:type="dxa" w:w="90"/>
+              <w:bottom w:type="dxa" w:w="40"/>
+              <w:right w:type="dxa" w:w="90"/>
+            </w:tcMar>
+            <w:vAlign w:val="top"/>
+          </w:tcPr>
+          <w:p>
+            <w:pPr>
+              <w:spacing w:after="0" w:before="0" w:line="252" w:lineRule="auto"/>
+            </w:pPr>
+            <w:r>
+              <w:rPr>
+                <w:rFonts w:ascii="Arial" w:cs="Arial" w:eastAsia="Arial" w:hAnsi="Arial"/>
+                <w:b/>
+                <w:bCs/>
+                <w:color w:val="1A1A1A"/>
+                <w:sz w:val="20"/>
+                <w:szCs w:val="20"/>
+              </w:rPr>
+              <w:t xml:space="preserve">Audrey Flack</w:t>
+            </w:r>
+            <w:r>
+              <w:rPr>
+                <w:rFonts w:ascii="Arial" w:cs="Arial" w:eastAsia="Arial" w:hAnsi="Arial"/>
+                <w:color w:val="555555"/>
+                <w:sz w:val="16"/>
+                <w:szCs w:val="16"/>
+              </w:rPr>
+              <w:t xml:space="preserve">  1931–2024 · USA</w:t>
+            </w:r>
+          </w:p>
+          <w:p>
+            <w:pPr>
+              <w:spacing w:after="0" w:before="0" w:line="252" w:lineRule="auto"/>
+            </w:pPr>
+            <w:r>
+              <w:rPr>
+                <w:rFonts w:ascii="Arial" w:cs="Arial" w:eastAsia="Arial" w:hAnsi="Arial"/>
                 <w:color w:val="1A1A1A"/>
                 <w:sz w:val="18"/>
                 <w:szCs w:val="18"/>
               </w:rPr>
-              <w:t xml:space="preserve">Duane Hanson</w:t>
-            </w:r>
-            <w:r>
-              <w:rPr>
-                <w:rFonts w:ascii="Arial" w:cs="Arial" w:eastAsia="Arial" w:hAnsi="Arial"/>
-                <w:color w:val="5A5A5A"/>
-                <w:sz w:val="15"/>
-                <w:szCs w:val="15"/>
-              </w:rPr>
-              <w:t xml:space="preserve">  1925–1996 · USA</w:t>
-            </w:r>
-          </w:p>
-          <w:p>
-            <w:pPr>
-              <w:spacing w:after="0" w:before="0" w:line="252" w:lineRule="auto"/>
-            </w:pPr>
-            <w:r>
-              <w:rPr>
-                <w:rFonts w:ascii="Arial" w:cs="Arial" w:eastAsia="Arial" w:hAnsi="Arial"/>
-                <w:color w:val="1A1A1A"/>
+              <w:t xml:space="preserve">Wichtigste Künstlerin der ersten Generation; Vanitas-Stillleben</w:t>
+            </w:r>
+          </w:p>
+        </w:tc>
+        <w:tc>
+          <w:tcPr>
+            <w:tcW w:type="dxa" w:w="120"/>
+            <w:tcMar>
+              <w:top w:type="dxa" w:w="40"/>
+              <w:left w:type="dxa" w:w="90"/>
+              <w:bottom w:type="dxa" w:w="40"/>
+              <w:right w:type="dxa" w:w="90"/>
+            </w:tcMar>
+            <w:vAlign w:val="top"/>
+          </w:tcPr>
+          <w:p>
+            <w:pPr>
+              <w:spacing w:after="0" w:before="0" w:line="252" w:lineRule="auto"/>
+            </w:pPr>
+            <w:r>
+              <w:rPr>
+                <w:rFonts w:ascii="Arial" w:cs="Arial" w:eastAsia="Arial" w:hAnsi="Arial"/>
+                <w:color w:val="1A1A1A"/>
+                <w:sz w:val="20"/>
+                <w:szCs w:val="20"/>
+              </w:rPr>
+              <w:t xml:space="preserve"/>
+            </w:r>
+          </w:p>
+        </w:tc>
+        <w:tc>
+          <w:tcPr>
+            <w:tcW w:type="dxa" w:w="5099"/>
+            <w:tcMar>
+              <w:top w:type="dxa" w:w="40"/>
+              <w:left w:type="dxa" w:w="90"/>
+              <w:bottom w:type="dxa" w:w="40"/>
+              <w:right w:type="dxa" w:w="90"/>
+            </w:tcMar>
+            <w:vAlign w:val="top"/>
+          </w:tcPr>
+          <w:p>
+            <w:pPr>
+              <w:spacing w:after="0" w:before="0" w:line="252" w:lineRule="auto"/>
+            </w:pPr>
+            <w:r>
+              <w:rPr>
+                <w:rFonts w:ascii="Arial" w:cs="Arial" w:eastAsia="Arial" w:hAnsi="Arial"/>
+                <w:b/>
+                <w:bCs/>
+                <w:color w:val="1A1A1A"/>
+                <w:sz w:val="20"/>
+                <w:szCs w:val="20"/>
+              </w:rPr>
+              <w:t xml:space="preserve">Gottfried Helnwein</w:t>
+            </w:r>
+            <w:r>
+              <w:rPr>
+                <w:rFonts w:ascii="Arial" w:cs="Arial" w:eastAsia="Arial" w:hAnsi="Arial"/>
+                <w:color w:val="555555"/>
                 <w:sz w:val="16"/>
                 <w:szCs w:val="16"/>
               </w:rPr>
-              <w:t xml:space="preserve">Lebensgroße Figuren aus Polyester mit echter Kleidung</w:t>
+              <w:t xml:space="preserve">  * 1948 · Österreich/Irland</w:t>
+            </w:r>
+          </w:p>
+          <w:p>
+            <w:pPr>
+              <w:spacing w:after="0" w:before="0" w:line="252" w:lineRule="auto"/>
+            </w:pPr>
+            <w:r>
+              <w:rPr>
+                <w:rFonts w:ascii="Arial" w:cs="Arial" w:eastAsia="Arial" w:hAnsi="Arial"/>
+                <w:color w:val="1A1A1A"/>
+                <w:sz w:val="18"/>
+                <w:szCs w:val="18"/>
+              </w:rPr>
+              <w:t xml:space="preserve">Verletzte Kinder, NS-Geschichte – Malerei als Provokation</w:t>
             </w:r>
           </w:p>
         </w:tc>
@@ -1857,64 +2347,115 @@
           <w:tcPr>
             <w:tcW w:type="dxa" w:w="5099"/>
             <w:tcMar>
-              <w:top w:type="dxa" w:w="30"/>
-              <w:left w:type="dxa" w:w="90"/>
-              <w:bottom w:type="dxa" w:w="30"/>
-              <w:right w:type="dxa" w:w="90"/>
-            </w:tcMar>
-            <w:vAlign w:val="top"/>
-          </w:tcPr>
-          <w:p>
-            <w:pPr>
-              <w:spacing w:after="0" w:before="0" w:line="252" w:lineRule="auto"/>
-            </w:pPr>
-            <w:r>
-              <w:rPr>
-                <w:rFonts w:ascii="Arial" w:cs="Arial" w:eastAsia="Arial" w:hAnsi="Arial"/>
-                <w:b/>
-                <w:bCs/>
+              <w:top w:type="dxa" w:w="40"/>
+              <w:left w:type="dxa" w:w="90"/>
+              <w:bottom w:type="dxa" w:w="40"/>
+              <w:right w:type="dxa" w:w="90"/>
+            </w:tcMar>
+            <w:vAlign w:val="top"/>
+          </w:tcPr>
+          <w:p>
+            <w:pPr>
+              <w:spacing w:after="0" w:before="0" w:line="252" w:lineRule="auto"/>
+            </w:pPr>
+            <w:r>
+              <w:rPr>
+                <w:rFonts w:ascii="Arial" w:cs="Arial" w:eastAsia="Arial" w:hAnsi="Arial"/>
+                <w:b/>
+                <w:bCs/>
+                <w:color w:val="1A1A1A"/>
+                <w:sz w:val="20"/>
+                <w:szCs w:val="20"/>
+              </w:rPr>
+              <w:t xml:space="preserve">Robert Bechtle</w:t>
+            </w:r>
+            <w:r>
+              <w:rPr>
+                <w:rFonts w:ascii="Arial" w:cs="Arial" w:eastAsia="Arial" w:hAnsi="Arial"/>
+                <w:color w:val="555555"/>
+                <w:sz w:val="16"/>
+                <w:szCs w:val="16"/>
+              </w:rPr>
+              <w:t xml:space="preserve">  1932–2020 · USA</w:t>
+            </w:r>
+          </w:p>
+          <w:p>
+            <w:pPr>
+              <w:spacing w:after="0" w:before="0" w:line="252" w:lineRule="auto"/>
+            </w:pPr>
+            <w:r>
+              <w:rPr>
+                <w:rFonts w:ascii="Arial" w:cs="Arial" w:eastAsia="Arial" w:hAnsi="Arial"/>
                 <w:color w:val="1A1A1A"/>
                 <w:sz w:val="18"/>
                 <w:szCs w:val="18"/>
               </w:rPr>
-              <w:t xml:space="preserve">Chuck Close</w:t>
-            </w:r>
-            <w:r>
-              <w:rPr>
-                <w:rFonts w:ascii="Arial" w:cs="Arial" w:eastAsia="Arial" w:hAnsi="Arial"/>
-                <w:color w:val="5A5A5A"/>
-                <w:sz w:val="15"/>
-                <w:szCs w:val="15"/>
-              </w:rPr>
-              <w:t xml:space="preserve">  1940–2021 · USA</w:t>
-            </w:r>
-          </w:p>
-          <w:p>
-            <w:pPr>
-              <w:spacing w:after="0" w:before="0" w:line="252" w:lineRule="auto"/>
-            </w:pPr>
-            <w:r>
-              <w:rPr>
-                <w:rFonts w:ascii="Arial" w:cs="Arial" w:eastAsia="Arial" w:hAnsi="Arial"/>
-                <w:color w:val="1A1A1A"/>
+              <w:t xml:space="preserve">Kalifornische Vorstadt: Autos, Häuser, Familien</w:t>
+            </w:r>
+          </w:p>
+        </w:tc>
+        <w:tc>
+          <w:tcPr>
+            <w:tcW w:type="dxa" w:w="120"/>
+            <w:tcMar>
+              <w:top w:type="dxa" w:w="40"/>
+              <w:left w:type="dxa" w:w="90"/>
+              <w:bottom w:type="dxa" w:w="40"/>
+              <w:right w:type="dxa" w:w="90"/>
+            </w:tcMar>
+            <w:vAlign w:val="top"/>
+          </w:tcPr>
+          <w:p>
+            <w:pPr>
+              <w:spacing w:after="0" w:before="0" w:line="252" w:lineRule="auto"/>
+            </w:pPr>
+            <w:r>
+              <w:rPr>
+                <w:rFonts w:ascii="Arial" w:cs="Arial" w:eastAsia="Arial" w:hAnsi="Arial"/>
+                <w:color w:val="1A1A1A"/>
+                <w:sz w:val="20"/>
+                <w:szCs w:val="20"/>
+              </w:rPr>
+              <w:t xml:space="preserve"/>
+            </w:r>
+          </w:p>
+        </w:tc>
+        <w:tc>
+          <w:tcPr>
+            <w:tcW w:type="dxa" w:w="5099"/>
+            <w:tcMar>
+              <w:top w:type="dxa" w:w="40"/>
+              <w:left w:type="dxa" w:w="90"/>
+              <w:bottom w:type="dxa" w:w="40"/>
+              <w:right w:type="dxa" w:w="90"/>
+            </w:tcMar>
+            <w:vAlign w:val="top"/>
+          </w:tcPr>
+          <w:p>
+            <w:pPr>
+              <w:spacing w:after="0" w:before="0" w:line="252" w:lineRule="auto"/>
+            </w:pPr>
+            <w:r>
+              <w:rPr>
+                <w:rFonts w:ascii="Arial" w:cs="Arial" w:eastAsia="Arial" w:hAnsi="Arial"/>
+                <w:b/>
+                <w:bCs/>
+                <w:color w:val="1A1A1A"/>
+                <w:sz w:val="20"/>
+                <w:szCs w:val="20"/>
+              </w:rPr>
+              <w:t xml:space="preserve">Roberto Bernardi</w:t>
+            </w:r>
+            <w:r>
+              <w:rPr>
+                <w:rFonts w:ascii="Arial" w:cs="Arial" w:eastAsia="Arial" w:hAnsi="Arial"/>
+                <w:color w:val="555555"/>
                 <w:sz w:val="16"/>
                 <w:szCs w:val="16"/>
               </w:rPr>
-              <w:t xml:space="preserve">Monumentale Porträts, im Raster übertragen</w:t>
-            </w:r>
-          </w:p>
-        </w:tc>
-        <w:tc>
-          <w:tcPr>
-            <w:tcW w:type="dxa" w:w="120"/>
-            <w:tcMar>
-              <w:top w:type="dxa" w:w="40"/>
-              <w:left w:type="dxa" w:w="90"/>
-              <w:bottom w:type="dxa" w:w="40"/>
-              <w:right w:type="dxa" w:w="90"/>
-            </w:tcMar>
-            <w:vAlign w:val="top"/>
-          </w:tcPr>
+              <w:t xml:space="preserve">  * 1974 · Italien</w:t>
+            </w:r>
+          </w:p>
           <w:p>
             <w:pPr>
               <w:spacing w:after="0" w:before="0" w:line="252" w:lineRule="auto"/>
@@ -1926,576 +2467,135 @@
                 <w:sz w:val="18"/>
                 <w:szCs w:val="18"/>
               </w:rPr>
-              <w:t xml:space="preserve"/>
-            </w:r>
-          </w:p>
-        </w:tc>
+              <w:t xml:space="preserve">Glas, Süßes und Spiegelungen in Öl</w:t>
+            </w:r>
+          </w:p>
+        </w:tc>
+      </w:tr>
+      <w:tr>
         <w:tc>
           <w:tcPr>
             <w:tcW w:type="dxa" w:w="5099"/>
             <w:tcMar>
-              <w:top w:type="dxa" w:w="30"/>
-              <w:left w:type="dxa" w:w="90"/>
-              <w:bottom w:type="dxa" w:w="30"/>
-              <w:right w:type="dxa" w:w="90"/>
-            </w:tcMar>
-            <w:vAlign w:val="top"/>
-          </w:tcPr>
-          <w:p>
-            <w:pPr>
-              <w:spacing w:after="0" w:before="0" w:line="252" w:lineRule="auto"/>
-            </w:pPr>
-            <w:r>
-              <w:rPr>
-                <w:rFonts w:ascii="Arial" w:cs="Arial" w:eastAsia="Arial" w:hAnsi="Arial"/>
-                <w:b/>
-                <w:bCs/>
+              <w:top w:type="dxa" w:w="40"/>
+              <w:left w:type="dxa" w:w="90"/>
+              <w:bottom w:type="dxa" w:w="40"/>
+              <w:right w:type="dxa" w:w="90"/>
+            </w:tcMar>
+            <w:vAlign w:val="top"/>
+          </w:tcPr>
+          <w:p>
+            <w:pPr>
+              <w:spacing w:after="0" w:before="0" w:line="252" w:lineRule="auto"/>
+            </w:pPr>
+            <w:r>
+              <w:rPr>
+                <w:rFonts w:ascii="Arial" w:cs="Arial" w:eastAsia="Arial" w:hAnsi="Arial"/>
+                <w:b/>
+                <w:bCs/>
+                <w:color w:val="1A1A1A"/>
+                <w:sz w:val="20"/>
+                <w:szCs w:val="20"/>
+              </w:rPr>
+              <w:t xml:space="preserve">Franz Gertsch</w:t>
+            </w:r>
+            <w:r>
+              <w:rPr>
+                <w:rFonts w:ascii="Arial" w:cs="Arial" w:eastAsia="Arial" w:hAnsi="Arial"/>
+                <w:color w:val="555555"/>
+                <w:sz w:val="16"/>
+                <w:szCs w:val="16"/>
+              </w:rPr>
+              <w:t xml:space="preserve">  1930–2022 · Schweiz</w:t>
+            </w:r>
+          </w:p>
+          <w:p>
+            <w:pPr>
+              <w:spacing w:after="0" w:before="0" w:line="252" w:lineRule="auto"/>
+            </w:pPr>
+            <w:r>
+              <w:rPr>
+                <w:rFonts w:ascii="Arial" w:cs="Arial" w:eastAsia="Arial" w:hAnsi="Arial"/>
                 <w:color w:val="1A1A1A"/>
                 <w:sz w:val="18"/>
                 <w:szCs w:val="18"/>
               </w:rPr>
-              <w:t xml:space="preserve">John De Andrea</w:t>
-            </w:r>
-            <w:r>
-              <w:rPr>
-                <w:rFonts w:ascii="Arial" w:cs="Arial" w:eastAsia="Arial" w:hAnsi="Arial"/>
-                <w:color w:val="5A5A5A"/>
-                <w:sz w:val="15"/>
-                <w:szCs w:val="15"/>
-              </w:rPr>
-              <w:t xml:space="preserve">  * 1941 · USA</w:t>
-            </w:r>
-          </w:p>
-          <w:p>
-            <w:pPr>
-              <w:spacing w:after="0" w:before="0" w:line="252" w:lineRule="auto"/>
-            </w:pPr>
-            <w:r>
-              <w:rPr>
-                <w:rFonts w:ascii="Arial" w:cs="Arial" w:eastAsia="Arial" w:hAnsi="Arial"/>
-                <w:color w:val="1A1A1A"/>
+              <w:t xml:space="preserve">Gilt als wichtigster europäischer Fotorealist</w:t>
+            </w:r>
+          </w:p>
+        </w:tc>
+        <w:tc>
+          <w:tcPr>
+            <w:tcW w:type="dxa" w:w="120"/>
+            <w:tcMar>
+              <w:top w:type="dxa" w:w="40"/>
+              <w:left w:type="dxa" w:w="90"/>
+              <w:bottom w:type="dxa" w:w="40"/>
+              <w:right w:type="dxa" w:w="90"/>
+            </w:tcMar>
+            <w:vAlign w:val="top"/>
+          </w:tcPr>
+          <w:p>
+            <w:pPr>
+              <w:spacing w:after="0" w:before="0" w:line="252" w:lineRule="auto"/>
+            </w:pPr>
+            <w:r>
+              <w:rPr>
+                <w:rFonts w:ascii="Arial" w:cs="Arial" w:eastAsia="Arial" w:hAnsi="Arial"/>
+                <w:color w:val="1A1A1A"/>
+                <w:sz w:val="20"/>
+                <w:szCs w:val="20"/>
+              </w:rPr>
+              <w:t xml:space="preserve"/>
+            </w:r>
+          </w:p>
+        </w:tc>
+        <w:tc>
+          <w:tcPr>
+            <w:tcW w:type="dxa" w:w="5099"/>
+            <w:tcMar>
+              <w:top w:type="dxa" w:w="40"/>
+              <w:left w:type="dxa" w:w="90"/>
+              <w:bottom w:type="dxa" w:w="40"/>
+              <w:right w:type="dxa" w:w="90"/>
+            </w:tcMar>
+            <w:vAlign w:val="top"/>
+          </w:tcPr>
+          <w:p>
+            <w:pPr>
+              <w:spacing w:after="0" w:before="0" w:line="252" w:lineRule="auto"/>
+            </w:pPr>
+            <w:r>
+              <w:rPr>
+                <w:rFonts w:ascii="Arial" w:cs="Arial" w:eastAsia="Arial" w:hAnsi="Arial"/>
+                <w:b/>
+                <w:bCs/>
+                <w:color w:val="1A1A1A"/>
+                <w:sz w:val="20"/>
+                <w:szCs w:val="20"/>
+              </w:rPr>
+              <w:t xml:space="preserve">Robin Eley</w:t>
+            </w:r>
+            <w:r>
+              <w:rPr>
+                <w:rFonts w:ascii="Arial" w:cs="Arial" w:eastAsia="Arial" w:hAnsi="Arial"/>
+                <w:color w:val="555555"/>
                 <w:sz w:val="16"/>
                 <w:szCs w:val="16"/>
               </w:rPr>
-              <w:t xml:space="preserve">Lebensechte Akt-Figuren aus bemaltem Kunststoff</w:t>
-            </w:r>
-          </w:p>
-        </w:tc>
-      </w:tr>
-      <w:tr>
-        <w:tc>
-          <w:tcPr>
-            <w:tcW w:type="dxa" w:w="5099"/>
-            <w:tcMar>
-              <w:top w:type="dxa" w:w="30"/>
-              <w:left w:type="dxa" w:w="90"/>
-              <w:bottom w:type="dxa" w:w="30"/>
-              <w:right w:type="dxa" w:w="90"/>
-            </w:tcMar>
-            <w:vAlign w:val="top"/>
-          </w:tcPr>
-          <w:p>
-            <w:pPr>
-              <w:spacing w:after="0" w:before="0" w:line="252" w:lineRule="auto"/>
-            </w:pPr>
-            <w:r>
-              <w:rPr>
-                <w:rFonts w:ascii="Arial" w:cs="Arial" w:eastAsia="Arial" w:hAnsi="Arial"/>
-                <w:b/>
-                <w:bCs/>
+              <w:t xml:space="preserve">  * 1978 · Großbritannien/Australien</w:t>
+            </w:r>
+          </w:p>
+          <w:p>
+            <w:pPr>
+              <w:spacing w:after="0" w:before="0" w:line="252" w:lineRule="auto"/>
+            </w:pPr>
+            <w:r>
+              <w:rPr>
+                <w:rFonts w:ascii="Arial" w:cs="Arial" w:eastAsia="Arial" w:hAnsi="Arial"/>
                 <w:color w:val="1A1A1A"/>
                 <w:sz w:val="18"/>
                 <w:szCs w:val="18"/>
-              </w:rPr>
-              <w:t xml:space="preserve">Ralph Goings</w:t>
-            </w:r>
-            <w:r>
-              <w:rPr>
-                <w:rFonts w:ascii="Arial" w:cs="Arial" w:eastAsia="Arial" w:hAnsi="Arial"/>
-                <w:color w:val="5A5A5A"/>
-                <w:sz w:val="15"/>
-                <w:szCs w:val="15"/>
-              </w:rPr>
-              <w:t xml:space="preserve">  1928–2016 · USA</w:t>
-            </w:r>
-          </w:p>
-          <w:p>
-            <w:pPr>
-              <w:spacing w:after="0" w:before="0" w:line="252" w:lineRule="auto"/>
-            </w:pPr>
-            <w:r>
-              <w:rPr>
-                <w:rFonts w:ascii="Arial" w:cs="Arial" w:eastAsia="Arial" w:hAnsi="Arial"/>
-                <w:color w:val="1A1A1A"/>
-                <w:sz w:val="16"/>
-                <w:szCs w:val="16"/>
-              </w:rPr>
-              <w:t xml:space="preserve">Diner, Pick-ups und Stillleben vom Imbisstisch</w:t>
-            </w:r>
-          </w:p>
-        </w:tc>
-        <w:tc>
-          <w:tcPr>
-            <w:tcW w:type="dxa" w:w="120"/>
-            <w:tcMar>
-              <w:top w:type="dxa" w:w="40"/>
-              <w:left w:type="dxa" w:w="90"/>
-              <w:bottom w:type="dxa" w:w="40"/>
-              <w:right w:type="dxa" w:w="90"/>
-            </w:tcMar>
-            <w:vAlign w:val="top"/>
-          </w:tcPr>
-          <w:p>
-            <w:pPr>
-              <w:spacing w:after="0" w:before="0" w:line="252" w:lineRule="auto"/>
-            </w:pPr>
-            <w:r>
-              <w:rPr>
-                <w:rFonts w:ascii="Arial" w:cs="Arial" w:eastAsia="Arial" w:hAnsi="Arial"/>
-                <w:color w:val="1A1A1A"/>
-                <w:sz w:val="18"/>
-                <w:szCs w:val="18"/>
-              </w:rPr>
-              <w:t xml:space="preserve"/>
-            </w:r>
-          </w:p>
-        </w:tc>
-        <w:tc>
-          <w:tcPr>
-            <w:tcW w:type="dxa" w:w="5099"/>
-            <w:tcMar>
-              <w:top w:type="dxa" w:w="30"/>
-              <w:left w:type="dxa" w:w="90"/>
-              <w:bottom w:type="dxa" w:w="30"/>
-              <w:right w:type="dxa" w:w="90"/>
-            </w:tcMar>
-            <w:vAlign w:val="top"/>
-          </w:tcPr>
-          <w:p>
-            <w:pPr>
-              <w:spacing w:after="0" w:before="0" w:line="252" w:lineRule="auto"/>
-            </w:pPr>
-            <w:r>
-              <w:rPr>
-                <w:rFonts w:ascii="Arial" w:cs="Arial" w:eastAsia="Arial" w:hAnsi="Arial"/>
-                <w:b/>
-                <w:bCs/>
-                <w:color w:val="1A1A1A"/>
-                <w:sz w:val="18"/>
-                <w:szCs w:val="18"/>
-              </w:rPr>
-              <w:t xml:space="preserve">Ron Mueck</w:t>
-            </w:r>
-            <w:r>
-              <w:rPr>
-                <w:rFonts w:ascii="Arial" w:cs="Arial" w:eastAsia="Arial" w:hAnsi="Arial"/>
-                <w:color w:val="5A5A5A"/>
-                <w:sz w:val="15"/>
-                <w:szCs w:val="15"/>
-              </w:rPr>
-              <w:t xml:space="preserve">  * 1958 · Australien, lebt in London</w:t>
-            </w:r>
-          </w:p>
-          <w:p>
-            <w:pPr>
-              <w:spacing w:after="0" w:before="0" w:line="252" w:lineRule="auto"/>
-            </w:pPr>
-            <w:r>
-              <w:rPr>
-                <w:rFonts w:ascii="Arial" w:cs="Arial" w:eastAsia="Arial" w:hAnsi="Arial"/>
-                <w:color w:val="1A1A1A"/>
-                <w:sz w:val="16"/>
-                <w:szCs w:val="16"/>
-              </w:rPr>
-              <w:t xml:space="preserve">Silikon-Skulpturen mit verschobenem Maßstab</w:t>
-            </w:r>
-          </w:p>
-        </w:tc>
-      </w:tr>
-      <w:tr>
-        <w:tc>
-          <w:tcPr>
-            <w:tcW w:type="dxa" w:w="5099"/>
-            <w:tcMar>
-              <w:top w:type="dxa" w:w="30"/>
-              <w:left w:type="dxa" w:w="90"/>
-              <w:bottom w:type="dxa" w:w="30"/>
-              <w:right w:type="dxa" w:w="90"/>
-            </w:tcMar>
-            <w:vAlign w:val="top"/>
-          </w:tcPr>
-          <w:p>
-            <w:pPr>
-              <w:spacing w:after="0" w:before="0" w:line="252" w:lineRule="auto"/>
-            </w:pPr>
-            <w:r>
-              <w:rPr>
-                <w:rFonts w:ascii="Arial" w:cs="Arial" w:eastAsia="Arial" w:hAnsi="Arial"/>
-                <w:b/>
-                <w:bCs/>
-                <w:color w:val="1A1A1A"/>
-                <w:sz w:val="18"/>
-                <w:szCs w:val="18"/>
-              </w:rPr>
-              <w:t xml:space="preserve">Audrey Flack</w:t>
-            </w:r>
-            <w:r>
-              <w:rPr>
-                <w:rFonts w:ascii="Arial" w:cs="Arial" w:eastAsia="Arial" w:hAnsi="Arial"/>
-                <w:color w:val="5A5A5A"/>
-                <w:sz w:val="15"/>
-                <w:szCs w:val="15"/>
-              </w:rPr>
-              <w:t xml:space="preserve">  1931–2024 · USA</w:t>
-            </w:r>
-          </w:p>
-          <w:p>
-            <w:pPr>
-              <w:spacing w:after="0" w:before="0" w:line="252" w:lineRule="auto"/>
-            </w:pPr>
-            <w:r>
-              <w:rPr>
-                <w:rFonts w:ascii="Arial" w:cs="Arial" w:eastAsia="Arial" w:hAnsi="Arial"/>
-                <w:color w:val="1A1A1A"/>
-                <w:sz w:val="16"/>
-                <w:szCs w:val="16"/>
-              </w:rPr>
-              <w:t xml:space="preserve">Wichtigste Künstlerin der ersten Generation; Vanitas-Stillleben</w:t>
-            </w:r>
-          </w:p>
-        </w:tc>
-        <w:tc>
-          <w:tcPr>
-            <w:tcW w:type="dxa" w:w="120"/>
-            <w:tcMar>
-              <w:top w:type="dxa" w:w="40"/>
-              <w:left w:type="dxa" w:w="90"/>
-              <w:bottom w:type="dxa" w:w="40"/>
-              <w:right w:type="dxa" w:w="90"/>
-            </w:tcMar>
-            <w:vAlign w:val="top"/>
-          </w:tcPr>
-          <w:p>
-            <w:pPr>
-              <w:spacing w:after="0" w:before="0" w:line="252" w:lineRule="auto"/>
-            </w:pPr>
-            <w:r>
-              <w:rPr>
-                <w:rFonts w:ascii="Arial" w:cs="Arial" w:eastAsia="Arial" w:hAnsi="Arial"/>
-                <w:color w:val="1A1A1A"/>
-                <w:sz w:val="18"/>
-                <w:szCs w:val="18"/>
-              </w:rPr>
-              <w:t xml:space="preserve"/>
-            </w:r>
-          </w:p>
-        </w:tc>
-        <w:tc>
-          <w:tcPr>
-            <w:tcW w:type="dxa" w:w="5099"/>
-            <w:tcMar>
-              <w:top w:type="dxa" w:w="30"/>
-              <w:left w:type="dxa" w:w="90"/>
-              <w:bottom w:type="dxa" w:w="30"/>
-              <w:right w:type="dxa" w:w="90"/>
-            </w:tcMar>
-            <w:vAlign w:val="top"/>
-          </w:tcPr>
-          <w:p>
-            <w:pPr>
-              <w:spacing w:after="0" w:before="0" w:line="252" w:lineRule="auto"/>
-            </w:pPr>
-            <w:r>
-              <w:rPr>
-                <w:rFonts w:ascii="Arial" w:cs="Arial" w:eastAsia="Arial" w:hAnsi="Arial"/>
-                <w:b/>
-                <w:bCs/>
-                <w:color w:val="1A1A1A"/>
-                <w:sz w:val="18"/>
-                <w:szCs w:val="18"/>
-              </w:rPr>
-              <w:t xml:space="preserve">Gottfried Helnwein</w:t>
-            </w:r>
-            <w:r>
-              <w:rPr>
-                <w:rFonts w:ascii="Arial" w:cs="Arial" w:eastAsia="Arial" w:hAnsi="Arial"/>
-                <w:color w:val="5A5A5A"/>
-                <w:sz w:val="15"/>
-                <w:szCs w:val="15"/>
-              </w:rPr>
-              <w:t xml:space="preserve">  * 1948 · Österreich/Irland</w:t>
-            </w:r>
-          </w:p>
-          <w:p>
-            <w:pPr>
-              <w:spacing w:after="0" w:before="0" w:line="252" w:lineRule="auto"/>
-            </w:pPr>
-            <w:r>
-              <w:rPr>
-                <w:rFonts w:ascii="Arial" w:cs="Arial" w:eastAsia="Arial" w:hAnsi="Arial"/>
-                <w:color w:val="1A1A1A"/>
-                <w:sz w:val="16"/>
-                <w:szCs w:val="16"/>
-              </w:rPr>
-              <w:t xml:space="preserve">Kinderbilder über Gewalt und Verletzlichkeit</w:t>
-            </w:r>
-          </w:p>
-        </w:tc>
-      </w:tr>
-      <w:tr>
-        <w:tc>
-          <w:tcPr>
-            <w:tcW w:type="dxa" w:w="5099"/>
-            <w:tcMar>
-              <w:top w:type="dxa" w:w="30"/>
-              <w:left w:type="dxa" w:w="90"/>
-              <w:bottom w:type="dxa" w:w="30"/>
-              <w:right w:type="dxa" w:w="90"/>
-            </w:tcMar>
-            <w:vAlign w:val="top"/>
-          </w:tcPr>
-          <w:p>
-            <w:pPr>
-              <w:spacing w:after="0" w:before="0" w:line="252" w:lineRule="auto"/>
-            </w:pPr>
-            <w:r>
-              <w:rPr>
-                <w:rFonts w:ascii="Arial" w:cs="Arial" w:eastAsia="Arial" w:hAnsi="Arial"/>
-                <w:b/>
-                <w:bCs/>
-                <w:color w:val="1A1A1A"/>
-                <w:sz w:val="18"/>
-                <w:szCs w:val="18"/>
-              </w:rPr>
-              <w:t xml:space="preserve">Robert Bechtle</w:t>
-            </w:r>
-            <w:r>
-              <w:rPr>
-                <w:rFonts w:ascii="Arial" w:cs="Arial" w:eastAsia="Arial" w:hAnsi="Arial"/>
-                <w:color w:val="5A5A5A"/>
-                <w:sz w:val="15"/>
-                <w:szCs w:val="15"/>
-              </w:rPr>
-              <w:t xml:space="preserve">  1932–2020 · USA</w:t>
-            </w:r>
-          </w:p>
-          <w:p>
-            <w:pPr>
-              <w:spacing w:after="0" w:before="0" w:line="252" w:lineRule="auto"/>
-            </w:pPr>
-            <w:r>
-              <w:rPr>
-                <w:rFonts w:ascii="Arial" w:cs="Arial" w:eastAsia="Arial" w:hAnsi="Arial"/>
-                <w:color w:val="1A1A1A"/>
-                <w:sz w:val="16"/>
-                <w:szCs w:val="16"/>
-              </w:rPr>
-              <w:t xml:space="preserve">Kalifornische Vorstadt: Autos, Häuser, Familien</w:t>
-            </w:r>
-          </w:p>
-        </w:tc>
-        <w:tc>
-          <w:tcPr>
-            <w:tcW w:type="dxa" w:w="120"/>
-            <w:tcMar>
-              <w:top w:type="dxa" w:w="40"/>
-              <w:left w:type="dxa" w:w="90"/>
-              <w:bottom w:type="dxa" w:w="40"/>
-              <w:right w:type="dxa" w:w="90"/>
-            </w:tcMar>
-            <w:vAlign w:val="top"/>
-          </w:tcPr>
-          <w:p>
-            <w:pPr>
-              <w:spacing w:after="0" w:before="0" w:line="252" w:lineRule="auto"/>
-            </w:pPr>
-            <w:r>
-              <w:rPr>
-                <w:rFonts w:ascii="Arial" w:cs="Arial" w:eastAsia="Arial" w:hAnsi="Arial"/>
-                <w:color w:val="1A1A1A"/>
-                <w:sz w:val="18"/>
-                <w:szCs w:val="18"/>
-              </w:rPr>
-              <w:t xml:space="preserve"/>
-            </w:r>
-          </w:p>
-        </w:tc>
-        <w:tc>
-          <w:tcPr>
-            <w:tcW w:type="dxa" w:w="5099"/>
-            <w:tcMar>
-              <w:top w:type="dxa" w:w="30"/>
-              <w:left w:type="dxa" w:w="90"/>
-              <w:bottom w:type="dxa" w:w="30"/>
-              <w:right w:type="dxa" w:w="90"/>
-            </w:tcMar>
-            <w:vAlign w:val="top"/>
-          </w:tcPr>
-          <w:p>
-            <w:pPr>
-              <w:spacing w:after="0" w:before="0" w:line="252" w:lineRule="auto"/>
-            </w:pPr>
-            <w:r>
-              <w:rPr>
-                <w:rFonts w:ascii="Arial" w:cs="Arial" w:eastAsia="Arial" w:hAnsi="Arial"/>
-                <w:b/>
-                <w:bCs/>
-                <w:color w:val="1A1A1A"/>
-                <w:sz w:val="18"/>
-                <w:szCs w:val="18"/>
-              </w:rPr>
-              <w:t xml:space="preserve">Roberto Bernardi</w:t>
-            </w:r>
-            <w:r>
-              <w:rPr>
-                <w:rFonts w:ascii="Arial" w:cs="Arial" w:eastAsia="Arial" w:hAnsi="Arial"/>
-                <w:color w:val="5A5A5A"/>
-                <w:sz w:val="15"/>
-                <w:szCs w:val="15"/>
-              </w:rPr>
-              <w:t xml:space="preserve">  * 1974 · Italien</w:t>
-            </w:r>
-          </w:p>
-          <w:p>
-            <w:pPr>
-              <w:spacing w:after="0" w:before="0" w:line="252" w:lineRule="auto"/>
-            </w:pPr>
-            <w:r>
-              <w:rPr>
-                <w:rFonts w:ascii="Arial" w:cs="Arial" w:eastAsia="Arial" w:hAnsi="Arial"/>
-                <w:color w:val="1A1A1A"/>
-                <w:sz w:val="16"/>
-                <w:szCs w:val="16"/>
-              </w:rPr>
-              <w:t xml:space="preserve">Glas, Süßigkeiten und Spiegelungen – schärfer als ein Foto</w:t>
-            </w:r>
-          </w:p>
-        </w:tc>
-      </w:tr>
-      <w:tr>
-        <w:tc>
-          <w:tcPr>
-            <w:tcW w:type="dxa" w:w="5099"/>
-            <w:tcMar>
-              <w:top w:type="dxa" w:w="30"/>
-              <w:left w:type="dxa" w:w="90"/>
-              <w:bottom w:type="dxa" w:w="30"/>
-              <w:right w:type="dxa" w:w="90"/>
-            </w:tcMar>
-            <w:vAlign w:val="top"/>
-          </w:tcPr>
-          <w:p>
-            <w:pPr>
-              <w:spacing w:after="0" w:before="0" w:line="252" w:lineRule="auto"/>
-            </w:pPr>
-            <w:r>
-              <w:rPr>
-                <w:rFonts w:ascii="Arial" w:cs="Arial" w:eastAsia="Arial" w:hAnsi="Arial"/>
-                <w:b/>
-                <w:bCs/>
-                <w:color w:val="1A1A1A"/>
-                <w:sz w:val="18"/>
-                <w:szCs w:val="18"/>
-              </w:rPr>
-              <w:t xml:space="preserve">Franz Gertsch</w:t>
-            </w:r>
-            <w:r>
-              <w:rPr>
-                <w:rFonts w:ascii="Arial" w:cs="Arial" w:eastAsia="Arial" w:hAnsi="Arial"/>
-                <w:color w:val="5A5A5A"/>
-                <w:sz w:val="15"/>
-                <w:szCs w:val="15"/>
-              </w:rPr>
-              <w:t xml:space="preserve">  1930–2022 · Schweiz</w:t>
-            </w:r>
-          </w:p>
-          <w:p>
-            <w:pPr>
-              <w:spacing w:after="0" w:before="0" w:line="252" w:lineRule="auto"/>
-            </w:pPr>
-            <w:r>
-              <w:rPr>
-                <w:rFonts w:ascii="Arial" w:cs="Arial" w:eastAsia="Arial" w:hAnsi="Arial"/>
-                <w:color w:val="1A1A1A"/>
-                <w:sz w:val="16"/>
-                <w:szCs w:val="16"/>
-              </w:rPr>
-              <w:t xml:space="preserve">Wichtigster europäischer Fotorealist; Durchbruch auf der documenta 5</w:t>
-            </w:r>
-          </w:p>
-        </w:tc>
-        <w:tc>
-          <w:tcPr>
-            <w:tcW w:type="dxa" w:w="120"/>
-            <w:tcMar>
-              <w:top w:type="dxa" w:w="40"/>
-              <w:left w:type="dxa" w:w="90"/>
-              <w:bottom w:type="dxa" w:w="40"/>
-              <w:right w:type="dxa" w:w="90"/>
-            </w:tcMar>
-            <w:vAlign w:val="top"/>
-          </w:tcPr>
-          <w:p>
-            <w:pPr>
-              <w:spacing w:after="0" w:before="0" w:line="252" w:lineRule="auto"/>
-            </w:pPr>
-            <w:r>
-              <w:rPr>
-                <w:rFonts w:ascii="Arial" w:cs="Arial" w:eastAsia="Arial" w:hAnsi="Arial"/>
-                <w:color w:val="1A1A1A"/>
-                <w:sz w:val="18"/>
-                <w:szCs w:val="18"/>
-              </w:rPr>
-              <w:t xml:space="preserve"/>
-            </w:r>
-          </w:p>
-        </w:tc>
-        <w:tc>
-          <w:tcPr>
-            <w:tcW w:type="dxa" w:w="5099"/>
-            <w:tcMar>
-              <w:top w:type="dxa" w:w="30"/>
-              <w:left w:type="dxa" w:w="90"/>
-              <w:bottom w:type="dxa" w:w="30"/>
-              <w:right w:type="dxa" w:w="90"/>
-            </w:tcMar>
-            <w:vAlign w:val="top"/>
-          </w:tcPr>
-          <w:p>
-            <w:pPr>
-              <w:spacing w:after="0" w:before="0" w:line="252" w:lineRule="auto"/>
-            </w:pPr>
-            <w:r>
-              <w:rPr>
-                <w:rFonts w:ascii="Arial" w:cs="Arial" w:eastAsia="Arial" w:hAnsi="Arial"/>
-                <w:b/>
-                <w:bCs/>
-                <w:color w:val="1A1A1A"/>
-                <w:sz w:val="18"/>
-                <w:szCs w:val="18"/>
-              </w:rPr>
-              <w:t xml:space="preserve">Robin Eley</w:t>
-            </w:r>
-            <w:r>
-              <w:rPr>
-                <w:rFonts w:ascii="Arial" w:cs="Arial" w:eastAsia="Arial" w:hAnsi="Arial"/>
-                <w:color w:val="5A5A5A"/>
-                <w:sz w:val="15"/>
-                <w:szCs w:val="15"/>
-              </w:rPr>
-              <w:t xml:space="preserve">  * 1978 · Großbritannien/Australien</w:t>
-            </w:r>
-          </w:p>
-          <w:p>
-            <w:pPr>
-              <w:spacing w:after="0" w:before="0" w:line="252" w:lineRule="auto"/>
-            </w:pPr>
-            <w:r>
-              <w:rPr>
-                <w:rFonts w:ascii="Arial" w:cs="Arial" w:eastAsia="Arial" w:hAnsi="Arial"/>
-                <w:color w:val="1A1A1A"/>
-                <w:sz w:val="16"/>
-                <w:szCs w:val="16"/>
               </w:rPr>
               <w:t xml:space="preserve">Menschen in Plastikfolie – die Folie ist nur gemalt</w:t>
             </w:r>
@@ -2516,7 +2616,7 @@
           <w:rFonts w:ascii="Georgia" w:cs="Georgia" w:eastAsia="Georgia" w:hAnsi="Georgia"/>
           <w:b/>
           <w:bCs/>
-          <w:color w:val="B07400"/>
+          <w:color w:val="9A6400"/>
           <w:sz w:val="24"/>
           <w:szCs w:val="24"/>
         </w:rPr>
@@ -2532,6 +2632,728 @@
           <w:szCs w:val="24"/>
         </w:rPr>
         <w:t xml:space="preserve">Werkbeispiele</w:t>
+      </w:r>
+    </w:p>
+    <w:tbl>
+      <w:tblPr>
+        <w:tblW w:type="dxa" w:w="10316"/>
+        <w:tblBorders>
+          <w:top w:val="none" w:color="FFFFFF" w:sz="0"/>
+          <w:left w:val="none" w:color="FFFFFF" w:sz="0"/>
+          <w:bottom w:val="none" w:color="FFFFFF" w:sz="0"/>
+          <w:right w:val="none" w:color="FFFFFF" w:sz="0"/>
+          <w:insideH w:val="none" w:color="FFFFFF" w:sz="0"/>
+          <w:insideV w:val="none" w:color="FFFFFF" w:sz="0"/>
+        </w:tblBorders>
+        <w:tblLayout w:type="fixed"/>
+      </w:tblPr>
+      <w:tblGrid>
+        <w:gridCol w:w="3212"/>
+        <w:gridCol w:w="340"/>
+        <w:gridCol w:w="3212"/>
+        <w:gridCol w:w="340"/>
+        <w:gridCol w:w="3212"/>
+      </w:tblGrid>
+      <w:tr>
+        <w:tc>
+          <w:tcPr>
+            <w:tcW w:type="dxa" w:w="3212"/>
+            <w:tcMar>
+              <w:top w:type="dxa" w:w="40"/>
+              <w:left w:type="dxa" w:w="0"/>
+              <w:bottom w:type="dxa" w:w="40"/>
+              <w:right w:type="dxa" w:w="0"/>
+            </w:tcMar>
+            <w:vAlign w:val="top"/>
+          </w:tcPr>
+          <w:tbl>
+            <w:tblPr>
+              <w:tblW w:type="dxa" w:w="3122"/>
+              <w:tblBorders>
+                <w:top w:val="none" w:color="FFFFFF" w:sz="0"/>
+                <w:left w:val="none" w:color="FFFFFF" w:sz="0"/>
+                <w:bottom w:val="none" w:color="FFFFFF" w:sz="0"/>
+                <w:right w:val="none" w:color="FFFFFF" w:sz="0"/>
+                <w:insideH w:val="none" w:color="FFFFFF" w:sz="0"/>
+                <w:insideV w:val="none" w:color="FFFFFF" w:sz="0"/>
+              </w:tblBorders>
+              <w:tblLayout w:type="fixed"/>
+            </w:tblPr>
+            <w:tblGrid>
+              <w:gridCol w:w="3122"/>
+            </w:tblGrid>
+            <w:tr>
+              <w:trPr>
+                <w:trHeight w:val="2475" w:hRule="exact"/>
+              </w:trPr>
+              <w:tc>
+                <w:tcPr>
+                  <w:tcW w:type="dxa" w:w="3122"/>
+                  <w:tcMar>
+                    <w:top w:type="dxa" w:w="0"/>
+                    <w:left w:type="dxa" w:w="0"/>
+                    <w:bottom w:type="dxa" w:w="0"/>
+                    <w:right w:type="dxa" w:w="0"/>
+                  </w:tcMar>
+                  <w:vAlign w:val="bottom"/>
+                </w:tcPr>
+                <w:tbl>
+                  <w:tblPr>
+                    <w:tblW w:type="dxa" w:w="3122"/>
+                    <w:jc w:val="center"/>
+                    <w:tblBorders>
+                      <w:top w:val="single" w:color="BFBFBF" w:sz="4"/>
+                      <w:left w:val="single" w:color="BFBFBF" w:sz="4"/>
+                      <w:bottom w:val="single" w:color="BFBFBF" w:sz="4"/>
+                      <w:right w:val="single" w:color="BFBFBF" w:sz="4"/>
+                      <w:insideH w:val="none" w:color="FFFFFF" w:sz="0"/>
+                      <w:insideV w:val="none" w:color="FFFFFF" w:sz="0"/>
+                    </w:tblBorders>
+                    <w:tblLayout w:type="fixed"/>
+                  </w:tblPr>
+                  <w:tblGrid>
+                    <w:gridCol w:w="3122"/>
+                  </w:tblGrid>
+                  <w:tr>
+                    <w:trPr>
+                      <w:trHeight w:val="2173" w:hRule="exact"/>
+                    </w:trPr>
+                    <w:tc>
+                      <w:tcPr>
+                        <w:tcW w:type="dxa" w:w="3122"/>
+                        <w:shd w:fill="EDEDED" w:color="auto" w:val="clear"/>
+                        <w:tcMar>
+                          <w:top w:type="dxa" w:w="40"/>
+                          <w:left w:type="dxa" w:w="90"/>
+                          <w:bottom w:type="dxa" w:w="40"/>
+                          <w:right w:type="dxa" w:w="90"/>
+                        </w:tcMar>
+                        <w:vAlign w:val="center"/>
+                      </w:tcPr>
+                      <w:p>
+                        <w:pPr>
+                          <w:spacing w:after="0" w:before="0" w:line="252" w:lineRule="auto"/>
+                          <w:jc w:val="center"/>
+                        </w:pPr>
+                        <w:r>
+                          <w:rPr>
+                            <w:rFonts w:ascii="Arial" w:cs="Arial" w:eastAsia="Arial" w:hAnsi="Arial"/>
+                            <w:b/>
+                            <w:bCs/>
+                            <w:color w:val="555555"/>
+                            <w:sz w:val="14"/>
+                            <w:szCs w:val="14"/>
+                          </w:rPr>
+                          <w:t xml:space="preserve">Abbildung einfügen</w:t>
+                        </w:r>
+                      </w:p>
+                      <w:p>
+                        <w:pPr>
+                          <w:spacing w:after="0" w:before="0" w:line="252" w:lineRule="auto"/>
+                          <w:jc w:val="center"/>
+                        </w:pPr>
+                        <w:r>
+                          <w:rPr>
+                            <w:rFonts w:ascii="Arial" w:cs="Arial" w:eastAsia="Arial" w:hAnsi="Arial"/>
+                            <w:i/>
+                            <w:iCs/>
+                            <w:color w:val="555555"/>
+                            <w:sz w:val="14"/>
+                            <w:szCs w:val="14"/>
+                          </w:rPr>
+                          <w:t xml:space="preserve">Telephone Booths</w:t>
+                        </w:r>
+                      </w:p>
+                    </w:tc>
+                  </w:tr>
+                </w:tbl>
+                <w:p/>
+              </w:tc>
+            </w:tr>
+          </w:tbl>
+          <w:p>
+            <w:pPr>
+              <w:spacing w:after="60" w:before="0" w:line="120" w:lineRule="auto"/>
+            </w:pPr>
+            <w:r>
+              <w:rPr>
+                <w:rFonts w:ascii="Arial" w:cs="Arial" w:eastAsia="Arial" w:hAnsi="Arial"/>
+                <w:color w:val="1A1A1A"/>
+                <w:sz w:val="20"/>
+                <w:szCs w:val="20"/>
+              </w:rPr>
+              <w:t xml:space="preserve"/>
+            </w:r>
+          </w:p>
+          <w:p>
+            <w:pPr>
+              <w:spacing w:after="20" w:before="0" w:line="252" w:lineRule="auto"/>
+            </w:pPr>
+            <w:r>
+              <w:rPr>
+                <w:rFonts w:ascii="Arial" w:cs="Arial" w:eastAsia="Arial" w:hAnsi="Arial"/>
+                <w:b/>
+                <w:bCs/>
+                <w:color w:val="9A6400"/>
+                <w:sz w:val="18"/>
+                <w:szCs w:val="18"/>
+              </w:rPr>
+              <w:t xml:space="preserve">Abb. 1: </w:t>
+            </w:r>
+            <w:r>
+              <w:rPr>
+                <w:rFonts w:ascii="Arial" w:cs="Arial" w:eastAsia="Arial" w:hAnsi="Arial"/>
+                <w:b/>
+                <w:bCs/>
+                <w:color w:val="1A1A1A"/>
+                <w:sz w:val="18"/>
+                <w:szCs w:val="18"/>
+              </w:rPr>
+              <w:t xml:space="preserve">Richard Estes, </w:t>
+            </w:r>
+            <w:r>
+              <w:rPr>
+                <w:rFonts w:ascii="Arial" w:cs="Arial" w:eastAsia="Arial" w:hAnsi="Arial"/>
+                <w:b/>
+                <w:bCs/>
+                <w:i/>
+                <w:iCs/>
+                <w:color w:val="1A1A1A"/>
+                <w:sz w:val="18"/>
+                <w:szCs w:val="18"/>
+              </w:rPr>
+              <w:t xml:space="preserve">Telephone Booths</w:t>
+            </w:r>
+            <w:r>
+              <w:rPr>
+                <w:rFonts w:ascii="Arial" w:cs="Arial" w:eastAsia="Arial" w:hAnsi="Arial"/>
+                <w:b/>
+                <w:bCs/>
+                <w:color w:val="1A1A1A"/>
+                <w:sz w:val="18"/>
+                <w:szCs w:val="18"/>
+              </w:rPr>
+              <w:t xml:space="preserve">, 1967</w:t>
+            </w:r>
+          </w:p>
+          <w:p>
+            <w:pPr>
+              <w:spacing w:after="40" w:before="0" w:line="252" w:lineRule="auto"/>
+            </w:pPr>
+            <w:r>
+              <w:rPr>
+                <w:rFonts w:ascii="Arial" w:cs="Arial" w:eastAsia="Arial" w:hAnsi="Arial"/>
+                <w:color w:val="555555"/>
+                <w:sz w:val="15"/>
+                <w:szCs w:val="15"/>
+              </w:rPr>
+              <w:t xml:space="preserve">Acryl auf Masonit, 122 × 175,3 cm; Museo Nacional Thyssen-Bornemisza, Madrid</w:t>
+            </w:r>
+          </w:p>
+          <w:p>
+            <w:pPr>
+              <w:spacing w:after="0" w:before="0" w:line="252" w:lineRule="auto"/>
+            </w:pPr>
+            <w:r>
+              <w:rPr>
+                <w:rFonts w:ascii="Arial" w:cs="Arial" w:eastAsia="Arial" w:hAnsi="Arial"/>
+                <w:color w:val="1A1A1A"/>
+                <w:sz w:val="18"/>
+                <w:szCs w:val="18"/>
+              </w:rPr>
+              <w:t xml:space="preserve">Telefonzellen in New York: Spiegelungen in Glas und Metall, Nah und Fern gleich scharf (aus mehreren Fotos zusammengesetzt), keine Pinselspur.</w:t>
+            </w:r>
+          </w:p>
+        </w:tc>
+        <w:tc>
+          <w:tcPr>
+            <w:tcW w:type="dxa" w:w="340"/>
+            <w:tcMar>
+              <w:top w:type="dxa" w:w="40"/>
+              <w:left w:type="dxa" w:w="0"/>
+              <w:bottom w:type="dxa" w:w="40"/>
+              <w:right w:type="dxa" w:w="0"/>
+            </w:tcMar>
+            <w:vAlign w:val="top"/>
+          </w:tcPr>
+          <w:p>
+            <w:pPr>
+              <w:spacing w:after="40" w:before="0" w:line="252" w:lineRule="auto"/>
+            </w:pPr>
+            <w:r>
+              <w:rPr>
+                <w:rFonts w:ascii="Arial" w:cs="Arial" w:eastAsia="Arial" w:hAnsi="Arial"/>
+                <w:color w:val="1A1A1A"/>
+                <w:sz w:val="20"/>
+                <w:szCs w:val="20"/>
+              </w:rPr>
+              <w:t xml:space="preserve"/>
+            </w:r>
+          </w:p>
+        </w:tc>
+        <w:tc>
+          <w:tcPr>
+            <w:tcW w:type="dxa" w:w="3212"/>
+            <w:tcMar>
+              <w:top w:type="dxa" w:w="40"/>
+              <w:left w:type="dxa" w:w="0"/>
+              <w:bottom w:type="dxa" w:w="40"/>
+              <w:right w:type="dxa" w:w="0"/>
+            </w:tcMar>
+            <w:vAlign w:val="top"/>
+          </w:tcPr>
+          <w:tbl>
+            <w:tblPr>
+              <w:tblW w:type="dxa" w:w="3122"/>
+              <w:tblBorders>
+                <w:top w:val="none" w:color="FFFFFF" w:sz="0"/>
+                <w:left w:val="none" w:color="FFFFFF" w:sz="0"/>
+                <w:bottom w:val="none" w:color="FFFFFF" w:sz="0"/>
+                <w:right w:val="none" w:color="FFFFFF" w:sz="0"/>
+                <w:insideH w:val="none" w:color="FFFFFF" w:sz="0"/>
+                <w:insideV w:val="none" w:color="FFFFFF" w:sz="0"/>
+              </w:tblBorders>
+              <w:tblLayout w:type="fixed"/>
+            </w:tblPr>
+            <w:tblGrid>
+              <w:gridCol w:w="3122"/>
+            </w:tblGrid>
+            <w:tr>
+              <w:trPr>
+                <w:trHeight w:val="2475" w:hRule="exact"/>
+              </w:trPr>
+              <w:tc>
+                <w:tcPr>
+                  <w:tcW w:type="dxa" w:w="3122"/>
+                  <w:tcMar>
+                    <w:top w:type="dxa" w:w="0"/>
+                    <w:left w:type="dxa" w:w="0"/>
+                    <w:bottom w:type="dxa" w:w="0"/>
+                    <w:right w:type="dxa" w:w="0"/>
+                  </w:tcMar>
+                  <w:vAlign w:val="bottom"/>
+                </w:tcPr>
+                <w:tbl>
+                  <w:tblPr>
+                    <w:tblW w:type="dxa" w:w="1923"/>
+                    <w:jc w:val="center"/>
+                    <w:tblBorders>
+                      <w:top w:val="single" w:color="BFBFBF" w:sz="4"/>
+                      <w:left w:val="single" w:color="BFBFBF" w:sz="4"/>
+                      <w:bottom w:val="single" w:color="BFBFBF" w:sz="4"/>
+                      <w:right w:val="single" w:color="BFBFBF" w:sz="4"/>
+                      <w:insideH w:val="none" w:color="FFFFFF" w:sz="0"/>
+                      <w:insideV w:val="none" w:color="FFFFFF" w:sz="0"/>
+                    </w:tblBorders>
+                    <w:tblLayout w:type="fixed"/>
+                  </w:tblPr>
+                  <w:tblGrid>
+                    <w:gridCol w:w="1923"/>
+                  </w:tblGrid>
+                  <w:tr>
+                    <w:trPr>
+                      <w:trHeight w:val="2475" w:hRule="exact"/>
+                    </w:trPr>
+                    <w:tc>
+                      <w:tcPr>
+                        <w:tcW w:type="dxa" w:w="1923"/>
+                        <w:shd w:fill="EDEDED" w:color="auto" w:val="clear"/>
+                        <w:tcMar>
+                          <w:top w:type="dxa" w:w="40"/>
+                          <w:left w:type="dxa" w:w="90"/>
+                          <w:bottom w:type="dxa" w:w="40"/>
+                          <w:right w:type="dxa" w:w="90"/>
+                        </w:tcMar>
+                        <w:vAlign w:val="center"/>
+                      </w:tcPr>
+                      <w:p>
+                        <w:pPr>
+                          <w:spacing w:after="0" w:before="0" w:line="252" w:lineRule="auto"/>
+                          <w:jc w:val="center"/>
+                        </w:pPr>
+                        <w:r>
+                          <w:rPr>
+                            <w:rFonts w:ascii="Arial" w:cs="Arial" w:eastAsia="Arial" w:hAnsi="Arial"/>
+                            <w:b/>
+                            <w:bCs/>
+                            <w:color w:val="555555"/>
+                            <w:sz w:val="14"/>
+                            <w:szCs w:val="14"/>
+                          </w:rPr>
+                          <w:t xml:space="preserve">Abbildung einfügen</w:t>
+                        </w:r>
+                      </w:p>
+                      <w:p>
+                        <w:pPr>
+                          <w:spacing w:after="0" w:before="0" w:line="252" w:lineRule="auto"/>
+                          <w:jc w:val="center"/>
+                        </w:pPr>
+                        <w:r>
+                          <w:rPr>
+                            <w:rFonts w:ascii="Arial" w:cs="Arial" w:eastAsia="Arial" w:hAnsi="Arial"/>
+                            <w:i/>
+                            <w:iCs/>
+                            <w:color w:val="555555"/>
+                            <w:sz w:val="14"/>
+                            <w:szCs w:val="14"/>
+                          </w:rPr>
+                          <w:t xml:space="preserve">Big Self-Portrait</w:t>
+                        </w:r>
+                      </w:p>
+                    </w:tc>
+                  </w:tr>
+                </w:tbl>
+                <w:p/>
+              </w:tc>
+            </w:tr>
+          </w:tbl>
+          <w:p>
+            <w:pPr>
+              <w:spacing w:after="60" w:before="0" w:line="120" w:lineRule="auto"/>
+            </w:pPr>
+            <w:r>
+              <w:rPr>
+                <w:rFonts w:ascii="Arial" w:cs="Arial" w:eastAsia="Arial" w:hAnsi="Arial"/>
+                <w:color w:val="1A1A1A"/>
+                <w:sz w:val="20"/>
+                <w:szCs w:val="20"/>
+              </w:rPr>
+              <w:t xml:space="preserve"/>
+            </w:r>
+          </w:p>
+          <w:p>
+            <w:pPr>
+              <w:spacing w:after="20" w:before="0" w:line="252" w:lineRule="auto"/>
+            </w:pPr>
+            <w:r>
+              <w:rPr>
+                <w:rFonts w:ascii="Arial" w:cs="Arial" w:eastAsia="Arial" w:hAnsi="Arial"/>
+                <w:b/>
+                <w:bCs/>
+                <w:color w:val="9A6400"/>
+                <w:sz w:val="18"/>
+                <w:szCs w:val="18"/>
+              </w:rPr>
+              <w:t xml:space="preserve">Abb. 2: </w:t>
+            </w:r>
+            <w:r>
+              <w:rPr>
+                <w:rFonts w:ascii="Arial" w:cs="Arial" w:eastAsia="Arial" w:hAnsi="Arial"/>
+                <w:b/>
+                <w:bCs/>
+                <w:color w:val="1A1A1A"/>
+                <w:sz w:val="18"/>
+                <w:szCs w:val="18"/>
+              </w:rPr>
+              <w:t xml:space="preserve">Chuck Close, </w:t>
+            </w:r>
+            <w:r>
+              <w:rPr>
+                <w:rFonts w:ascii="Arial" w:cs="Arial" w:eastAsia="Arial" w:hAnsi="Arial"/>
+                <w:b/>
+                <w:bCs/>
+                <w:i/>
+                <w:iCs/>
+                <w:color w:val="1A1A1A"/>
+                <w:sz w:val="18"/>
+                <w:szCs w:val="18"/>
+              </w:rPr>
+              <w:t xml:space="preserve">Big Self-Portrait</w:t>
+            </w:r>
+            <w:r>
+              <w:rPr>
+                <w:rFonts w:ascii="Arial" w:cs="Arial" w:eastAsia="Arial" w:hAnsi="Arial"/>
+                <w:b/>
+                <w:bCs/>
+                <w:color w:val="1A1A1A"/>
+                <w:sz w:val="18"/>
+                <w:szCs w:val="18"/>
+              </w:rPr>
+              <w:t xml:space="preserve">, 1967–68</w:t>
+            </w:r>
+          </w:p>
+          <w:p>
+            <w:pPr>
+              <w:spacing w:after="40" w:before="0" w:line="252" w:lineRule="auto"/>
+            </w:pPr>
+            <w:r>
+              <w:rPr>
+                <w:rFonts w:ascii="Arial" w:cs="Arial" w:eastAsia="Arial" w:hAnsi="Arial"/>
+                <w:color w:val="555555"/>
+                <w:sz w:val="15"/>
+                <w:szCs w:val="15"/>
+              </w:rPr>
+              <w:t xml:space="preserve">Acryl auf Leinwand (Airbrush), 273,1 × 212,1 cm; Walker Art Center, Minneapolis</w:t>
+            </w:r>
+          </w:p>
+          <w:p>
+            <w:pPr>
+              <w:spacing w:after="0" w:before="0" w:line="252" w:lineRule="auto"/>
+            </w:pPr>
+            <w:r>
+              <w:rPr>
+                <w:rFonts w:ascii="Arial" w:cs="Arial" w:eastAsia="Arial" w:hAnsi="Arial"/>
+                <w:color w:val="1A1A1A"/>
+                <w:sz w:val="18"/>
+                <w:szCs w:val="18"/>
+              </w:rPr>
+              <w:t xml:space="preserve">Selbstbildnis, 2,73 m hoch: per Raster vom Foto übertragen, mit Airbrush gemalt; die Unschärfe von Nasenspitze und Ohren ist mitgemalt.</w:t>
+            </w:r>
+          </w:p>
+        </w:tc>
+        <w:tc>
+          <w:tcPr>
+            <w:tcW w:type="dxa" w:w="340"/>
+            <w:tcMar>
+              <w:top w:type="dxa" w:w="40"/>
+              <w:left w:type="dxa" w:w="0"/>
+              <w:bottom w:type="dxa" w:w="40"/>
+              <w:right w:type="dxa" w:w="0"/>
+            </w:tcMar>
+            <w:vAlign w:val="top"/>
+          </w:tcPr>
+          <w:p>
+            <w:pPr>
+              <w:spacing w:after="40" w:before="0" w:line="252" w:lineRule="auto"/>
+            </w:pPr>
+            <w:r>
+              <w:rPr>
+                <w:rFonts w:ascii="Arial" w:cs="Arial" w:eastAsia="Arial" w:hAnsi="Arial"/>
+                <w:color w:val="1A1A1A"/>
+                <w:sz w:val="20"/>
+                <w:szCs w:val="20"/>
+              </w:rPr>
+              <w:t xml:space="preserve"/>
+            </w:r>
+          </w:p>
+        </w:tc>
+        <w:tc>
+          <w:tcPr>
+            <w:tcW w:type="dxa" w:w="3212"/>
+            <w:tcMar>
+              <w:top w:type="dxa" w:w="40"/>
+              <w:left w:type="dxa" w:w="0"/>
+              <w:bottom w:type="dxa" w:w="40"/>
+              <w:right w:type="dxa" w:w="0"/>
+            </w:tcMar>
+            <w:vAlign w:val="top"/>
+          </w:tcPr>
+          <w:tbl>
+            <w:tblPr>
+              <w:tblW w:type="dxa" w:w="3122"/>
+              <w:tblBorders>
+                <w:top w:val="none" w:color="FFFFFF" w:sz="0"/>
+                <w:left w:val="none" w:color="FFFFFF" w:sz="0"/>
+                <w:bottom w:val="none" w:color="FFFFFF" w:sz="0"/>
+                <w:right w:val="none" w:color="FFFFFF" w:sz="0"/>
+                <w:insideH w:val="none" w:color="FFFFFF" w:sz="0"/>
+                <w:insideV w:val="none" w:color="FFFFFF" w:sz="0"/>
+              </w:tblBorders>
+              <w:tblLayout w:type="fixed"/>
+            </w:tblPr>
+            <w:tblGrid>
+              <w:gridCol w:w="3122"/>
+            </w:tblGrid>
+            <w:tr>
+              <w:trPr>
+                <w:trHeight w:val="2475" w:hRule="exact"/>
+              </w:trPr>
+              <w:tc>
+                <w:tcPr>
+                  <w:tcW w:type="dxa" w:w="3122"/>
+                  <w:tcMar>
+                    <w:top w:type="dxa" w:w="0"/>
+                    <w:left w:type="dxa" w:w="0"/>
+                    <w:bottom w:type="dxa" w:w="0"/>
+                    <w:right w:type="dxa" w:w="0"/>
+                  </w:tcMar>
+                  <w:vAlign w:val="bottom"/>
+                </w:tcPr>
+                <w:tbl>
+                  <w:tblPr>
+                    <w:tblW w:type="dxa" w:w="1980"/>
+                    <w:jc w:val="center"/>
+                    <w:tblBorders>
+                      <w:top w:val="single" w:color="BFBFBF" w:sz="4"/>
+                      <w:left w:val="single" w:color="BFBFBF" w:sz="4"/>
+                      <w:bottom w:val="single" w:color="BFBFBF" w:sz="4"/>
+                      <w:right w:val="single" w:color="BFBFBF" w:sz="4"/>
+                      <w:insideH w:val="none" w:color="FFFFFF" w:sz="0"/>
+                      <w:insideV w:val="none" w:color="FFFFFF" w:sz="0"/>
+                    </w:tblBorders>
+                    <w:tblLayout w:type="fixed"/>
+                  </w:tblPr>
+                  <w:tblGrid>
+                    <w:gridCol w:w="1980"/>
+                  </w:tblGrid>
+                  <w:tr>
+                    <w:trPr>
+                      <w:trHeight w:val="2475" w:hRule="exact"/>
+                    </w:trPr>
+                    <w:tc>
+                      <w:tcPr>
+                        <w:tcW w:type="dxa" w:w="1980"/>
+                        <w:shd w:fill="EDEDED" w:color="auto" w:val="clear"/>
+                        <w:tcMar>
+                          <w:top w:type="dxa" w:w="40"/>
+                          <w:left w:type="dxa" w:w="90"/>
+                          <w:bottom w:type="dxa" w:w="40"/>
+                          <w:right w:type="dxa" w:w="90"/>
+                        </w:tcMar>
+                        <w:vAlign w:val="center"/>
+                      </w:tcPr>
+                      <w:p>
+                        <w:pPr>
+                          <w:spacing w:after="0" w:before="0" w:line="252" w:lineRule="auto"/>
+                          <w:jc w:val="center"/>
+                        </w:pPr>
+                        <w:r>
+                          <w:rPr>
+                            <w:rFonts w:ascii="Arial" w:cs="Arial" w:eastAsia="Arial" w:hAnsi="Arial"/>
+                            <w:b/>
+                            <w:bCs/>
+                            <w:color w:val="555555"/>
+                            <w:sz w:val="14"/>
+                            <w:szCs w:val="14"/>
+                          </w:rPr>
+                          <w:t xml:space="preserve">Abbildung einfügen</w:t>
+                        </w:r>
+                      </w:p>
+                      <w:p>
+                        <w:pPr>
+                          <w:spacing w:after="0" w:before="0" w:line="252" w:lineRule="auto"/>
+                          <w:jc w:val="center"/>
+                        </w:pPr>
+                        <w:r>
+                          <w:rPr>
+                            <w:rFonts w:ascii="Arial" w:cs="Arial" w:eastAsia="Arial" w:hAnsi="Arial"/>
+                            <w:i/>
+                            <w:iCs/>
+                            <w:color w:val="555555"/>
+                            <w:sz w:val="14"/>
+                            <w:szCs w:val="14"/>
+                          </w:rPr>
+                          <w:t xml:space="preserve">Supermarket Lady</w:t>
+                        </w:r>
+                      </w:p>
+                    </w:tc>
+                  </w:tr>
+                </w:tbl>
+                <w:p/>
+              </w:tc>
+            </w:tr>
+          </w:tbl>
+          <w:p>
+            <w:pPr>
+              <w:spacing w:after="60" w:before="0" w:line="120" w:lineRule="auto"/>
+            </w:pPr>
+            <w:r>
+              <w:rPr>
+                <w:rFonts w:ascii="Arial" w:cs="Arial" w:eastAsia="Arial" w:hAnsi="Arial"/>
+                <w:color w:val="1A1A1A"/>
+                <w:sz w:val="20"/>
+                <w:szCs w:val="20"/>
+              </w:rPr>
+              <w:t xml:space="preserve"/>
+            </w:r>
+          </w:p>
+          <w:p>
+            <w:pPr>
+              <w:spacing w:after="20" w:before="0" w:line="252" w:lineRule="auto"/>
+            </w:pPr>
+            <w:r>
+              <w:rPr>
+                <w:rFonts w:ascii="Arial" w:cs="Arial" w:eastAsia="Arial" w:hAnsi="Arial"/>
+                <w:b/>
+                <w:bCs/>
+                <w:color w:val="9A6400"/>
+                <w:sz w:val="18"/>
+                <w:szCs w:val="18"/>
+              </w:rPr>
+              <w:t xml:space="preserve">Abb. 3: </w:t>
+            </w:r>
+            <w:r>
+              <w:rPr>
+                <w:rFonts w:ascii="Arial" w:cs="Arial" w:eastAsia="Arial" w:hAnsi="Arial"/>
+                <w:b/>
+                <w:bCs/>
+                <w:color w:val="1A1A1A"/>
+                <w:sz w:val="18"/>
+                <w:szCs w:val="18"/>
+              </w:rPr>
+              <w:t xml:space="preserve">Duane Hanson, </w:t>
+            </w:r>
+            <w:r>
+              <w:rPr>
+                <w:rFonts w:ascii="Arial" w:cs="Arial" w:eastAsia="Arial" w:hAnsi="Arial"/>
+                <w:b/>
+                <w:bCs/>
+                <w:i/>
+                <w:iCs/>
+                <w:color w:val="1A1A1A"/>
+                <w:sz w:val="18"/>
+                <w:szCs w:val="18"/>
+              </w:rPr>
+              <w:t xml:space="preserve">Supermarket Lady</w:t>
+            </w:r>
+            <w:r>
+              <w:rPr>
+                <w:rFonts w:ascii="Arial" w:cs="Arial" w:eastAsia="Arial" w:hAnsi="Arial"/>
+                <w:b/>
+                <w:bCs/>
+                <w:color w:val="1A1A1A"/>
+                <w:sz w:val="18"/>
+                <w:szCs w:val="18"/>
+              </w:rPr>
+              <w:t xml:space="preserve">, 1969/70</w:t>
+            </w:r>
+          </w:p>
+          <w:p>
+            <w:pPr>
+              <w:spacing w:after="40" w:before="0" w:line="252" w:lineRule="auto"/>
+            </w:pPr>
+            <w:r>
+              <w:rPr>
+                <w:rFonts w:ascii="Arial" w:cs="Arial" w:eastAsia="Arial" w:hAnsi="Arial"/>
+                <w:color w:val="555555"/>
+                <w:sz w:val="15"/>
+                <w:szCs w:val="15"/>
+              </w:rPr>
+              <w:t xml:space="preserve">Polyesterharz, bemalt; echte Kleidung und Waren, lebensgroß; Ludwig Forum Aachen</w:t>
+            </w:r>
+          </w:p>
+          <w:p>
+            <w:pPr>
+              <w:spacing w:after="0" w:before="0" w:line="252" w:lineRule="auto"/>
+            </w:pPr>
+            <w:r>
+              <w:rPr>
+                <w:rFonts w:ascii="Arial" w:cs="Arial" w:eastAsia="Arial" w:hAnsi="Arial"/>
+                <w:color w:val="1A1A1A"/>
+                <w:sz w:val="18"/>
+                <w:szCs w:val="18"/>
+              </w:rPr>
+              <w:t xml:space="preserve">Abguss vom lebenden Modell, naturgetreu bemalt, echte Kleidung und Waren – im Museum oft für eine echte Besucherin gehalten.</w:t>
+            </w:r>
+          </w:p>
+        </w:tc>
+      </w:tr>
+    </w:tbl>
+    <w:p>
+      <w:pPr>
+        <w:keepNext/>
+        <w:spacing w:after="40" w:before="80" w:line="252" w:lineRule="auto"/>
+      </w:pPr>
+      <w:r>
+        <w:rPr>
+          <w:rFonts w:ascii="Arial" w:cs="Arial" w:eastAsia="Arial" w:hAnsi="Arial"/>
+          <w:b/>
+          <w:bCs/>
+          <w:color w:val="9A6400"/>
+          <w:sz w:val="20"/>
+          <w:szCs w:val="20"/>
+        </w:rPr>
+        <w:t xml:space="preserve">Begriffe kurz erklärt</w:t>
       </w:r>
     </w:p>
     <w:tbl>
@@ -2548,108 +3370,21 @@
         <w:tblLayout w:type="fixed"/>
       </w:tblPr>
       <w:tblGrid>
-        <w:gridCol w:w="3306"/>
-        <w:gridCol w:w="200"/>
-        <w:gridCol w:w="3306"/>
-        <w:gridCol w:w="200"/>
-        <w:gridCol w:w="3306"/>
+        <w:gridCol w:w="5159"/>
+        <w:gridCol w:w="5159"/>
       </w:tblGrid>
       <w:tr>
         <w:tc>
           <w:tcPr>
-            <w:tcW w:type="dxa" w:w="3306"/>
+            <w:tcW w:type="dxa" w:w="5159"/>
             <w:tcMar>
               <w:top w:type="dxa" w:w="40"/>
               <w:left w:type="dxa" w:w="0"/>
               <w:bottom w:type="dxa" w:w="40"/>
-              <w:right w:type="dxa" w:w="0"/>
-            </w:tcMar>
-            <w:vAlign w:val="top"/>
-          </w:tcPr>
-          <w:tbl>
-            <w:tblPr>
-              <w:tblW w:type="dxa" w:w="3216"/>
-              <w:jc w:val="center"/>
-              <w:tblBorders>
-                <w:top w:val="single" w:color="BFBFBF" w:sz="4"/>
-                <w:left w:val="single" w:color="BFBFBF" w:sz="4"/>
-                <w:bottom w:val="single" w:color="BFBFBF" w:sz="4"/>
-                <w:right w:val="single" w:color="BFBFBF" w:sz="4"/>
-                <w:insideH w:val="none" w:color="FFFFFF" w:sz="0"/>
-                <w:insideV w:val="none" w:color="FFFFFF" w:sz="0"/>
-              </w:tblBorders>
-              <w:tblLayout w:type="fixed"/>
-            </w:tblPr>
-            <w:tblGrid>
-              <w:gridCol w:w="3216"/>
-            </w:tblGrid>
-            <w:tr>
-              <w:trPr>
-                <w:trHeight w:val="2238" w:hRule="exact"/>
-              </w:trPr>
-              <w:tc>
-                <w:tcPr>
-                  <w:tcW w:type="dxa" w:w="3216"/>
-                  <w:shd w:fill="EDEDED" w:color="auto" w:val="clear"/>
-                  <w:tcMar>
-                    <w:top w:type="dxa" w:w="40"/>
-                    <w:left w:type="dxa" w:w="90"/>
-                    <w:bottom w:type="dxa" w:w="40"/>
-                    <w:right w:type="dxa" w:w="90"/>
-                  </w:tcMar>
-                  <w:vAlign w:val="center"/>
-                </w:tcPr>
-                <w:p>
-                  <w:pPr>
-                    <w:spacing w:after="0" w:before="0" w:line="252" w:lineRule="auto"/>
-                    <w:jc w:val="center"/>
-                  </w:pPr>
-                  <w:r>
-                    <w:rPr>
-                      <w:rFonts w:ascii="Arial" w:cs="Arial" w:eastAsia="Arial" w:hAnsi="Arial"/>
-                      <w:b/>
-                      <w:bCs/>
-                      <w:color w:val="5A5A5A"/>
-                      <w:sz w:val="14"/>
-                      <w:szCs w:val="14"/>
-                    </w:rPr>
-                    <w:t xml:space="preserve">Abbildung einfügen</w:t>
-                  </w:r>
-                </w:p>
-                <w:p>
-                  <w:pPr>
-                    <w:spacing w:after="0" w:before="0" w:line="252" w:lineRule="auto"/>
-                    <w:jc w:val="center"/>
-                  </w:pPr>
-                  <w:r>
-                    <w:rPr>
-                      <w:rFonts w:ascii="Arial" w:cs="Arial" w:eastAsia="Arial" w:hAnsi="Arial"/>
-                      <w:i/>
-                      <w:iCs/>
-                      <w:color w:val="5A5A5A"/>
-                      <w:sz w:val="14"/>
-                      <w:szCs w:val="14"/>
-                    </w:rPr>
-                    <w:t xml:space="preserve">Telephone Booths</w:t>
-                  </w:r>
-                </w:p>
-              </w:tc>
-            </w:tr>
-          </w:tbl>
-          <w:p>
-            <w:pPr>
-              <w:spacing w:after="40" w:before="0" w:line="252" w:lineRule="auto"/>
-            </w:pPr>
-            <w:r>
-              <w:rPr>
-                <w:rFonts w:ascii="Arial" w:cs="Arial" w:eastAsia="Arial" w:hAnsi="Arial"/>
-                <w:color w:val="1A1A1A"/>
-                <w:sz w:val="18"/>
-                <w:szCs w:val="18"/>
-              </w:rPr>
-              <w:t xml:space="preserve"/>
-            </w:r>
-          </w:p>
+              <w:right w:type="dxa" w:w="90"/>
+            </w:tcMar>
+            <w:vAlign w:val="top"/>
+          </w:tcPr>
           <w:p>
             <w:pPr>
               <w:spacing w:after="20" w:before="0" w:line="252" w:lineRule="auto"/>
@@ -2659,198 +3394,84 @@
                 <w:rFonts w:ascii="Arial" w:cs="Arial" w:eastAsia="Arial" w:hAnsi="Arial"/>
                 <w:b/>
                 <w:bCs/>
-                <w:color w:val="B07400"/>
-                <w:sz w:val="16"/>
-                <w:szCs w:val="16"/>
-              </w:rPr>
-              <w:t xml:space="preserve">Abb. 1: </w:t>
-            </w:r>
-            <w:r>
-              <w:rPr>
-                <w:rFonts w:ascii="Arial" w:cs="Arial" w:eastAsia="Arial" w:hAnsi="Arial"/>
-                <w:b/>
-                <w:bCs/>
-                <w:color w:val="1A1A1A"/>
-                <w:sz w:val="16"/>
-                <w:szCs w:val="16"/>
-              </w:rPr>
-              <w:t xml:space="preserve">Richard Estes, </w:t>
-            </w:r>
-            <w:r>
-              <w:rPr>
-                <w:rFonts w:ascii="Arial" w:cs="Arial" w:eastAsia="Arial" w:hAnsi="Arial"/>
-                <w:b/>
-                <w:bCs/>
-                <w:i/>
-                <w:iCs/>
-                <w:color w:val="1A1A1A"/>
-                <w:sz w:val="16"/>
-                <w:szCs w:val="16"/>
-              </w:rPr>
-              <w:t xml:space="preserve">Telephone Booths</w:t>
-            </w:r>
-            <w:r>
-              <w:rPr>
-                <w:rFonts w:ascii="Arial" w:cs="Arial" w:eastAsia="Arial" w:hAnsi="Arial"/>
-                <w:b/>
-                <w:bCs/>
-                <w:color w:val="1A1A1A"/>
-                <w:sz w:val="16"/>
-                <w:szCs w:val="16"/>
-              </w:rPr>
-              <w:t xml:space="preserve">, 1967</w:t>
-            </w:r>
-          </w:p>
-          <w:p>
-            <w:pPr>
-              <w:spacing w:after="30" w:before="0" w:line="252" w:lineRule="auto"/>
-            </w:pPr>
-            <w:r>
-              <w:rPr>
-                <w:rFonts w:ascii="Arial" w:cs="Arial" w:eastAsia="Arial" w:hAnsi="Arial"/>
-                <w:color w:val="5A5A5A"/>
-                <w:sz w:val="14"/>
-                <w:szCs w:val="14"/>
-              </w:rPr>
-              <w:t xml:space="preserve">Acryl auf Masonit, 122 × 175,3 cm; Museo Nacional Thyssen-Bornemisza, Madrid</w:t>
-            </w:r>
-          </w:p>
-          <w:p>
-            <w:pPr>
-              <w:spacing w:after="0" w:before="0" w:line="252" w:lineRule="auto"/>
-            </w:pPr>
-            <w:r>
-              <w:rPr>
-                <w:rFonts w:ascii="Arial" w:cs="Arial" w:eastAsia="Arial" w:hAnsi="Arial"/>
-                <w:color w:val="1A1A1A"/>
-                <w:sz w:val="16"/>
-                <w:szCs w:val="16"/>
-              </w:rPr>
-              <w:t xml:space="preserve">Telefonzellen in New York: Spiegelungen in Glas und Metall, Nah und Fern gleich scharf (aus mehreren Fotos zusammengesetzt), keine Pinselspur.</w:t>
-            </w:r>
-          </w:p>
-        </w:tc>
-        <w:tc>
-          <w:tcPr>
-            <w:tcW w:type="dxa" w:w="200"/>
+                <w:color w:val="1A1A1A"/>
+                <w:sz w:val="17"/>
+                <w:szCs w:val="17"/>
+              </w:rPr>
+              <w:t xml:space="preserve">Airbrush: </w:t>
+            </w:r>
+            <w:r>
+              <w:rPr>
+                <w:rFonts w:ascii="Arial" w:cs="Arial" w:eastAsia="Arial" w:hAnsi="Arial"/>
+                <w:color w:val="1A1A1A"/>
+                <w:sz w:val="17"/>
+                <w:szCs w:val="17"/>
+              </w:rPr>
+              <w:t xml:space="preserve">kleine Farbspritzpistole, mit der Farbe sehr fein und ohne Pinselspur aufgesprüht wird</w:t>
+            </w:r>
+          </w:p>
+          <w:p>
+            <w:pPr>
+              <w:spacing w:after="20" w:before="0" w:line="252" w:lineRule="auto"/>
+            </w:pPr>
+            <w:r>
+              <w:rPr>
+                <w:rFonts w:ascii="Arial" w:cs="Arial" w:eastAsia="Arial" w:hAnsi="Arial"/>
+                <w:b/>
+                <w:bCs/>
+                <w:color w:val="1A1A1A"/>
+                <w:sz w:val="17"/>
+                <w:szCs w:val="17"/>
+              </w:rPr>
+              <w:t xml:space="preserve">Raster: </w:t>
+            </w:r>
+            <w:r>
+              <w:rPr>
+                <w:rFonts w:ascii="Arial" w:cs="Arial" w:eastAsia="Arial" w:hAnsi="Arial"/>
+                <w:color w:val="1A1A1A"/>
+                <w:sz w:val="17"/>
+                <w:szCs w:val="17"/>
+              </w:rPr>
+              <w:t xml:space="preserve">Foto und Leinwand werden in gleich viele Quadrate geteilt und Feld für Feld übertragen</w:t>
+            </w:r>
+          </w:p>
+          <w:p>
+            <w:pPr>
+              <w:spacing w:after="20" w:before="0" w:line="252" w:lineRule="auto"/>
+            </w:pPr>
+            <w:r>
+              <w:rPr>
+                <w:rFonts w:ascii="Arial" w:cs="Arial" w:eastAsia="Arial" w:hAnsi="Arial"/>
+                <w:b/>
+                <w:bCs/>
+                <w:color w:val="1A1A1A"/>
+                <w:sz w:val="17"/>
+                <w:szCs w:val="17"/>
+              </w:rPr>
+              <w:t xml:space="preserve">Dia: </w:t>
+            </w:r>
+            <w:r>
+              <w:rPr>
+                <w:rFonts w:ascii="Arial" w:cs="Arial" w:eastAsia="Arial" w:hAnsi="Arial"/>
+                <w:color w:val="1A1A1A"/>
+                <w:sz w:val="17"/>
+                <w:szCs w:val="17"/>
+              </w:rPr>
+              <w:t xml:space="preserve">durchsichtiges Foto, das ein Projektor an die Wand oder auf die Leinwand wirft</w:t>
+            </w:r>
+          </w:p>
+        </w:tc>
+        <w:tc>
+          <w:tcPr>
+            <w:tcW w:type="dxa" w:w="5159"/>
             <w:tcMar>
               <w:top w:type="dxa" w:w="40"/>
-              <w:left w:type="dxa" w:w="0"/>
+              <w:left w:type="dxa" w:w="90"/>
               <w:bottom w:type="dxa" w:w="40"/>
-              <w:right w:type="dxa" w:w="0"/>
-            </w:tcMar>
-            <w:vAlign w:val="top"/>
-          </w:tcPr>
-          <w:p>
-            <w:pPr>
-              <w:spacing w:after="40" w:before="0" w:line="252" w:lineRule="auto"/>
-            </w:pPr>
-            <w:r>
-              <w:rPr>
-                <w:rFonts w:ascii="Arial" w:cs="Arial" w:eastAsia="Arial" w:hAnsi="Arial"/>
-                <w:color w:val="1A1A1A"/>
-                <w:sz w:val="18"/>
-                <w:szCs w:val="18"/>
-              </w:rPr>
-              <w:t xml:space="preserve"/>
-            </w:r>
-          </w:p>
-        </w:tc>
-        <w:tc>
-          <w:tcPr>
-            <w:tcW w:type="dxa" w:w="3306"/>
-            <w:tcMar>
-              <w:top w:type="dxa" w:w="40"/>
-              <w:left w:type="dxa" w:w="0"/>
-              <w:bottom w:type="dxa" w:w="40"/>
-              <w:right w:type="dxa" w:w="0"/>
-            </w:tcMar>
-            <w:vAlign w:val="top"/>
-          </w:tcPr>
-          <w:tbl>
-            <w:tblPr>
-              <w:tblW w:type="dxa" w:w="1748"/>
-              <w:jc w:val="center"/>
-              <w:tblBorders>
-                <w:top w:val="single" w:color="BFBFBF" w:sz="4"/>
-                <w:left w:val="single" w:color="BFBFBF" w:sz="4"/>
-                <w:bottom w:val="single" w:color="BFBFBF" w:sz="4"/>
-                <w:right w:val="single" w:color="BFBFBF" w:sz="4"/>
-                <w:insideH w:val="none" w:color="FFFFFF" w:sz="0"/>
-                <w:insideV w:val="none" w:color="FFFFFF" w:sz="0"/>
-              </w:tblBorders>
-              <w:tblLayout w:type="fixed"/>
-            </w:tblPr>
-            <w:tblGrid>
-              <w:gridCol w:w="1748"/>
-            </w:tblGrid>
-            <w:tr>
-              <w:trPr>
-                <w:trHeight w:val="2250" w:hRule="exact"/>
-              </w:trPr>
-              <w:tc>
-                <w:tcPr>
-                  <w:tcW w:type="dxa" w:w="1748"/>
-                  <w:shd w:fill="EDEDED" w:color="auto" w:val="clear"/>
-                  <w:tcMar>
-                    <w:top w:type="dxa" w:w="40"/>
-                    <w:left w:type="dxa" w:w="90"/>
-                    <w:bottom w:type="dxa" w:w="40"/>
-                    <w:right w:type="dxa" w:w="90"/>
-                  </w:tcMar>
-                  <w:vAlign w:val="center"/>
-                </w:tcPr>
-                <w:p>
-                  <w:pPr>
-                    <w:spacing w:after="0" w:before="0" w:line="252" w:lineRule="auto"/>
-                    <w:jc w:val="center"/>
-                  </w:pPr>
-                  <w:r>
-                    <w:rPr>
-                      <w:rFonts w:ascii="Arial" w:cs="Arial" w:eastAsia="Arial" w:hAnsi="Arial"/>
-                      <w:b/>
-                      <w:bCs/>
-                      <w:color w:val="5A5A5A"/>
-                      <w:sz w:val="14"/>
-                      <w:szCs w:val="14"/>
-                    </w:rPr>
-                    <w:t xml:space="preserve">Abbildung einfügen</w:t>
-                  </w:r>
-                </w:p>
-                <w:p>
-                  <w:pPr>
-                    <w:spacing w:after="0" w:before="0" w:line="252" w:lineRule="auto"/>
-                    <w:jc w:val="center"/>
-                  </w:pPr>
-                  <w:r>
-                    <w:rPr>
-                      <w:rFonts w:ascii="Arial" w:cs="Arial" w:eastAsia="Arial" w:hAnsi="Arial"/>
-                      <w:i/>
-                      <w:iCs/>
-                      <w:color w:val="5A5A5A"/>
-                      <w:sz w:val="14"/>
-                      <w:szCs w:val="14"/>
-                    </w:rPr>
-                    <w:t xml:space="preserve">Big Self-Portrait</w:t>
-                  </w:r>
-                </w:p>
-              </w:tc>
-            </w:tr>
-          </w:tbl>
-          <w:p>
-            <w:pPr>
-              <w:spacing w:after="40" w:before="0" w:line="252" w:lineRule="auto"/>
-            </w:pPr>
-            <w:r>
-              <w:rPr>
-                <w:rFonts w:ascii="Arial" w:cs="Arial" w:eastAsia="Arial" w:hAnsi="Arial"/>
-                <w:color w:val="1A1A1A"/>
-                <w:sz w:val="18"/>
-                <w:szCs w:val="18"/>
-              </w:rPr>
-              <w:t xml:space="preserve"/>
-            </w:r>
-          </w:p>
+              <w:right w:type="dxa" w:w="90"/>
+            </w:tcMar>
+            <w:vAlign w:val="top"/>
+          </w:tcPr>
           <w:p>
             <w:pPr>
               <w:spacing w:after="20" w:before="0" w:line="252" w:lineRule="auto"/>
@@ -2860,196 +3481,20 @@
                 <w:rFonts w:ascii="Arial" w:cs="Arial" w:eastAsia="Arial" w:hAnsi="Arial"/>
                 <w:b/>
                 <w:bCs/>
-                <w:color w:val="B07400"/>
-                <w:sz w:val="16"/>
-                <w:szCs w:val="16"/>
-              </w:rPr>
-              <w:t xml:space="preserve">Abb. 2: </w:t>
-            </w:r>
-            <w:r>
-              <w:rPr>
-                <w:rFonts w:ascii="Arial" w:cs="Arial" w:eastAsia="Arial" w:hAnsi="Arial"/>
-                <w:b/>
-                <w:bCs/>
-                <w:color w:val="1A1A1A"/>
-                <w:sz w:val="16"/>
-                <w:szCs w:val="16"/>
-              </w:rPr>
-              <w:t xml:space="preserve">Chuck Close, </w:t>
-            </w:r>
-            <w:r>
-              <w:rPr>
-                <w:rFonts w:ascii="Arial" w:cs="Arial" w:eastAsia="Arial" w:hAnsi="Arial"/>
-                <w:b/>
-                <w:bCs/>
-                <w:i/>
-                <w:iCs/>
-                <w:color w:val="1A1A1A"/>
-                <w:sz w:val="16"/>
-                <w:szCs w:val="16"/>
-              </w:rPr>
-              <w:t xml:space="preserve">Big Self-Portrait</w:t>
-            </w:r>
-            <w:r>
-              <w:rPr>
-                <w:rFonts w:ascii="Arial" w:cs="Arial" w:eastAsia="Arial" w:hAnsi="Arial"/>
-                <w:b/>
-                <w:bCs/>
-                <w:color w:val="1A1A1A"/>
-                <w:sz w:val="16"/>
-                <w:szCs w:val="16"/>
-              </w:rPr>
-              <w:t xml:space="preserve">, 1967–68</w:t>
-            </w:r>
-          </w:p>
-          <w:p>
-            <w:pPr>
-              <w:spacing w:after="30" w:before="0" w:line="252" w:lineRule="auto"/>
-            </w:pPr>
-            <w:r>
-              <w:rPr>
-                <w:rFonts w:ascii="Arial" w:cs="Arial" w:eastAsia="Arial" w:hAnsi="Arial"/>
-                <w:color w:val="5A5A5A"/>
-                <w:sz w:val="14"/>
-                <w:szCs w:val="14"/>
-              </w:rPr>
-              <w:t xml:space="preserve">Acryl auf Leinwand (Airbrush), 273,1 × 212,1 cm; Walker Art Center, Minneapolis</w:t>
-            </w:r>
-          </w:p>
-          <w:p>
-            <w:pPr>
-              <w:spacing w:after="0" w:before="0" w:line="252" w:lineRule="auto"/>
-            </w:pPr>
-            <w:r>
-              <w:rPr>
-                <w:rFonts w:ascii="Arial" w:cs="Arial" w:eastAsia="Arial" w:hAnsi="Arial"/>
-                <w:color w:val="1A1A1A"/>
-                <w:sz w:val="16"/>
-                <w:szCs w:val="16"/>
-              </w:rPr>
-              <w:t xml:space="preserve">Selbstbildnis, 2,73 m hoch: per Raster vom Foto übertragen, mit Airbrush gemalt; die Unschärfe von Nasenspitze und Ohren ist mitgemalt.</w:t>
-            </w:r>
-          </w:p>
-        </w:tc>
-        <w:tc>
-          <w:tcPr>
-            <w:tcW w:type="dxa" w:w="200"/>
-            <w:tcMar>
-              <w:top w:type="dxa" w:w="40"/>
-              <w:left w:type="dxa" w:w="0"/>
-              <w:bottom w:type="dxa" w:w="40"/>
-              <w:right w:type="dxa" w:w="0"/>
-            </w:tcMar>
-            <w:vAlign w:val="top"/>
-          </w:tcPr>
-          <w:p>
-            <w:pPr>
-              <w:spacing w:after="40" w:before="0" w:line="252" w:lineRule="auto"/>
-            </w:pPr>
-            <w:r>
-              <w:rPr>
-                <w:rFonts w:ascii="Arial" w:cs="Arial" w:eastAsia="Arial" w:hAnsi="Arial"/>
-                <w:color w:val="1A1A1A"/>
-                <w:sz w:val="18"/>
-                <w:szCs w:val="18"/>
-              </w:rPr>
-              <w:t xml:space="preserve"/>
-            </w:r>
-          </w:p>
-        </w:tc>
-        <w:tc>
-          <w:tcPr>
-            <w:tcW w:type="dxa" w:w="3306"/>
-            <w:tcMar>
-              <w:top w:type="dxa" w:w="40"/>
-              <w:left w:type="dxa" w:w="0"/>
-              <w:bottom w:type="dxa" w:w="40"/>
-              <w:right w:type="dxa" w:w="0"/>
-            </w:tcMar>
-            <w:vAlign w:val="top"/>
-          </w:tcPr>
-          <w:tbl>
-            <w:tblPr>
-              <w:tblW w:type="dxa" w:w="1800"/>
-              <w:jc w:val="center"/>
-              <w:tblBorders>
-                <w:top w:val="single" w:color="BFBFBF" w:sz="4"/>
-                <w:left w:val="single" w:color="BFBFBF" w:sz="4"/>
-                <w:bottom w:val="single" w:color="BFBFBF" w:sz="4"/>
-                <w:right w:val="single" w:color="BFBFBF" w:sz="4"/>
-                <w:insideH w:val="none" w:color="FFFFFF" w:sz="0"/>
-                <w:insideV w:val="none" w:color="FFFFFF" w:sz="0"/>
-              </w:tblBorders>
-              <w:tblLayout w:type="fixed"/>
-            </w:tblPr>
-            <w:tblGrid>
-              <w:gridCol w:w="1800"/>
-            </w:tblGrid>
-            <w:tr>
-              <w:trPr>
-                <w:trHeight w:val="2250" w:hRule="exact"/>
-              </w:trPr>
-              <w:tc>
-                <w:tcPr>
-                  <w:tcW w:type="dxa" w:w="1800"/>
-                  <w:shd w:fill="EDEDED" w:color="auto" w:val="clear"/>
-                  <w:tcMar>
-                    <w:top w:type="dxa" w:w="40"/>
-                    <w:left w:type="dxa" w:w="90"/>
-                    <w:bottom w:type="dxa" w:w="40"/>
-                    <w:right w:type="dxa" w:w="90"/>
-                  </w:tcMar>
-                  <w:vAlign w:val="center"/>
-                </w:tcPr>
-                <w:p>
-                  <w:pPr>
-                    <w:spacing w:after="0" w:before="0" w:line="252" w:lineRule="auto"/>
-                    <w:jc w:val="center"/>
-                  </w:pPr>
-                  <w:r>
-                    <w:rPr>
-                      <w:rFonts w:ascii="Arial" w:cs="Arial" w:eastAsia="Arial" w:hAnsi="Arial"/>
-                      <w:b/>
-                      <w:bCs/>
-                      <w:color w:val="5A5A5A"/>
-                      <w:sz w:val="14"/>
-                      <w:szCs w:val="14"/>
-                    </w:rPr>
-                    <w:t xml:space="preserve">Abbildung einfügen</w:t>
-                  </w:r>
-                </w:p>
-                <w:p>
-                  <w:pPr>
-                    <w:spacing w:after="0" w:before="0" w:line="252" w:lineRule="auto"/>
-                    <w:jc w:val="center"/>
-                  </w:pPr>
-                  <w:r>
-                    <w:rPr>
-                      <w:rFonts w:ascii="Arial" w:cs="Arial" w:eastAsia="Arial" w:hAnsi="Arial"/>
-                      <w:i/>
-                      <w:iCs/>
-                      <w:color w:val="5A5A5A"/>
-                      <w:sz w:val="14"/>
-                      <w:szCs w:val="14"/>
-                    </w:rPr>
-                    <w:t xml:space="preserve">Supermarket Lady</w:t>
-                  </w:r>
-                </w:p>
-              </w:tc>
-            </w:tr>
-          </w:tbl>
-          <w:p>
-            <w:pPr>
-              <w:spacing w:after="40" w:before="0" w:line="252" w:lineRule="auto"/>
-            </w:pPr>
-            <w:r>
-              <w:rPr>
-                <w:rFonts w:ascii="Arial" w:cs="Arial" w:eastAsia="Arial" w:hAnsi="Arial"/>
-                <w:color w:val="1A1A1A"/>
-                <w:sz w:val="18"/>
-                <w:szCs w:val="18"/>
-              </w:rPr>
-              <w:t xml:space="preserve"/>
+                <w:color w:val="1A1A1A"/>
+                <w:sz w:val="17"/>
+                <w:szCs w:val="17"/>
+              </w:rPr>
+              <w:t xml:space="preserve">Vanitas: </w:t>
+            </w:r>
+            <w:r>
+              <w:rPr>
+                <w:rFonts w:ascii="Arial" w:cs="Arial" w:eastAsia="Arial" w:hAnsi="Arial"/>
+                <w:color w:val="1A1A1A"/>
+                <w:sz w:val="17"/>
+                <w:szCs w:val="17"/>
+              </w:rPr>
+              <w:t xml:space="preserve">lat. „Nichtigkeit“: Stillleben mit Symbolen der Vergänglichkeit (Kerze, Uhr, Obst)</w:t>
             </w:r>
           </w:p>
           <w:p>
@@ -3061,79 +3506,64 @@
                 <w:rFonts w:ascii="Arial" w:cs="Arial" w:eastAsia="Arial" w:hAnsi="Arial"/>
                 <w:b/>
                 <w:bCs/>
-                <w:color w:val="B07400"/>
-                <w:sz w:val="16"/>
-                <w:szCs w:val="16"/>
-              </w:rPr>
-              <w:t xml:space="preserve">Abb. 3: </w:t>
-            </w:r>
-            <w:r>
-              <w:rPr>
-                <w:rFonts w:ascii="Arial" w:cs="Arial" w:eastAsia="Arial" w:hAnsi="Arial"/>
-                <w:b/>
-                <w:bCs/>
-                <w:color w:val="1A1A1A"/>
-                <w:sz w:val="16"/>
-                <w:szCs w:val="16"/>
-              </w:rPr>
-              <w:t xml:space="preserve">Duane Hanson, </w:t>
-            </w:r>
-            <w:r>
-              <w:rPr>
-                <w:rFonts w:ascii="Arial" w:cs="Arial" w:eastAsia="Arial" w:hAnsi="Arial"/>
-                <w:b/>
-                <w:bCs/>
-                <w:i/>
-                <w:iCs/>
-                <w:color w:val="1A1A1A"/>
-                <w:sz w:val="16"/>
-                <w:szCs w:val="16"/>
-              </w:rPr>
-              <w:t xml:space="preserve">Supermarket Lady</w:t>
-            </w:r>
-            <w:r>
-              <w:rPr>
-                <w:rFonts w:ascii="Arial" w:cs="Arial" w:eastAsia="Arial" w:hAnsi="Arial"/>
-                <w:b/>
-                <w:bCs/>
-                <w:color w:val="1A1A1A"/>
-                <w:sz w:val="16"/>
-                <w:szCs w:val="16"/>
-              </w:rPr>
-              <w:t xml:space="preserve">, 1969/70</w:t>
-            </w:r>
-          </w:p>
-          <w:p>
-            <w:pPr>
-              <w:spacing w:after="30" w:before="0" w:line="252" w:lineRule="auto"/>
-            </w:pPr>
-            <w:r>
-              <w:rPr>
-                <w:rFonts w:ascii="Arial" w:cs="Arial" w:eastAsia="Arial" w:hAnsi="Arial"/>
-                <w:color w:val="5A5A5A"/>
-                <w:sz w:val="14"/>
-                <w:szCs w:val="14"/>
-              </w:rPr>
-              <w:t xml:space="preserve">Polyesterharz und Glasfaser, bemalt; echte Kleidung und Waren, lebensgroß; Ludwig Forum für Internationale Kunst, Aachen</w:t>
-            </w:r>
-          </w:p>
-          <w:p>
-            <w:pPr>
-              <w:spacing w:after="0" w:before="0" w:line="252" w:lineRule="auto"/>
-            </w:pPr>
-            <w:r>
-              <w:rPr>
-                <w:rFonts w:ascii="Arial" w:cs="Arial" w:eastAsia="Arial" w:hAnsi="Arial"/>
-                <w:color w:val="1A1A1A"/>
-                <w:sz w:val="16"/>
-                <w:szCs w:val="16"/>
-              </w:rPr>
-              <w:t xml:space="preserve">Abguss vom lebenden Modell, naturgetreu bemalt, echte Kleidung und Waren – im Museum oft für eine echte Besucherin gehalten.</w:t>
+                <w:color w:val="1A1A1A"/>
+                <w:sz w:val="17"/>
+                <w:szCs w:val="17"/>
+              </w:rPr>
+              <w:t xml:space="preserve">Diner: </w:t>
+            </w:r>
+            <w:r>
+              <w:rPr>
+                <w:rFonts w:ascii="Arial" w:cs="Arial" w:eastAsia="Arial" w:hAnsi="Arial"/>
+                <w:color w:val="1A1A1A"/>
+                <w:sz w:val="17"/>
+                <w:szCs w:val="17"/>
+              </w:rPr>
+              <w:t xml:space="preserve">typisch amerikanisches Schnellrestaurant mit Theke und Chrom</w:t>
+            </w:r>
+          </w:p>
+          <w:p>
+            <w:pPr>
+              <w:spacing w:after="20" w:before="0" w:line="252" w:lineRule="auto"/>
+            </w:pPr>
+            <w:r>
+              <w:rPr>
+                <w:rFonts w:ascii="Arial" w:cs="Arial" w:eastAsia="Arial" w:hAnsi="Arial"/>
+                <w:b/>
+                <w:bCs/>
+                <w:color w:val="1A1A1A"/>
+                <w:sz w:val="17"/>
+                <w:szCs w:val="17"/>
+              </w:rPr>
+              <w:t xml:space="preserve">documenta: </w:t>
+            </w:r>
+            <w:r>
+              <w:rPr>
+                <w:rFonts w:ascii="Arial" w:cs="Arial" w:eastAsia="Arial" w:hAnsi="Arial"/>
+                <w:color w:val="1A1A1A"/>
+                <w:sz w:val="17"/>
+                <w:szCs w:val="17"/>
+              </w:rPr>
+              <w:t xml:space="preserve">eine der wichtigsten Ausstellungen für Gegenwartskunst, alle fünf Jahre in Kassel</w:t>
             </w:r>
           </w:p>
         </w:tc>
       </w:tr>
     </w:tbl>
+    <w:p>
+      <w:pPr>
+        <w:spacing w:after="40" w:before="0" w:line="120" w:lineRule="auto"/>
+      </w:pPr>
+      <w:r>
+        <w:rPr>
+          <w:rFonts w:ascii="Arial" w:cs="Arial" w:eastAsia="Arial" w:hAnsi="Arial"/>
+          <w:color w:val="1A1A1A"/>
+          <w:sz w:val="20"/>
+          <w:szCs w:val="20"/>
+        </w:rPr>
+        <w:t xml:space="preserve"/>
+      </w:r>
+    </w:p>
     <w:tbl>
       <w:tblPr>
         <w:tblW w:type="dxa" w:w="10318"/>
@@ -3172,9 +3602,9 @@
                 <w:rFonts w:ascii="Arial" w:cs="Arial" w:eastAsia="Arial" w:hAnsi="Arial"/>
                 <w:b/>
                 <w:bCs/>
-                <w:color w:val="B07400"/>
-                <w:sz w:val="18"/>
-                <w:szCs w:val="18"/>
+                <w:color w:val="9A6400"/>
+                <w:sz w:val="20"/>
+                <w:szCs w:val="20"/>
               </w:rPr>
               <w:t xml:space="preserve">Zum Nachdenken: </w:t>
             </w:r>
@@ -3184,8 +3614,8 @@
                 <w:b/>
                 <w:bCs/>
                 <w:color w:val="1A1A1A"/>
-                <w:sz w:val="18"/>
-                <w:szCs w:val="18"/>
+                <w:sz w:val="20"/>
+                <w:szCs w:val="20"/>
               </w:rPr>
               <w:t xml:space="preserve">Ist es Kunst, ein Foto perfekt abzumalen?</w:t>
             </w:r>
@@ -3197,11 +3627,11 @@
             <w:r>
               <w:rPr>
                 <w:rFonts w:ascii="Arial" w:cs="Arial" w:eastAsia="Arial" w:hAnsi="Arial"/>
-                <w:color w:val="5A5A5A"/>
-                <w:sz w:val="16"/>
-                <w:szCs w:val="16"/>
-              </w:rPr>
-              <w:t xml:space="preserve">Kritiker warfen dem Fotorealismus bloßes Abmalen vor. Die Werke lenken den Blick aber auf unsere Wahrnehmung: Wie sehr vertrauen wir Bildern? In Zeiten von Smartphone, Filtern und KI-Bildern ist diese Frage aktueller denn je.</w:t>
+                <w:color w:val="555555"/>
+                <w:sz w:val="17"/>
+                <w:szCs w:val="17"/>
+              </w:rPr>
+              <w:t xml:space="preserve">Kritiker sprachen von bloßem Abmalen – doch die Werke fragen, wie sehr wir Bildern vertrauen. In Zeiten von Smartphones, Filtern und KI-Bildern ist das aktueller denn je.</w:t>
             </w:r>
           </w:p>
         </w:tc>
@@ -3388,7 +3818,7 @@
         <w:ind w:left="260" w:hanging="200"/>
       </w:pPr>
       <w:rPr>
-        <w:color w:val="B07400"/>
+        <w:color w:val="9A6400"/>
       </w:rPr>
     </w:lvl>
   </w:abstractNum>
@@ -3414,8 +3844,8 @@
       <w:rPr>
         <w:rFonts w:ascii="Arial" w:cs="Arial" w:eastAsia="Arial" w:hAnsi="Arial"/>
         <w:color w:val="1A1A1A"/>
-        <w:sz w:val="18"/>
-        <w:szCs w:val="18"/>
+        <w:sz w:val="20"/>
+        <w:szCs w:val="20"/>
       </w:rPr>
     </w:rPrDefault>
     <w:pPrDefault/>
@@ -3572,7 +4002,7 @@
     <w:unhideWhenUsed/>
     <w:pPr>
       <w:spacing w:after="100"/>
-      <w:ind w:left="180"/>
+      <w:ind w:left="200"/>
     </w:pPr>
   </w:style>
   <w:style w:type="paragraph" w:styleId="TOC3">
@@ -3584,7 +4014,7 @@
     <w:unhideWhenUsed/>
     <w:pPr>
       <w:spacing w:after="100"/>
-      <w:ind w:left="360"/>
+      <w:ind w:left="400"/>
     </w:pPr>
   </w:style>
   <w:style w:type="paragraph" w:styleId="TOC4">
@@ -3596,7 +4026,7 @@
     <w:unhideWhenUsed/>
     <w:pPr>
       <w:spacing w:after="100"/>
-      <w:ind w:left="540"/>
+      <w:ind w:left="600"/>
     </w:pPr>
   </w:style>
   <w:style w:type="paragraph" w:styleId="TOC5">
@@ -3608,7 +4038,7 @@
     <w:unhideWhenUsed/>
     <w:pPr>
       <w:spacing w:after="100"/>
-      <w:ind w:left="720"/>
+      <w:ind w:left="800"/>
     </w:pPr>
   </w:style>
   <w:style w:type="paragraph" w:styleId="TOC6">
@@ -3620,7 +4050,7 @@
     <w:unhideWhenUsed/>
     <w:pPr>
       <w:spacing w:after="100"/>
-      <w:ind w:left="900"/>
+      <w:ind w:left="1000"/>
     </w:pPr>
   </w:style>
   <w:style w:type="paragraph" w:styleId="TOC7">
@@ -3632,7 +4062,7 @@
     <w:unhideWhenUsed/>
     <w:pPr>
       <w:spacing w:after="100"/>
-      <w:ind w:left="1080"/>
+      <w:ind w:left="1200"/>
     </w:pPr>
   </w:style>
   <w:style w:type="paragraph" w:styleId="TOC8">
@@ -3644,7 +4074,7 @@
     <w:unhideWhenUsed/>
     <w:pPr>
       <w:spacing w:after="100"/>
-      <w:ind w:left="1260"/>
+      <w:ind w:left="1400"/>
     </w:pPr>
   </w:style>
   <w:style w:type="paragraph" w:styleId="TOC9">
@@ -3656,7 +4086,7 @@
     <w:unhideWhenUsed/>
     <w:pPr>
       <w:spacing w:after="100"/>
-      <w:ind w:left="1440"/>
+      <w:ind w:left="1600"/>
     </w:pPr>
   </w:style>
   <w:style w:type="character" w:styleId="Hyperlink">
